--- a/Results/TA2.docx
+++ b/Results/TA2.docx
@@ -393,7 +393,7 @@
                 <w:szCs w:val="22"/>
                 <w:color w:val="000000"/>
               </w:rPr>
-              <w:t xml:space="preserve">201.12 ***</w:t>
+              <w:t xml:space="preserve">222.89 ***</w:t>
             </w:r>
           </w:p>
         </w:tc>
@@ -446,7 +446,7 @@
                 <w:szCs w:val="22"/>
                 <w:color w:val="000000"/>
               </w:rPr>
-              <w:t xml:space="preserve">225.46 ***</w:t>
+              <w:t xml:space="preserve">249.68 ***</w:t>
             </w:r>
           </w:p>
         </w:tc>
@@ -499,7 +499,7 @@
                 <w:szCs w:val="22"/>
                 <w:color w:val="000000"/>
               </w:rPr>
-              <w:t xml:space="preserve">224.01 ***</w:t>
+              <w:t xml:space="preserve">248.21 ***</w:t>
             </w:r>
           </w:p>
         </w:tc>
@@ -552,7 +552,7 @@
                 <w:szCs w:val="22"/>
                 <w:color w:val="000000"/>
               </w:rPr>
-              <w:t xml:space="preserve">224.27 ***</w:t>
+              <w:t xml:space="preserve">248.50 ***</w:t>
             </w:r>
           </w:p>
         </w:tc>
@@ -664,60 +664,7 @@
                 <w:szCs w:val="22"/>
                 <w:color w:val="000000"/>
               </w:rPr>
-              <w:t xml:space="preserve">(2.32)   </w:t>
-            </w:r>
-          </w:p>
-        </w:tc>
-        <w:tc>
-          <w:tcPr>
-            <w:tcBorders>
-              <w:bottom w:val="none" w:sz="0" w:space="0" w:color="000000"/>
-              <w:top w:val="none" w:sz="0" w:space="0" w:color="000000"/>
-              <w:left w:val="none" w:sz="0" w:space="0" w:color="000000"/>
-              <w:right w:val="none" w:sz="0" w:space="0" w:color="000000"/>
-            </w:tcBorders>
-            <w:shd w:val="clear" w:color="auto" w:fill="FFFFFF"/>
-            <w:tcMar>
-              <w:top w:w="0" w:type="dxa"/>
-              <w:bottom w:w="0" w:type="dxa"/>
-              <w:left w:w="0" w:type="dxa"/>
-              <w:right w:w="0" w:type="dxa"/>
-            </w:tcMar>
-            <w:vAlign w:val="top"/>
-          </w:tcPr>
-          <w:p>
-            <w:pPr>
-              <w:pStyle w:val="Normal"/>
-              <w:jc w:val="right"/>
-              <w:pBdr>
-                <w:bottom w:val="none" w:sz="0" w:space="0" w:color="000000"/>
-                <w:top w:val="none" w:sz="0" w:space="0" w:color="000000"/>
-                <w:left w:val="none" w:sz="0" w:space="0" w:color="000000"/>
-                <w:right w:val="none" w:sz="0" w:space="0" w:color="000000"/>
-              </w:pBdr>
-              <w:spacing w:after="120" w:before="120" w:line="240"/>
-              <w:ind w:left="120" w:right="120" w:firstLine="0" w:firstLineChars="0"/>
-              <w:rPr>
-                <w:rFonts w:ascii="Arial" w:hAnsi="Arial" w:eastAsia="Arial" w:cs="Arial"/>
-                <w:i w:val="false"/>
-                <w:b w:val="false"/>
-                <w:u w:val="none"/>
-                <w:sz w:val="22"/>
-                <w:szCs w:val="22"/>
-                <w:color w:val="000000"/>
-              </w:rPr>
-            </w:pPr>
-            <w:r>
-              <w:rPr>
-                <w:rFonts w:ascii="Arial" w:hAnsi="Arial" w:eastAsia="Arial" w:cs="Arial"/>
-                <w:i w:val="false"/>
-                <w:b w:val="false"/>
-                <w:u w:val="none"/>
-                <w:sz w:val="22"/>
-                <w:szCs w:val="22"/>
-                <w:color w:val="000000"/>
-              </w:rPr>
-              <w:t xml:space="preserve">(0.87)   </w:t>
+              <w:t xml:space="preserve">(2.20)   </w:t>
             </w:r>
           </w:p>
         </w:tc>
@@ -823,7 +770,60 @@
                 <w:szCs w:val="22"/>
                 <w:color w:val="000000"/>
               </w:rPr>
-              <w:t xml:space="preserve">(0.81)   </w:t>
+              <w:t xml:space="preserve">(0.76)   </w:t>
+            </w:r>
+          </w:p>
+        </w:tc>
+        <w:tc>
+          <w:tcPr>
+            <w:tcBorders>
+              <w:bottom w:val="none" w:sz="0" w:space="0" w:color="000000"/>
+              <w:top w:val="none" w:sz="0" w:space="0" w:color="000000"/>
+              <w:left w:val="none" w:sz="0" w:space="0" w:color="000000"/>
+              <w:right w:val="none" w:sz="0" w:space="0" w:color="000000"/>
+            </w:tcBorders>
+            <w:shd w:val="clear" w:color="auto" w:fill="FFFFFF"/>
+            <w:tcMar>
+              <w:top w:w="0" w:type="dxa"/>
+              <w:bottom w:w="0" w:type="dxa"/>
+              <w:left w:w="0" w:type="dxa"/>
+              <w:right w:w="0" w:type="dxa"/>
+            </w:tcMar>
+            <w:vAlign w:val="top"/>
+          </w:tcPr>
+          <w:p>
+            <w:pPr>
+              <w:pStyle w:val="Normal"/>
+              <w:jc w:val="right"/>
+              <w:pBdr>
+                <w:bottom w:val="none" w:sz="0" w:space="0" w:color="000000"/>
+                <w:top w:val="none" w:sz="0" w:space="0" w:color="000000"/>
+                <w:left w:val="none" w:sz="0" w:space="0" w:color="000000"/>
+                <w:right w:val="none" w:sz="0" w:space="0" w:color="000000"/>
+              </w:pBdr>
+              <w:spacing w:after="120" w:before="120" w:line="240"/>
+              <w:ind w:left="120" w:right="120" w:firstLine="0" w:firstLineChars="0"/>
+              <w:rPr>
+                <w:rFonts w:ascii="Arial" w:hAnsi="Arial" w:eastAsia="Arial" w:cs="Arial"/>
+                <w:i w:val="false"/>
+                <w:b w:val="false"/>
+                <w:u w:val="none"/>
+                <w:sz w:val="22"/>
+                <w:szCs w:val="22"/>
+                <w:color w:val="000000"/>
+              </w:rPr>
+            </w:pPr>
+            <w:r>
+              <w:rPr>
+                <w:rFonts w:ascii="Arial" w:hAnsi="Arial" w:eastAsia="Arial" w:cs="Arial"/>
+                <w:i w:val="false"/>
+                <w:b w:val="false"/>
+                <w:u w:val="none"/>
+                <w:sz w:val="22"/>
+                <w:szCs w:val="22"/>
+                <w:color w:val="000000"/>
+              </w:rPr>
+              <w:t xml:space="preserve">(0.76)   </w:t>
             </w:r>
           </w:p>
         </w:tc>
@@ -935,166 +935,166 @@
                 <w:szCs w:val="22"/>
                 <w:color w:val="000000"/>
               </w:rPr>
-              <w:t xml:space="preserve">20.97 ***</w:t>
-            </w:r>
-          </w:p>
-        </w:tc>
-        <w:tc>
-          <w:tcPr>
-            <w:tcBorders>
-              <w:bottom w:val="none" w:sz="0" w:space="0" w:color="000000"/>
-              <w:top w:val="none" w:sz="0" w:space="0" w:color="000000"/>
-              <w:left w:val="none" w:sz="0" w:space="0" w:color="000000"/>
-              <w:right w:val="none" w:sz="0" w:space="0" w:color="000000"/>
-            </w:tcBorders>
-            <w:shd w:val="clear" w:color="auto" w:fill="FFFFFF"/>
-            <w:tcMar>
-              <w:top w:w="0" w:type="dxa"/>
-              <w:bottom w:w="0" w:type="dxa"/>
-              <w:left w:w="0" w:type="dxa"/>
-              <w:right w:w="0" w:type="dxa"/>
-            </w:tcMar>
-            <w:vAlign w:val="top"/>
-          </w:tcPr>
-          <w:p>
-            <w:pPr>
-              <w:pStyle w:val="Normal"/>
-              <w:jc w:val="right"/>
-              <w:pBdr>
-                <w:bottom w:val="none" w:sz="0" w:space="0" w:color="000000"/>
-                <w:top w:val="none" w:sz="0" w:space="0" w:color="000000"/>
-                <w:left w:val="none" w:sz="0" w:space="0" w:color="000000"/>
-                <w:right w:val="none" w:sz="0" w:space="0" w:color="000000"/>
-              </w:pBdr>
-              <w:spacing w:after="120" w:before="120" w:line="240"/>
-              <w:ind w:left="120" w:right="120" w:firstLine="0" w:firstLineChars="0"/>
-              <w:rPr>
-                <w:rFonts w:ascii="Arial" w:hAnsi="Arial" w:eastAsia="Arial" w:cs="Arial"/>
-                <w:i w:val="false"/>
-                <w:b w:val="false"/>
-                <w:u w:val="none"/>
-                <w:sz w:val="22"/>
-                <w:szCs w:val="22"/>
-                <w:color w:val="000000"/>
-              </w:rPr>
-            </w:pPr>
-            <w:r>
-              <w:rPr>
-                <w:rFonts w:ascii="Arial" w:hAnsi="Arial" w:eastAsia="Arial" w:cs="Arial"/>
-                <w:i w:val="false"/>
-                <w:b w:val="false"/>
-                <w:u w:val="none"/>
-                <w:sz w:val="22"/>
-                <w:szCs w:val="22"/>
-                <w:color w:val="000000"/>
-              </w:rPr>
-              <w:t xml:space="preserve">15.48 ***</w:t>
-            </w:r>
-          </w:p>
-        </w:tc>
-        <w:tc>
-          <w:tcPr>
-            <w:tcBorders>
-              <w:bottom w:val="none" w:sz="0" w:space="0" w:color="000000"/>
-              <w:top w:val="none" w:sz="0" w:space="0" w:color="000000"/>
-              <w:left w:val="none" w:sz="0" w:space="0" w:color="000000"/>
-              <w:right w:val="none" w:sz="0" w:space="0" w:color="000000"/>
-            </w:tcBorders>
-            <w:shd w:val="clear" w:color="auto" w:fill="FFFFFF"/>
-            <w:tcMar>
-              <w:top w:w="0" w:type="dxa"/>
-              <w:bottom w:w="0" w:type="dxa"/>
-              <w:left w:w="0" w:type="dxa"/>
-              <w:right w:w="0" w:type="dxa"/>
-            </w:tcMar>
-            <w:vAlign w:val="top"/>
-          </w:tcPr>
-          <w:p>
-            <w:pPr>
-              <w:pStyle w:val="Normal"/>
-              <w:jc w:val="right"/>
-              <w:pBdr>
-                <w:bottom w:val="none" w:sz="0" w:space="0" w:color="000000"/>
-                <w:top w:val="none" w:sz="0" w:space="0" w:color="000000"/>
-                <w:left w:val="none" w:sz="0" w:space="0" w:color="000000"/>
-                <w:right w:val="none" w:sz="0" w:space="0" w:color="000000"/>
-              </w:pBdr>
-              <w:spacing w:after="120" w:before="120" w:line="240"/>
-              <w:ind w:left="120" w:right="120" w:firstLine="0" w:firstLineChars="0"/>
-              <w:rPr>
-                <w:rFonts w:ascii="Arial" w:hAnsi="Arial" w:eastAsia="Arial" w:cs="Arial"/>
-                <w:i w:val="false"/>
-                <w:b w:val="false"/>
-                <w:u w:val="none"/>
-                <w:sz w:val="22"/>
-                <w:szCs w:val="22"/>
-                <w:color w:val="000000"/>
-              </w:rPr>
-            </w:pPr>
-            <w:r>
-              <w:rPr>
-                <w:rFonts w:ascii="Arial" w:hAnsi="Arial" w:eastAsia="Arial" w:cs="Arial"/>
-                <w:i w:val="false"/>
-                <w:b w:val="false"/>
-                <w:u w:val="none"/>
-                <w:sz w:val="22"/>
-                <w:szCs w:val="22"/>
-                <w:color w:val="000000"/>
-              </w:rPr>
-              <w:t xml:space="preserve">16.29 ***</w:t>
-            </w:r>
-          </w:p>
-        </w:tc>
-        <w:tc>
-          <w:tcPr>
-            <w:tcBorders>
-              <w:bottom w:val="none" w:sz="0" w:space="0" w:color="000000"/>
-              <w:top w:val="none" w:sz="0" w:space="0" w:color="000000"/>
-              <w:left w:val="none" w:sz="0" w:space="0" w:color="000000"/>
-              <w:right w:val="none" w:sz="0" w:space="0" w:color="000000"/>
-            </w:tcBorders>
-            <w:shd w:val="clear" w:color="auto" w:fill="FFFFFF"/>
-            <w:tcMar>
-              <w:top w:w="0" w:type="dxa"/>
-              <w:bottom w:w="0" w:type="dxa"/>
-              <w:left w:w="0" w:type="dxa"/>
-              <w:right w:w="0" w:type="dxa"/>
-            </w:tcMar>
-            <w:vAlign w:val="top"/>
-          </w:tcPr>
-          <w:p>
-            <w:pPr>
-              <w:pStyle w:val="Normal"/>
-              <w:jc w:val="right"/>
-              <w:pBdr>
-                <w:bottom w:val="none" w:sz="0" w:space="0" w:color="000000"/>
-                <w:top w:val="none" w:sz="0" w:space="0" w:color="000000"/>
-                <w:left w:val="none" w:sz="0" w:space="0" w:color="000000"/>
-                <w:right w:val="none" w:sz="0" w:space="0" w:color="000000"/>
-              </w:pBdr>
-              <w:spacing w:after="120" w:before="120" w:line="240"/>
-              <w:ind w:left="120" w:right="120" w:firstLine="0" w:firstLineChars="0"/>
-              <w:rPr>
-                <w:rFonts w:ascii="Arial" w:hAnsi="Arial" w:eastAsia="Arial" w:cs="Arial"/>
-                <w:i w:val="false"/>
-                <w:b w:val="false"/>
-                <w:u w:val="none"/>
-                <w:sz w:val="22"/>
-                <w:szCs w:val="22"/>
-                <w:color w:val="000000"/>
-              </w:rPr>
-            </w:pPr>
-            <w:r>
-              <w:rPr>
-                <w:rFonts w:ascii="Arial" w:hAnsi="Arial" w:eastAsia="Arial" w:cs="Arial"/>
-                <w:i w:val="false"/>
-                <w:b w:val="false"/>
-                <w:u w:val="none"/>
-                <w:sz w:val="22"/>
-                <w:szCs w:val="22"/>
-                <w:color w:val="000000"/>
-              </w:rPr>
-              <w:t xml:space="preserve">15.81 ***</w:t>
+              <w:t xml:space="preserve">22.81 ***</w:t>
+            </w:r>
+          </w:p>
+        </w:tc>
+        <w:tc>
+          <w:tcPr>
+            <w:tcBorders>
+              <w:bottom w:val="none" w:sz="0" w:space="0" w:color="000000"/>
+              <w:top w:val="none" w:sz="0" w:space="0" w:color="000000"/>
+              <w:left w:val="none" w:sz="0" w:space="0" w:color="000000"/>
+              <w:right w:val="none" w:sz="0" w:space="0" w:color="000000"/>
+            </w:tcBorders>
+            <w:shd w:val="clear" w:color="auto" w:fill="FFFFFF"/>
+            <w:tcMar>
+              <w:top w:w="0" w:type="dxa"/>
+              <w:bottom w:w="0" w:type="dxa"/>
+              <w:left w:w="0" w:type="dxa"/>
+              <w:right w:w="0" w:type="dxa"/>
+            </w:tcMar>
+            <w:vAlign w:val="top"/>
+          </w:tcPr>
+          <w:p>
+            <w:pPr>
+              <w:pStyle w:val="Normal"/>
+              <w:jc w:val="right"/>
+              <w:pBdr>
+                <w:bottom w:val="none" w:sz="0" w:space="0" w:color="000000"/>
+                <w:top w:val="none" w:sz="0" w:space="0" w:color="000000"/>
+                <w:left w:val="none" w:sz="0" w:space="0" w:color="000000"/>
+                <w:right w:val="none" w:sz="0" w:space="0" w:color="000000"/>
+              </w:pBdr>
+              <w:spacing w:after="120" w:before="120" w:line="240"/>
+              <w:ind w:left="120" w:right="120" w:firstLine="0" w:firstLineChars="0"/>
+              <w:rPr>
+                <w:rFonts w:ascii="Arial" w:hAnsi="Arial" w:eastAsia="Arial" w:cs="Arial"/>
+                <w:i w:val="false"/>
+                <w:b w:val="false"/>
+                <w:u w:val="none"/>
+                <w:sz w:val="22"/>
+                <w:szCs w:val="22"/>
+                <w:color w:val="000000"/>
+              </w:rPr>
+            </w:pPr>
+            <w:r>
+              <w:rPr>
+                <w:rFonts w:ascii="Arial" w:hAnsi="Arial" w:eastAsia="Arial" w:cs="Arial"/>
+                <w:i w:val="false"/>
+                <w:b w:val="false"/>
+                <w:u w:val="none"/>
+                <w:sz w:val="22"/>
+                <w:szCs w:val="22"/>
+                <w:color w:val="000000"/>
+              </w:rPr>
+              <w:t xml:space="preserve">17.27 ***</w:t>
+            </w:r>
+          </w:p>
+        </w:tc>
+        <w:tc>
+          <w:tcPr>
+            <w:tcBorders>
+              <w:bottom w:val="none" w:sz="0" w:space="0" w:color="000000"/>
+              <w:top w:val="none" w:sz="0" w:space="0" w:color="000000"/>
+              <w:left w:val="none" w:sz="0" w:space="0" w:color="000000"/>
+              <w:right w:val="none" w:sz="0" w:space="0" w:color="000000"/>
+            </w:tcBorders>
+            <w:shd w:val="clear" w:color="auto" w:fill="FFFFFF"/>
+            <w:tcMar>
+              <w:top w:w="0" w:type="dxa"/>
+              <w:bottom w:w="0" w:type="dxa"/>
+              <w:left w:w="0" w:type="dxa"/>
+              <w:right w:w="0" w:type="dxa"/>
+            </w:tcMar>
+            <w:vAlign w:val="top"/>
+          </w:tcPr>
+          <w:p>
+            <w:pPr>
+              <w:pStyle w:val="Normal"/>
+              <w:jc w:val="right"/>
+              <w:pBdr>
+                <w:bottom w:val="none" w:sz="0" w:space="0" w:color="000000"/>
+                <w:top w:val="none" w:sz="0" w:space="0" w:color="000000"/>
+                <w:left w:val="none" w:sz="0" w:space="0" w:color="000000"/>
+                <w:right w:val="none" w:sz="0" w:space="0" w:color="000000"/>
+              </w:pBdr>
+              <w:spacing w:after="120" w:before="120" w:line="240"/>
+              <w:ind w:left="120" w:right="120" w:firstLine="0" w:firstLineChars="0"/>
+              <w:rPr>
+                <w:rFonts w:ascii="Arial" w:hAnsi="Arial" w:eastAsia="Arial" w:cs="Arial"/>
+                <w:i w:val="false"/>
+                <w:b w:val="false"/>
+                <w:u w:val="none"/>
+                <w:sz w:val="22"/>
+                <w:szCs w:val="22"/>
+                <w:color w:val="000000"/>
+              </w:rPr>
+            </w:pPr>
+            <w:r>
+              <w:rPr>
+                <w:rFonts w:ascii="Arial" w:hAnsi="Arial" w:eastAsia="Arial" w:cs="Arial"/>
+                <w:i w:val="false"/>
+                <w:b w:val="false"/>
+                <w:u w:val="none"/>
+                <w:sz w:val="22"/>
+                <w:szCs w:val="22"/>
+                <w:color w:val="000000"/>
+              </w:rPr>
+              <w:t xml:space="preserve">18.10 ***</w:t>
+            </w:r>
+          </w:p>
+        </w:tc>
+        <w:tc>
+          <w:tcPr>
+            <w:tcBorders>
+              <w:bottom w:val="none" w:sz="0" w:space="0" w:color="000000"/>
+              <w:top w:val="none" w:sz="0" w:space="0" w:color="000000"/>
+              <w:left w:val="none" w:sz="0" w:space="0" w:color="000000"/>
+              <w:right w:val="none" w:sz="0" w:space="0" w:color="000000"/>
+            </w:tcBorders>
+            <w:shd w:val="clear" w:color="auto" w:fill="FFFFFF"/>
+            <w:tcMar>
+              <w:top w:w="0" w:type="dxa"/>
+              <w:bottom w:w="0" w:type="dxa"/>
+              <w:left w:w="0" w:type="dxa"/>
+              <w:right w:w="0" w:type="dxa"/>
+            </w:tcMar>
+            <w:vAlign w:val="top"/>
+          </w:tcPr>
+          <w:p>
+            <w:pPr>
+              <w:pStyle w:val="Normal"/>
+              <w:jc w:val="right"/>
+              <w:pBdr>
+                <w:bottom w:val="none" w:sz="0" w:space="0" w:color="000000"/>
+                <w:top w:val="none" w:sz="0" w:space="0" w:color="000000"/>
+                <w:left w:val="none" w:sz="0" w:space="0" w:color="000000"/>
+                <w:right w:val="none" w:sz="0" w:space="0" w:color="000000"/>
+              </w:pBdr>
+              <w:spacing w:after="120" w:before="120" w:line="240"/>
+              <w:ind w:left="120" w:right="120" w:firstLine="0" w:firstLineChars="0"/>
+              <w:rPr>
+                <w:rFonts w:ascii="Arial" w:hAnsi="Arial" w:eastAsia="Arial" w:cs="Arial"/>
+                <w:i w:val="false"/>
+                <w:b w:val="false"/>
+                <w:u w:val="none"/>
+                <w:sz w:val="22"/>
+                <w:szCs w:val="22"/>
+                <w:color w:val="000000"/>
+              </w:rPr>
+            </w:pPr>
+            <w:r>
+              <w:rPr>
+                <w:rFonts w:ascii="Arial" w:hAnsi="Arial" w:eastAsia="Arial" w:cs="Arial"/>
+                <w:i w:val="false"/>
+                <w:b w:val="false"/>
+                <w:u w:val="none"/>
+                <w:sz w:val="22"/>
+                <w:szCs w:val="22"/>
+                <w:color w:val="000000"/>
+              </w:rPr>
+              <w:t xml:space="preserve">17.50 ***</w:t>
             </w:r>
           </w:p>
         </w:tc>
@@ -1206,60 +1206,60 @@
                 <w:szCs w:val="22"/>
                 <w:color w:val="000000"/>
               </w:rPr>
-              <w:t xml:space="preserve">(0.84)   </w:t>
-            </w:r>
-          </w:p>
-        </w:tc>
-        <w:tc>
-          <w:tcPr>
-            <w:tcBorders>
-              <w:bottom w:val="none" w:sz="0" w:space="0" w:color="000000"/>
-              <w:top w:val="none" w:sz="0" w:space="0" w:color="000000"/>
-              <w:left w:val="none" w:sz="0" w:space="0" w:color="000000"/>
-              <w:right w:val="none" w:sz="0" w:space="0" w:color="000000"/>
-            </w:tcBorders>
-            <w:shd w:val="clear" w:color="auto" w:fill="FFFFFF"/>
-            <w:tcMar>
-              <w:top w:w="0" w:type="dxa"/>
-              <w:bottom w:w="0" w:type="dxa"/>
-              <w:left w:w="0" w:type="dxa"/>
-              <w:right w:w="0" w:type="dxa"/>
-            </w:tcMar>
-            <w:vAlign w:val="top"/>
-          </w:tcPr>
-          <w:p>
-            <w:pPr>
-              <w:pStyle w:val="Normal"/>
-              <w:jc w:val="right"/>
-              <w:pBdr>
-                <w:bottom w:val="none" w:sz="0" w:space="0" w:color="000000"/>
-                <w:top w:val="none" w:sz="0" w:space="0" w:color="000000"/>
-                <w:left w:val="none" w:sz="0" w:space="0" w:color="000000"/>
-                <w:right w:val="none" w:sz="0" w:space="0" w:color="000000"/>
-              </w:pBdr>
-              <w:spacing w:after="120" w:before="120" w:line="240"/>
-              <w:ind w:left="120" w:right="120" w:firstLine="0" w:firstLineChars="0"/>
-              <w:rPr>
-                <w:rFonts w:ascii="Arial" w:hAnsi="Arial" w:eastAsia="Arial" w:cs="Arial"/>
-                <w:i w:val="false"/>
-                <w:b w:val="false"/>
-                <w:u w:val="none"/>
-                <w:sz w:val="22"/>
-                <w:szCs w:val="22"/>
-                <w:color w:val="000000"/>
-              </w:rPr>
-            </w:pPr>
-            <w:r>
-              <w:rPr>
-                <w:rFonts w:ascii="Arial" w:hAnsi="Arial" w:eastAsia="Arial" w:cs="Arial"/>
-                <w:i w:val="false"/>
-                <w:b w:val="false"/>
-                <w:u w:val="none"/>
-                <w:sz w:val="22"/>
-                <w:szCs w:val="22"/>
-                <w:color w:val="000000"/>
-              </w:rPr>
-              <w:t xml:space="preserve">(0.28)   </w:t>
+              <w:t xml:space="preserve">(0.86)   </w:t>
+            </w:r>
+          </w:p>
+        </w:tc>
+        <w:tc>
+          <w:tcPr>
+            <w:tcBorders>
+              <w:bottom w:val="none" w:sz="0" w:space="0" w:color="000000"/>
+              <w:top w:val="none" w:sz="0" w:space="0" w:color="000000"/>
+              <w:left w:val="none" w:sz="0" w:space="0" w:color="000000"/>
+              <w:right w:val="none" w:sz="0" w:space="0" w:color="000000"/>
+            </w:tcBorders>
+            <w:shd w:val="clear" w:color="auto" w:fill="FFFFFF"/>
+            <w:tcMar>
+              <w:top w:w="0" w:type="dxa"/>
+              <w:bottom w:w="0" w:type="dxa"/>
+              <w:left w:w="0" w:type="dxa"/>
+              <w:right w:w="0" w:type="dxa"/>
+            </w:tcMar>
+            <w:vAlign w:val="top"/>
+          </w:tcPr>
+          <w:p>
+            <w:pPr>
+              <w:pStyle w:val="Normal"/>
+              <w:jc w:val="right"/>
+              <w:pBdr>
+                <w:bottom w:val="none" w:sz="0" w:space="0" w:color="000000"/>
+                <w:top w:val="none" w:sz="0" w:space="0" w:color="000000"/>
+                <w:left w:val="none" w:sz="0" w:space="0" w:color="000000"/>
+                <w:right w:val="none" w:sz="0" w:space="0" w:color="000000"/>
+              </w:pBdr>
+              <w:spacing w:after="120" w:before="120" w:line="240"/>
+              <w:ind w:left="120" w:right="120" w:firstLine="0" w:firstLineChars="0"/>
+              <w:rPr>
+                <w:rFonts w:ascii="Arial" w:hAnsi="Arial" w:eastAsia="Arial" w:cs="Arial"/>
+                <w:i w:val="false"/>
+                <w:b w:val="false"/>
+                <w:u w:val="none"/>
+                <w:sz w:val="22"/>
+                <w:szCs w:val="22"/>
+                <w:color w:val="000000"/>
+              </w:rPr>
+            </w:pPr>
+            <w:r>
+              <w:rPr>
+                <w:rFonts w:ascii="Arial" w:hAnsi="Arial" w:eastAsia="Arial" w:cs="Arial"/>
+                <w:i w:val="false"/>
+                <w:b w:val="false"/>
+                <w:u w:val="none"/>
+                <w:sz w:val="22"/>
+                <w:szCs w:val="22"/>
+                <w:color w:val="000000"/>
+              </w:rPr>
+              <w:t xml:space="preserve">(0.29)   </w:t>
             </w:r>
           </w:p>
         </w:tc>
@@ -1477,166 +1477,166 @@
                 <w:szCs w:val="22"/>
                 <w:color w:val="000000"/>
               </w:rPr>
-              <w:t xml:space="preserve">-0.14    </w:t>
-            </w:r>
-          </w:p>
-        </w:tc>
-        <w:tc>
-          <w:tcPr>
-            <w:tcBorders>
-              <w:bottom w:val="none" w:sz="0" w:space="0" w:color="000000"/>
-              <w:top w:val="none" w:sz="0" w:space="0" w:color="000000"/>
-              <w:left w:val="none" w:sz="0" w:space="0" w:color="000000"/>
-              <w:right w:val="none" w:sz="0" w:space="0" w:color="000000"/>
-            </w:tcBorders>
-            <w:shd w:val="clear" w:color="auto" w:fill="FFFFFF"/>
-            <w:tcMar>
-              <w:top w:w="0" w:type="dxa"/>
-              <w:bottom w:w="0" w:type="dxa"/>
-              <w:left w:w="0" w:type="dxa"/>
-              <w:right w:w="0" w:type="dxa"/>
-            </w:tcMar>
-            <w:vAlign w:val="top"/>
-          </w:tcPr>
-          <w:p>
-            <w:pPr>
-              <w:pStyle w:val="Normal"/>
-              <w:jc w:val="right"/>
-              <w:pBdr>
-                <w:bottom w:val="none" w:sz="0" w:space="0" w:color="000000"/>
-                <w:top w:val="none" w:sz="0" w:space="0" w:color="000000"/>
-                <w:left w:val="none" w:sz="0" w:space="0" w:color="000000"/>
-                <w:right w:val="none" w:sz="0" w:space="0" w:color="000000"/>
-              </w:pBdr>
-              <w:spacing w:after="120" w:before="120" w:line="240"/>
-              <w:ind w:left="120" w:right="120" w:firstLine="0" w:firstLineChars="0"/>
-              <w:rPr>
-                <w:rFonts w:ascii="Arial" w:hAnsi="Arial" w:eastAsia="Arial" w:cs="Arial"/>
-                <w:i w:val="false"/>
-                <w:b w:val="false"/>
-                <w:u w:val="none"/>
-                <w:sz w:val="22"/>
-                <w:szCs w:val="22"/>
-                <w:color w:val="000000"/>
-              </w:rPr>
-            </w:pPr>
-            <w:r>
-              <w:rPr>
-                <w:rFonts w:ascii="Arial" w:hAnsi="Arial" w:eastAsia="Arial" w:cs="Arial"/>
-                <w:i w:val="false"/>
-                <w:b w:val="false"/>
-                <w:u w:val="none"/>
-                <w:sz w:val="22"/>
-                <w:szCs w:val="22"/>
-                <w:color w:val="000000"/>
-              </w:rPr>
-              <w:t xml:space="preserve">-0.66 *  </w:t>
-            </w:r>
-          </w:p>
-        </w:tc>
-        <w:tc>
-          <w:tcPr>
-            <w:tcBorders>
-              <w:bottom w:val="none" w:sz="0" w:space="0" w:color="000000"/>
-              <w:top w:val="none" w:sz="0" w:space="0" w:color="000000"/>
-              <w:left w:val="none" w:sz="0" w:space="0" w:color="000000"/>
-              <w:right w:val="none" w:sz="0" w:space="0" w:color="000000"/>
-            </w:tcBorders>
-            <w:shd w:val="clear" w:color="auto" w:fill="FFFFFF"/>
-            <w:tcMar>
-              <w:top w:w="0" w:type="dxa"/>
-              <w:bottom w:w="0" w:type="dxa"/>
-              <w:left w:w="0" w:type="dxa"/>
-              <w:right w:w="0" w:type="dxa"/>
-            </w:tcMar>
-            <w:vAlign w:val="top"/>
-          </w:tcPr>
-          <w:p>
-            <w:pPr>
-              <w:pStyle w:val="Normal"/>
-              <w:jc w:val="right"/>
-              <w:pBdr>
-                <w:bottom w:val="none" w:sz="0" w:space="0" w:color="000000"/>
-                <w:top w:val="none" w:sz="0" w:space="0" w:color="000000"/>
-                <w:left w:val="none" w:sz="0" w:space="0" w:color="000000"/>
-                <w:right w:val="none" w:sz="0" w:space="0" w:color="000000"/>
-              </w:pBdr>
-              <w:spacing w:after="120" w:before="120" w:line="240"/>
-              <w:ind w:left="120" w:right="120" w:firstLine="0" w:firstLineChars="0"/>
-              <w:rPr>
-                <w:rFonts w:ascii="Arial" w:hAnsi="Arial" w:eastAsia="Arial" w:cs="Arial"/>
-                <w:i w:val="false"/>
-                <w:b w:val="false"/>
-                <w:u w:val="none"/>
-                <w:sz w:val="22"/>
-                <w:szCs w:val="22"/>
-                <w:color w:val="000000"/>
-              </w:rPr>
-            </w:pPr>
-            <w:r>
-              <w:rPr>
-                <w:rFonts w:ascii="Arial" w:hAnsi="Arial" w:eastAsia="Arial" w:cs="Arial"/>
-                <w:i w:val="false"/>
-                <w:b w:val="false"/>
-                <w:u w:val="none"/>
-                <w:sz w:val="22"/>
-                <w:szCs w:val="22"/>
-                <w:color w:val="000000"/>
-              </w:rPr>
-              <w:t xml:space="preserve">-0.60 *  </w:t>
-            </w:r>
-          </w:p>
-        </w:tc>
-        <w:tc>
-          <w:tcPr>
-            <w:tcBorders>
-              <w:bottom w:val="none" w:sz="0" w:space="0" w:color="000000"/>
-              <w:top w:val="none" w:sz="0" w:space="0" w:color="000000"/>
-              <w:left w:val="none" w:sz="0" w:space="0" w:color="000000"/>
-              <w:right w:val="none" w:sz="0" w:space="0" w:color="000000"/>
-            </w:tcBorders>
-            <w:shd w:val="clear" w:color="auto" w:fill="FFFFFF"/>
-            <w:tcMar>
-              <w:top w:w="0" w:type="dxa"/>
-              <w:bottom w:w="0" w:type="dxa"/>
-              <w:left w:w="0" w:type="dxa"/>
-              <w:right w:w="0" w:type="dxa"/>
-            </w:tcMar>
-            <w:vAlign w:val="top"/>
-          </w:tcPr>
-          <w:p>
-            <w:pPr>
-              <w:pStyle w:val="Normal"/>
-              <w:jc w:val="right"/>
-              <w:pBdr>
-                <w:bottom w:val="none" w:sz="0" w:space="0" w:color="000000"/>
-                <w:top w:val="none" w:sz="0" w:space="0" w:color="000000"/>
-                <w:left w:val="none" w:sz="0" w:space="0" w:color="000000"/>
-                <w:right w:val="none" w:sz="0" w:space="0" w:color="000000"/>
-              </w:pBdr>
-              <w:spacing w:after="120" w:before="120" w:line="240"/>
-              <w:ind w:left="120" w:right="120" w:firstLine="0" w:firstLineChars="0"/>
-              <w:rPr>
-                <w:rFonts w:ascii="Arial" w:hAnsi="Arial" w:eastAsia="Arial" w:cs="Arial"/>
-                <w:i w:val="false"/>
-                <w:b w:val="false"/>
-                <w:u w:val="none"/>
-                <w:sz w:val="22"/>
-                <w:szCs w:val="22"/>
-                <w:color w:val="000000"/>
-              </w:rPr>
-            </w:pPr>
-            <w:r>
-              <w:rPr>
-                <w:rFonts w:ascii="Arial" w:hAnsi="Arial" w:eastAsia="Arial" w:cs="Arial"/>
-                <w:i w:val="false"/>
-                <w:b w:val="false"/>
-                <w:u w:val="none"/>
-                <w:sz w:val="22"/>
-                <w:szCs w:val="22"/>
-                <w:color w:val="000000"/>
-              </w:rPr>
-              <w:t xml:space="preserve">-0.58 *  </w:t>
+              <w:t xml:space="preserve">0.30    </w:t>
+            </w:r>
+          </w:p>
+        </w:tc>
+        <w:tc>
+          <w:tcPr>
+            <w:tcBorders>
+              <w:bottom w:val="none" w:sz="0" w:space="0" w:color="000000"/>
+              <w:top w:val="none" w:sz="0" w:space="0" w:color="000000"/>
+              <w:left w:val="none" w:sz="0" w:space="0" w:color="000000"/>
+              <w:right w:val="none" w:sz="0" w:space="0" w:color="000000"/>
+            </w:tcBorders>
+            <w:shd w:val="clear" w:color="auto" w:fill="FFFFFF"/>
+            <w:tcMar>
+              <w:top w:w="0" w:type="dxa"/>
+              <w:bottom w:w="0" w:type="dxa"/>
+              <w:left w:w="0" w:type="dxa"/>
+              <w:right w:w="0" w:type="dxa"/>
+            </w:tcMar>
+            <w:vAlign w:val="top"/>
+          </w:tcPr>
+          <w:p>
+            <w:pPr>
+              <w:pStyle w:val="Normal"/>
+              <w:jc w:val="right"/>
+              <w:pBdr>
+                <w:bottom w:val="none" w:sz="0" w:space="0" w:color="000000"/>
+                <w:top w:val="none" w:sz="0" w:space="0" w:color="000000"/>
+                <w:left w:val="none" w:sz="0" w:space="0" w:color="000000"/>
+                <w:right w:val="none" w:sz="0" w:space="0" w:color="000000"/>
+              </w:pBdr>
+              <w:spacing w:after="120" w:before="120" w:line="240"/>
+              <w:ind w:left="120" w:right="120" w:firstLine="0" w:firstLineChars="0"/>
+              <w:rPr>
+                <w:rFonts w:ascii="Arial" w:hAnsi="Arial" w:eastAsia="Arial" w:cs="Arial"/>
+                <w:i w:val="false"/>
+                <w:b w:val="false"/>
+                <w:u w:val="none"/>
+                <w:sz w:val="22"/>
+                <w:szCs w:val="22"/>
+                <w:color w:val="000000"/>
+              </w:rPr>
+            </w:pPr>
+            <w:r>
+              <w:rPr>
+                <w:rFonts w:ascii="Arial" w:hAnsi="Arial" w:eastAsia="Arial" w:cs="Arial"/>
+                <w:i w:val="false"/>
+                <w:b w:val="false"/>
+                <w:u w:val="none"/>
+                <w:sz w:val="22"/>
+                <w:szCs w:val="22"/>
+                <w:color w:val="000000"/>
+              </w:rPr>
+              <w:t xml:space="preserve">-0.55 *  </w:t>
+            </w:r>
+          </w:p>
+        </w:tc>
+        <w:tc>
+          <w:tcPr>
+            <w:tcBorders>
+              <w:bottom w:val="none" w:sz="0" w:space="0" w:color="000000"/>
+              <w:top w:val="none" w:sz="0" w:space="0" w:color="000000"/>
+              <w:left w:val="none" w:sz="0" w:space="0" w:color="000000"/>
+              <w:right w:val="none" w:sz="0" w:space="0" w:color="000000"/>
+            </w:tcBorders>
+            <w:shd w:val="clear" w:color="auto" w:fill="FFFFFF"/>
+            <w:tcMar>
+              <w:top w:w="0" w:type="dxa"/>
+              <w:bottom w:w="0" w:type="dxa"/>
+              <w:left w:w="0" w:type="dxa"/>
+              <w:right w:w="0" w:type="dxa"/>
+            </w:tcMar>
+            <w:vAlign w:val="top"/>
+          </w:tcPr>
+          <w:p>
+            <w:pPr>
+              <w:pStyle w:val="Normal"/>
+              <w:jc w:val="right"/>
+              <w:pBdr>
+                <w:bottom w:val="none" w:sz="0" w:space="0" w:color="000000"/>
+                <w:top w:val="none" w:sz="0" w:space="0" w:color="000000"/>
+                <w:left w:val="none" w:sz="0" w:space="0" w:color="000000"/>
+                <w:right w:val="none" w:sz="0" w:space="0" w:color="000000"/>
+              </w:pBdr>
+              <w:spacing w:after="120" w:before="120" w:line="240"/>
+              <w:ind w:left="120" w:right="120" w:firstLine="0" w:firstLineChars="0"/>
+              <w:rPr>
+                <w:rFonts w:ascii="Arial" w:hAnsi="Arial" w:eastAsia="Arial" w:cs="Arial"/>
+                <w:i w:val="false"/>
+                <w:b w:val="false"/>
+                <w:u w:val="none"/>
+                <w:sz w:val="22"/>
+                <w:szCs w:val="22"/>
+                <w:color w:val="000000"/>
+              </w:rPr>
+            </w:pPr>
+            <w:r>
+              <w:rPr>
+                <w:rFonts w:ascii="Arial" w:hAnsi="Arial" w:eastAsia="Arial" w:cs="Arial"/>
+                <w:i w:val="false"/>
+                <w:b w:val="false"/>
+                <w:u w:val="none"/>
+                <w:sz w:val="22"/>
+                <w:szCs w:val="22"/>
+                <w:color w:val="000000"/>
+              </w:rPr>
+              <w:t xml:space="preserve">-0.44    </w:t>
+            </w:r>
+          </w:p>
+        </w:tc>
+        <w:tc>
+          <w:tcPr>
+            <w:tcBorders>
+              <w:bottom w:val="none" w:sz="0" w:space="0" w:color="000000"/>
+              <w:top w:val="none" w:sz="0" w:space="0" w:color="000000"/>
+              <w:left w:val="none" w:sz="0" w:space="0" w:color="000000"/>
+              <w:right w:val="none" w:sz="0" w:space="0" w:color="000000"/>
+            </w:tcBorders>
+            <w:shd w:val="clear" w:color="auto" w:fill="FFFFFF"/>
+            <w:tcMar>
+              <w:top w:w="0" w:type="dxa"/>
+              <w:bottom w:w="0" w:type="dxa"/>
+              <w:left w:w="0" w:type="dxa"/>
+              <w:right w:w="0" w:type="dxa"/>
+            </w:tcMar>
+            <w:vAlign w:val="top"/>
+          </w:tcPr>
+          <w:p>
+            <w:pPr>
+              <w:pStyle w:val="Normal"/>
+              <w:jc w:val="right"/>
+              <w:pBdr>
+                <w:bottom w:val="none" w:sz="0" w:space="0" w:color="000000"/>
+                <w:top w:val="none" w:sz="0" w:space="0" w:color="000000"/>
+                <w:left w:val="none" w:sz="0" w:space="0" w:color="000000"/>
+                <w:right w:val="none" w:sz="0" w:space="0" w:color="000000"/>
+              </w:pBdr>
+              <w:spacing w:after="120" w:before="120" w:line="240"/>
+              <w:ind w:left="120" w:right="120" w:firstLine="0" w:firstLineChars="0"/>
+              <w:rPr>
+                <w:rFonts w:ascii="Arial" w:hAnsi="Arial" w:eastAsia="Arial" w:cs="Arial"/>
+                <w:i w:val="false"/>
+                <w:b w:val="false"/>
+                <w:u w:val="none"/>
+                <w:sz w:val="22"/>
+                <w:szCs w:val="22"/>
+                <w:color w:val="000000"/>
+              </w:rPr>
+            </w:pPr>
+            <w:r>
+              <w:rPr>
+                <w:rFonts w:ascii="Arial" w:hAnsi="Arial" w:eastAsia="Arial" w:cs="Arial"/>
+                <w:i w:val="false"/>
+                <w:b w:val="false"/>
+                <w:u w:val="none"/>
+                <w:sz w:val="22"/>
+                <w:szCs w:val="22"/>
+                <w:color w:val="000000"/>
+              </w:rPr>
+              <w:t xml:space="preserve">-0.42    </w:t>
             </w:r>
           </w:p>
         </w:tc>
@@ -1748,60 +1748,60 @@
                 <w:szCs w:val="22"/>
                 <w:color w:val="000000"/>
               </w:rPr>
-              <w:t xml:space="preserve">(0.78)   </w:t>
-            </w:r>
-          </w:p>
-        </w:tc>
-        <w:tc>
-          <w:tcPr>
-            <w:tcBorders>
-              <w:bottom w:val="none" w:sz="0" w:space="0" w:color="000000"/>
-              <w:top w:val="none" w:sz="0" w:space="0" w:color="000000"/>
-              <w:left w:val="none" w:sz="0" w:space="0" w:color="000000"/>
-              <w:right w:val="none" w:sz="0" w:space="0" w:color="000000"/>
-            </w:tcBorders>
-            <w:shd w:val="clear" w:color="auto" w:fill="FFFFFF"/>
-            <w:tcMar>
-              <w:top w:w="0" w:type="dxa"/>
-              <w:bottom w:w="0" w:type="dxa"/>
-              <w:left w:w="0" w:type="dxa"/>
-              <w:right w:w="0" w:type="dxa"/>
-            </w:tcMar>
-            <w:vAlign w:val="top"/>
-          </w:tcPr>
-          <w:p>
-            <w:pPr>
-              <w:pStyle w:val="Normal"/>
-              <w:jc w:val="right"/>
-              <w:pBdr>
-                <w:bottom w:val="none" w:sz="0" w:space="0" w:color="000000"/>
-                <w:top w:val="none" w:sz="0" w:space="0" w:color="000000"/>
-                <w:left w:val="none" w:sz="0" w:space="0" w:color="000000"/>
-                <w:right w:val="none" w:sz="0" w:space="0" w:color="000000"/>
-              </w:pBdr>
-              <w:spacing w:after="120" w:before="120" w:line="240"/>
-              <w:ind w:left="120" w:right="120" w:firstLine="0" w:firstLineChars="0"/>
-              <w:rPr>
-                <w:rFonts w:ascii="Arial" w:hAnsi="Arial" w:eastAsia="Arial" w:cs="Arial"/>
-                <w:i w:val="false"/>
-                <w:b w:val="false"/>
-                <w:u w:val="none"/>
-                <w:sz w:val="22"/>
-                <w:szCs w:val="22"/>
-                <w:color w:val="000000"/>
-              </w:rPr>
-            </w:pPr>
-            <w:r>
-              <w:rPr>
-                <w:rFonts w:ascii="Arial" w:hAnsi="Arial" w:eastAsia="Arial" w:cs="Arial"/>
-                <w:i w:val="false"/>
-                <w:b w:val="false"/>
-                <w:u w:val="none"/>
-                <w:sz w:val="22"/>
-                <w:szCs w:val="22"/>
-                <w:color w:val="000000"/>
-              </w:rPr>
-              <w:t xml:space="preserve">(0.26)   </w:t>
+              <w:t xml:space="preserve">(0.80)   </w:t>
+            </w:r>
+          </w:p>
+        </w:tc>
+        <w:tc>
+          <w:tcPr>
+            <w:tcBorders>
+              <w:bottom w:val="none" w:sz="0" w:space="0" w:color="000000"/>
+              <w:top w:val="none" w:sz="0" w:space="0" w:color="000000"/>
+              <w:left w:val="none" w:sz="0" w:space="0" w:color="000000"/>
+              <w:right w:val="none" w:sz="0" w:space="0" w:color="000000"/>
+            </w:tcBorders>
+            <w:shd w:val="clear" w:color="auto" w:fill="FFFFFF"/>
+            <w:tcMar>
+              <w:top w:w="0" w:type="dxa"/>
+              <w:bottom w:w="0" w:type="dxa"/>
+              <w:left w:w="0" w:type="dxa"/>
+              <w:right w:w="0" w:type="dxa"/>
+            </w:tcMar>
+            <w:vAlign w:val="top"/>
+          </w:tcPr>
+          <w:p>
+            <w:pPr>
+              <w:pStyle w:val="Normal"/>
+              <w:jc w:val="right"/>
+              <w:pBdr>
+                <w:bottom w:val="none" w:sz="0" w:space="0" w:color="000000"/>
+                <w:top w:val="none" w:sz="0" w:space="0" w:color="000000"/>
+                <w:left w:val="none" w:sz="0" w:space="0" w:color="000000"/>
+                <w:right w:val="none" w:sz="0" w:space="0" w:color="000000"/>
+              </w:pBdr>
+              <w:spacing w:after="120" w:before="120" w:line="240"/>
+              <w:ind w:left="120" w:right="120" w:firstLine="0" w:firstLineChars="0"/>
+              <w:rPr>
+                <w:rFonts w:ascii="Arial" w:hAnsi="Arial" w:eastAsia="Arial" w:cs="Arial"/>
+                <w:i w:val="false"/>
+                <w:b w:val="false"/>
+                <w:u w:val="none"/>
+                <w:sz w:val="22"/>
+                <w:szCs w:val="22"/>
+                <w:color w:val="000000"/>
+              </w:rPr>
+            </w:pPr>
+            <w:r>
+              <w:rPr>
+                <w:rFonts w:ascii="Arial" w:hAnsi="Arial" w:eastAsia="Arial" w:cs="Arial"/>
+                <w:i w:val="false"/>
+                <w:b w:val="false"/>
+                <w:u w:val="none"/>
+                <w:sz w:val="22"/>
+                <w:szCs w:val="22"/>
+                <w:color w:val="000000"/>
+              </w:rPr>
+              <w:t xml:space="preserve">(0.27)   </w:t>
             </w:r>
           </w:p>
         </w:tc>
@@ -2019,166 +2019,166 @@
                 <w:szCs w:val="22"/>
                 <w:color w:val="000000"/>
               </w:rPr>
-              <w:t xml:space="preserve">-10.10 ***</w:t>
-            </w:r>
-          </w:p>
-        </w:tc>
-        <w:tc>
-          <w:tcPr>
-            <w:tcBorders>
-              <w:bottom w:val="none" w:sz="0" w:space="0" w:color="000000"/>
-              <w:top w:val="none" w:sz="0" w:space="0" w:color="000000"/>
-              <w:left w:val="none" w:sz="0" w:space="0" w:color="000000"/>
-              <w:right w:val="none" w:sz="0" w:space="0" w:color="000000"/>
-            </w:tcBorders>
-            <w:shd w:val="clear" w:color="auto" w:fill="FFFFFF"/>
-            <w:tcMar>
-              <w:top w:w="0" w:type="dxa"/>
-              <w:bottom w:w="0" w:type="dxa"/>
-              <w:left w:w="0" w:type="dxa"/>
-              <w:right w:w="0" w:type="dxa"/>
-            </w:tcMar>
-            <w:vAlign w:val="top"/>
-          </w:tcPr>
-          <w:p>
-            <w:pPr>
-              <w:pStyle w:val="Normal"/>
-              <w:jc w:val="right"/>
-              <w:pBdr>
-                <w:bottom w:val="none" w:sz="0" w:space="0" w:color="000000"/>
-                <w:top w:val="none" w:sz="0" w:space="0" w:color="000000"/>
-                <w:left w:val="none" w:sz="0" w:space="0" w:color="000000"/>
-                <w:right w:val="none" w:sz="0" w:space="0" w:color="000000"/>
-              </w:pBdr>
-              <w:spacing w:after="120" w:before="120" w:line="240"/>
-              <w:ind w:left="120" w:right="120" w:firstLine="0" w:firstLineChars="0"/>
-              <w:rPr>
-                <w:rFonts w:ascii="Arial" w:hAnsi="Arial" w:eastAsia="Arial" w:cs="Arial"/>
-                <w:i w:val="false"/>
-                <w:b w:val="false"/>
-                <w:u w:val="none"/>
-                <w:sz w:val="22"/>
-                <w:szCs w:val="22"/>
-                <w:color w:val="000000"/>
-              </w:rPr>
-            </w:pPr>
-            <w:r>
-              <w:rPr>
-                <w:rFonts w:ascii="Arial" w:hAnsi="Arial" w:eastAsia="Arial" w:cs="Arial"/>
-                <w:i w:val="false"/>
-                <w:b w:val="false"/>
-                <w:u w:val="none"/>
-                <w:sz w:val="22"/>
-                <w:szCs w:val="22"/>
-                <w:color w:val="000000"/>
-              </w:rPr>
-              <w:t xml:space="preserve">-7.81 ***</w:t>
-            </w:r>
-          </w:p>
-        </w:tc>
-        <w:tc>
-          <w:tcPr>
-            <w:tcBorders>
-              <w:bottom w:val="none" w:sz="0" w:space="0" w:color="000000"/>
-              <w:top w:val="none" w:sz="0" w:space="0" w:color="000000"/>
-              <w:left w:val="none" w:sz="0" w:space="0" w:color="000000"/>
-              <w:right w:val="none" w:sz="0" w:space="0" w:color="000000"/>
-            </w:tcBorders>
-            <w:shd w:val="clear" w:color="auto" w:fill="FFFFFF"/>
-            <w:tcMar>
-              <w:top w:w="0" w:type="dxa"/>
-              <w:bottom w:w="0" w:type="dxa"/>
-              <w:left w:w="0" w:type="dxa"/>
-              <w:right w:w="0" w:type="dxa"/>
-            </w:tcMar>
-            <w:vAlign w:val="top"/>
-          </w:tcPr>
-          <w:p>
-            <w:pPr>
-              <w:pStyle w:val="Normal"/>
-              <w:jc w:val="right"/>
-              <w:pBdr>
-                <w:bottom w:val="none" w:sz="0" w:space="0" w:color="000000"/>
-                <w:top w:val="none" w:sz="0" w:space="0" w:color="000000"/>
-                <w:left w:val="none" w:sz="0" w:space="0" w:color="000000"/>
-                <w:right w:val="none" w:sz="0" w:space="0" w:color="000000"/>
-              </w:pBdr>
-              <w:spacing w:after="120" w:before="120" w:line="240"/>
-              <w:ind w:left="120" w:right="120" w:firstLine="0" w:firstLineChars="0"/>
-              <w:rPr>
-                <w:rFonts w:ascii="Arial" w:hAnsi="Arial" w:eastAsia="Arial" w:cs="Arial"/>
-                <w:i w:val="false"/>
-                <w:b w:val="false"/>
-                <w:u w:val="none"/>
-                <w:sz w:val="22"/>
-                <w:szCs w:val="22"/>
-                <w:color w:val="000000"/>
-              </w:rPr>
-            </w:pPr>
-            <w:r>
-              <w:rPr>
-                <w:rFonts w:ascii="Arial" w:hAnsi="Arial" w:eastAsia="Arial" w:cs="Arial"/>
-                <w:i w:val="false"/>
-                <w:b w:val="false"/>
-                <w:u w:val="none"/>
-                <w:sz w:val="22"/>
-                <w:szCs w:val="22"/>
-                <w:color w:val="000000"/>
-              </w:rPr>
-              <w:t xml:space="preserve">-8.13 ***</w:t>
-            </w:r>
-          </w:p>
-        </w:tc>
-        <w:tc>
-          <w:tcPr>
-            <w:tcBorders>
-              <w:bottom w:val="none" w:sz="0" w:space="0" w:color="000000"/>
-              <w:top w:val="none" w:sz="0" w:space="0" w:color="000000"/>
-              <w:left w:val="none" w:sz="0" w:space="0" w:color="000000"/>
-              <w:right w:val="none" w:sz="0" w:space="0" w:color="000000"/>
-            </w:tcBorders>
-            <w:shd w:val="clear" w:color="auto" w:fill="FFFFFF"/>
-            <w:tcMar>
-              <w:top w:w="0" w:type="dxa"/>
-              <w:bottom w:w="0" w:type="dxa"/>
-              <w:left w:w="0" w:type="dxa"/>
-              <w:right w:w="0" w:type="dxa"/>
-            </w:tcMar>
-            <w:vAlign w:val="top"/>
-          </w:tcPr>
-          <w:p>
-            <w:pPr>
-              <w:pStyle w:val="Normal"/>
-              <w:jc w:val="right"/>
-              <w:pBdr>
-                <w:bottom w:val="none" w:sz="0" w:space="0" w:color="000000"/>
-                <w:top w:val="none" w:sz="0" w:space="0" w:color="000000"/>
-                <w:left w:val="none" w:sz="0" w:space="0" w:color="000000"/>
-                <w:right w:val="none" w:sz="0" w:space="0" w:color="000000"/>
-              </w:pBdr>
-              <w:spacing w:after="120" w:before="120" w:line="240"/>
-              <w:ind w:left="120" w:right="120" w:firstLine="0" w:firstLineChars="0"/>
-              <w:rPr>
-                <w:rFonts w:ascii="Arial" w:hAnsi="Arial" w:eastAsia="Arial" w:cs="Arial"/>
-                <w:i w:val="false"/>
-                <w:b w:val="false"/>
-                <w:u w:val="none"/>
-                <w:sz w:val="22"/>
-                <w:szCs w:val="22"/>
-                <w:color w:val="000000"/>
-              </w:rPr>
-            </w:pPr>
-            <w:r>
-              <w:rPr>
-                <w:rFonts w:ascii="Arial" w:hAnsi="Arial" w:eastAsia="Arial" w:cs="Arial"/>
-                <w:i w:val="false"/>
-                <w:b w:val="false"/>
-                <w:u w:val="none"/>
-                <w:sz w:val="22"/>
-                <w:szCs w:val="22"/>
-                <w:color w:val="000000"/>
-              </w:rPr>
-              <w:t xml:space="preserve">-8.12 ***</w:t>
+              <w:t xml:space="preserve">-11.14 ***</w:t>
+            </w:r>
+          </w:p>
+        </w:tc>
+        <w:tc>
+          <w:tcPr>
+            <w:tcBorders>
+              <w:bottom w:val="none" w:sz="0" w:space="0" w:color="000000"/>
+              <w:top w:val="none" w:sz="0" w:space="0" w:color="000000"/>
+              <w:left w:val="none" w:sz="0" w:space="0" w:color="000000"/>
+              <w:right w:val="none" w:sz="0" w:space="0" w:color="000000"/>
+            </w:tcBorders>
+            <w:shd w:val="clear" w:color="auto" w:fill="FFFFFF"/>
+            <w:tcMar>
+              <w:top w:w="0" w:type="dxa"/>
+              <w:bottom w:w="0" w:type="dxa"/>
+              <w:left w:w="0" w:type="dxa"/>
+              <w:right w:w="0" w:type="dxa"/>
+            </w:tcMar>
+            <w:vAlign w:val="top"/>
+          </w:tcPr>
+          <w:p>
+            <w:pPr>
+              <w:pStyle w:val="Normal"/>
+              <w:jc w:val="right"/>
+              <w:pBdr>
+                <w:bottom w:val="none" w:sz="0" w:space="0" w:color="000000"/>
+                <w:top w:val="none" w:sz="0" w:space="0" w:color="000000"/>
+                <w:left w:val="none" w:sz="0" w:space="0" w:color="000000"/>
+                <w:right w:val="none" w:sz="0" w:space="0" w:color="000000"/>
+              </w:pBdr>
+              <w:spacing w:after="120" w:before="120" w:line="240"/>
+              <w:ind w:left="120" w:right="120" w:firstLine="0" w:firstLineChars="0"/>
+              <w:rPr>
+                <w:rFonts w:ascii="Arial" w:hAnsi="Arial" w:eastAsia="Arial" w:cs="Arial"/>
+                <w:i w:val="false"/>
+                <w:b w:val="false"/>
+                <w:u w:val="none"/>
+                <w:sz w:val="22"/>
+                <w:szCs w:val="22"/>
+                <w:color w:val="000000"/>
+              </w:rPr>
+            </w:pPr>
+            <w:r>
+              <w:rPr>
+                <w:rFonts w:ascii="Arial" w:hAnsi="Arial" w:eastAsia="Arial" w:cs="Arial"/>
+                <w:i w:val="false"/>
+                <w:b w:val="false"/>
+                <w:u w:val="none"/>
+                <w:sz w:val="22"/>
+                <w:szCs w:val="22"/>
+                <w:color w:val="000000"/>
+              </w:rPr>
+              <w:t xml:space="preserve">-8.16 ***</w:t>
+            </w:r>
+          </w:p>
+        </w:tc>
+        <w:tc>
+          <w:tcPr>
+            <w:tcBorders>
+              <w:bottom w:val="none" w:sz="0" w:space="0" w:color="000000"/>
+              <w:top w:val="none" w:sz="0" w:space="0" w:color="000000"/>
+              <w:left w:val="none" w:sz="0" w:space="0" w:color="000000"/>
+              <w:right w:val="none" w:sz="0" w:space="0" w:color="000000"/>
+            </w:tcBorders>
+            <w:shd w:val="clear" w:color="auto" w:fill="FFFFFF"/>
+            <w:tcMar>
+              <w:top w:w="0" w:type="dxa"/>
+              <w:bottom w:w="0" w:type="dxa"/>
+              <w:left w:w="0" w:type="dxa"/>
+              <w:right w:w="0" w:type="dxa"/>
+            </w:tcMar>
+            <w:vAlign w:val="top"/>
+          </w:tcPr>
+          <w:p>
+            <w:pPr>
+              <w:pStyle w:val="Normal"/>
+              <w:jc w:val="right"/>
+              <w:pBdr>
+                <w:bottom w:val="none" w:sz="0" w:space="0" w:color="000000"/>
+                <w:top w:val="none" w:sz="0" w:space="0" w:color="000000"/>
+                <w:left w:val="none" w:sz="0" w:space="0" w:color="000000"/>
+                <w:right w:val="none" w:sz="0" w:space="0" w:color="000000"/>
+              </w:pBdr>
+              <w:spacing w:after="120" w:before="120" w:line="240"/>
+              <w:ind w:left="120" w:right="120" w:firstLine="0" w:firstLineChars="0"/>
+              <w:rPr>
+                <w:rFonts w:ascii="Arial" w:hAnsi="Arial" w:eastAsia="Arial" w:cs="Arial"/>
+                <w:i w:val="false"/>
+                <w:b w:val="false"/>
+                <w:u w:val="none"/>
+                <w:sz w:val="22"/>
+                <w:szCs w:val="22"/>
+                <w:color w:val="000000"/>
+              </w:rPr>
+            </w:pPr>
+            <w:r>
+              <w:rPr>
+                <w:rFonts w:ascii="Arial" w:hAnsi="Arial" w:eastAsia="Arial" w:cs="Arial"/>
+                <w:i w:val="false"/>
+                <w:b w:val="false"/>
+                <w:u w:val="none"/>
+                <w:sz w:val="22"/>
+                <w:szCs w:val="22"/>
+                <w:color w:val="000000"/>
+              </w:rPr>
+              <w:t xml:space="preserve">-8.57 ***</w:t>
+            </w:r>
+          </w:p>
+        </w:tc>
+        <w:tc>
+          <w:tcPr>
+            <w:tcBorders>
+              <w:bottom w:val="none" w:sz="0" w:space="0" w:color="000000"/>
+              <w:top w:val="none" w:sz="0" w:space="0" w:color="000000"/>
+              <w:left w:val="none" w:sz="0" w:space="0" w:color="000000"/>
+              <w:right w:val="none" w:sz="0" w:space="0" w:color="000000"/>
+            </w:tcBorders>
+            <w:shd w:val="clear" w:color="auto" w:fill="FFFFFF"/>
+            <w:tcMar>
+              <w:top w:w="0" w:type="dxa"/>
+              <w:bottom w:w="0" w:type="dxa"/>
+              <w:left w:w="0" w:type="dxa"/>
+              <w:right w:w="0" w:type="dxa"/>
+            </w:tcMar>
+            <w:vAlign w:val="top"/>
+          </w:tcPr>
+          <w:p>
+            <w:pPr>
+              <w:pStyle w:val="Normal"/>
+              <w:jc w:val="right"/>
+              <w:pBdr>
+                <w:bottom w:val="none" w:sz="0" w:space="0" w:color="000000"/>
+                <w:top w:val="none" w:sz="0" w:space="0" w:color="000000"/>
+                <w:left w:val="none" w:sz="0" w:space="0" w:color="000000"/>
+                <w:right w:val="none" w:sz="0" w:space="0" w:color="000000"/>
+              </w:pBdr>
+              <w:spacing w:after="120" w:before="120" w:line="240"/>
+              <w:ind w:left="120" w:right="120" w:firstLine="0" w:firstLineChars="0"/>
+              <w:rPr>
+                <w:rFonts w:ascii="Arial" w:hAnsi="Arial" w:eastAsia="Arial" w:cs="Arial"/>
+                <w:i w:val="false"/>
+                <w:b w:val="false"/>
+                <w:u w:val="none"/>
+                <w:sz w:val="22"/>
+                <w:szCs w:val="22"/>
+                <w:color w:val="000000"/>
+              </w:rPr>
+            </w:pPr>
+            <w:r>
+              <w:rPr>
+                <w:rFonts w:ascii="Arial" w:hAnsi="Arial" w:eastAsia="Arial" w:cs="Arial"/>
+                <w:i w:val="false"/>
+                <w:b w:val="false"/>
+                <w:u w:val="none"/>
+                <w:sz w:val="22"/>
+                <w:szCs w:val="22"/>
+                <w:color w:val="000000"/>
+              </w:rPr>
+              <w:t xml:space="preserve">-8.55 ***</w:t>
             </w:r>
           </w:p>
         </w:tc>
@@ -2290,7 +2290,7 @@
                 <w:szCs w:val="22"/>
                 <w:color w:val="000000"/>
               </w:rPr>
-              <w:t xml:space="preserve">(0.86)   </w:t>
+              <w:t xml:space="preserve">(0.87)   </w:t>
             </w:r>
           </w:p>
         </w:tc>
@@ -2561,166 +2561,166 @@
                 <w:szCs w:val="22"/>
                 <w:color w:val="000000"/>
               </w:rPr>
-              <w:t xml:space="preserve">-17.58 ***</w:t>
-            </w:r>
-          </w:p>
-        </w:tc>
-        <w:tc>
-          <w:tcPr>
-            <w:tcBorders>
-              <w:bottom w:val="none" w:sz="0" w:space="0" w:color="000000"/>
-              <w:top w:val="none" w:sz="0" w:space="0" w:color="000000"/>
-              <w:left w:val="none" w:sz="0" w:space="0" w:color="000000"/>
-              <w:right w:val="none" w:sz="0" w:space="0" w:color="000000"/>
-            </w:tcBorders>
-            <w:shd w:val="clear" w:color="auto" w:fill="FFFFFF"/>
-            <w:tcMar>
-              <w:top w:w="0" w:type="dxa"/>
-              <w:bottom w:w="0" w:type="dxa"/>
-              <w:left w:w="0" w:type="dxa"/>
-              <w:right w:w="0" w:type="dxa"/>
-            </w:tcMar>
-            <w:vAlign w:val="top"/>
-          </w:tcPr>
-          <w:p>
-            <w:pPr>
-              <w:pStyle w:val="Normal"/>
-              <w:jc w:val="right"/>
-              <w:pBdr>
-                <w:bottom w:val="none" w:sz="0" w:space="0" w:color="000000"/>
-                <w:top w:val="none" w:sz="0" w:space="0" w:color="000000"/>
-                <w:left w:val="none" w:sz="0" w:space="0" w:color="000000"/>
-                <w:right w:val="none" w:sz="0" w:space="0" w:color="000000"/>
-              </w:pBdr>
-              <w:spacing w:after="120" w:before="120" w:line="240"/>
-              <w:ind w:left="120" w:right="120" w:firstLine="0" w:firstLineChars="0"/>
-              <w:rPr>
-                <w:rFonts w:ascii="Arial" w:hAnsi="Arial" w:eastAsia="Arial" w:cs="Arial"/>
-                <w:i w:val="false"/>
-                <w:b w:val="false"/>
-                <w:u w:val="none"/>
-                <w:sz w:val="22"/>
-                <w:szCs w:val="22"/>
-                <w:color w:val="000000"/>
-              </w:rPr>
-            </w:pPr>
-            <w:r>
-              <w:rPr>
-                <w:rFonts w:ascii="Arial" w:hAnsi="Arial" w:eastAsia="Arial" w:cs="Arial"/>
-                <w:i w:val="false"/>
-                <w:b w:val="false"/>
-                <w:u w:val="none"/>
-                <w:sz w:val="22"/>
-                <w:szCs w:val="22"/>
-                <w:color w:val="000000"/>
-              </w:rPr>
-              <w:t xml:space="preserve">-12.63 ***</w:t>
-            </w:r>
-          </w:p>
-        </w:tc>
-        <w:tc>
-          <w:tcPr>
-            <w:tcBorders>
-              <w:bottom w:val="none" w:sz="0" w:space="0" w:color="000000"/>
-              <w:top w:val="none" w:sz="0" w:space="0" w:color="000000"/>
-              <w:left w:val="none" w:sz="0" w:space="0" w:color="000000"/>
-              <w:right w:val="none" w:sz="0" w:space="0" w:color="000000"/>
-            </w:tcBorders>
-            <w:shd w:val="clear" w:color="auto" w:fill="FFFFFF"/>
-            <w:tcMar>
-              <w:top w:w="0" w:type="dxa"/>
-              <w:bottom w:w="0" w:type="dxa"/>
-              <w:left w:w="0" w:type="dxa"/>
-              <w:right w:w="0" w:type="dxa"/>
-            </w:tcMar>
-            <w:vAlign w:val="top"/>
-          </w:tcPr>
-          <w:p>
-            <w:pPr>
-              <w:pStyle w:val="Normal"/>
-              <w:jc w:val="right"/>
-              <w:pBdr>
-                <w:bottom w:val="none" w:sz="0" w:space="0" w:color="000000"/>
-                <w:top w:val="none" w:sz="0" w:space="0" w:color="000000"/>
-                <w:left w:val="none" w:sz="0" w:space="0" w:color="000000"/>
-                <w:right w:val="none" w:sz="0" w:space="0" w:color="000000"/>
-              </w:pBdr>
-              <w:spacing w:after="120" w:before="120" w:line="240"/>
-              <w:ind w:left="120" w:right="120" w:firstLine="0" w:firstLineChars="0"/>
-              <w:rPr>
-                <w:rFonts w:ascii="Arial" w:hAnsi="Arial" w:eastAsia="Arial" w:cs="Arial"/>
-                <w:i w:val="false"/>
-                <w:b w:val="false"/>
-                <w:u w:val="none"/>
-                <w:sz w:val="22"/>
-                <w:szCs w:val="22"/>
-                <w:color w:val="000000"/>
-              </w:rPr>
-            </w:pPr>
-            <w:r>
-              <w:rPr>
-                <w:rFonts w:ascii="Arial" w:hAnsi="Arial" w:eastAsia="Arial" w:cs="Arial"/>
-                <w:i w:val="false"/>
-                <w:b w:val="false"/>
-                <w:u w:val="none"/>
-                <w:sz w:val="22"/>
-                <w:szCs w:val="22"/>
-                <w:color w:val="000000"/>
-              </w:rPr>
-              <w:t xml:space="preserve">-16.82 ***</w:t>
-            </w:r>
-          </w:p>
-        </w:tc>
-        <w:tc>
-          <w:tcPr>
-            <w:tcBorders>
-              <w:bottom w:val="none" w:sz="0" w:space="0" w:color="000000"/>
-              <w:top w:val="none" w:sz="0" w:space="0" w:color="000000"/>
-              <w:left w:val="none" w:sz="0" w:space="0" w:color="000000"/>
-              <w:right w:val="none" w:sz="0" w:space="0" w:color="000000"/>
-            </w:tcBorders>
-            <w:shd w:val="clear" w:color="auto" w:fill="FFFFFF"/>
-            <w:tcMar>
-              <w:top w:w="0" w:type="dxa"/>
-              <w:bottom w:w="0" w:type="dxa"/>
-              <w:left w:w="0" w:type="dxa"/>
-              <w:right w:w="0" w:type="dxa"/>
-            </w:tcMar>
-            <w:vAlign w:val="top"/>
-          </w:tcPr>
-          <w:p>
-            <w:pPr>
-              <w:pStyle w:val="Normal"/>
-              <w:jc w:val="right"/>
-              <w:pBdr>
-                <w:bottom w:val="none" w:sz="0" w:space="0" w:color="000000"/>
-                <w:top w:val="none" w:sz="0" w:space="0" w:color="000000"/>
-                <w:left w:val="none" w:sz="0" w:space="0" w:color="000000"/>
-                <w:right w:val="none" w:sz="0" w:space="0" w:color="000000"/>
-              </w:pBdr>
-              <w:spacing w:after="120" w:before="120" w:line="240"/>
-              <w:ind w:left="120" w:right="120" w:firstLine="0" w:firstLineChars="0"/>
-              <w:rPr>
-                <w:rFonts w:ascii="Arial" w:hAnsi="Arial" w:eastAsia="Arial" w:cs="Arial"/>
-                <w:i w:val="false"/>
-                <w:b w:val="false"/>
-                <w:u w:val="none"/>
-                <w:sz w:val="22"/>
-                <w:szCs w:val="22"/>
-                <w:color w:val="000000"/>
-              </w:rPr>
-            </w:pPr>
-            <w:r>
-              <w:rPr>
-                <w:rFonts w:ascii="Arial" w:hAnsi="Arial" w:eastAsia="Arial" w:cs="Arial"/>
-                <w:i w:val="false"/>
-                <w:b w:val="false"/>
-                <w:u w:val="none"/>
-                <w:sz w:val="22"/>
-                <w:szCs w:val="22"/>
-                <w:color w:val="000000"/>
-              </w:rPr>
-              <w:t xml:space="preserve">-16.79 ***</w:t>
+              <w:t xml:space="preserve">-18.64 ***</w:t>
+            </w:r>
+          </w:p>
+        </w:tc>
+        <w:tc>
+          <w:tcPr>
+            <w:tcBorders>
+              <w:bottom w:val="none" w:sz="0" w:space="0" w:color="000000"/>
+              <w:top w:val="none" w:sz="0" w:space="0" w:color="000000"/>
+              <w:left w:val="none" w:sz="0" w:space="0" w:color="000000"/>
+              <w:right w:val="none" w:sz="0" w:space="0" w:color="000000"/>
+            </w:tcBorders>
+            <w:shd w:val="clear" w:color="auto" w:fill="FFFFFF"/>
+            <w:tcMar>
+              <w:top w:w="0" w:type="dxa"/>
+              <w:bottom w:w="0" w:type="dxa"/>
+              <w:left w:w="0" w:type="dxa"/>
+              <w:right w:w="0" w:type="dxa"/>
+            </w:tcMar>
+            <w:vAlign w:val="top"/>
+          </w:tcPr>
+          <w:p>
+            <w:pPr>
+              <w:pStyle w:val="Normal"/>
+              <w:jc w:val="right"/>
+              <w:pBdr>
+                <w:bottom w:val="none" w:sz="0" w:space="0" w:color="000000"/>
+                <w:top w:val="none" w:sz="0" w:space="0" w:color="000000"/>
+                <w:left w:val="none" w:sz="0" w:space="0" w:color="000000"/>
+                <w:right w:val="none" w:sz="0" w:space="0" w:color="000000"/>
+              </w:pBdr>
+              <w:spacing w:after="120" w:before="120" w:line="240"/>
+              <w:ind w:left="120" w:right="120" w:firstLine="0" w:firstLineChars="0"/>
+              <w:rPr>
+                <w:rFonts w:ascii="Arial" w:hAnsi="Arial" w:eastAsia="Arial" w:cs="Arial"/>
+                <w:i w:val="false"/>
+                <w:b w:val="false"/>
+                <w:u w:val="none"/>
+                <w:sz w:val="22"/>
+                <w:szCs w:val="22"/>
+                <w:color w:val="000000"/>
+              </w:rPr>
+            </w:pPr>
+            <w:r>
+              <w:rPr>
+                <w:rFonts w:ascii="Arial" w:hAnsi="Arial" w:eastAsia="Arial" w:cs="Arial"/>
+                <w:i w:val="false"/>
+                <w:b w:val="false"/>
+                <w:u w:val="none"/>
+                <w:sz w:val="22"/>
+                <w:szCs w:val="22"/>
+                <w:color w:val="000000"/>
+              </w:rPr>
+              <w:t xml:space="preserve">-14.26 ***</w:t>
+            </w:r>
+          </w:p>
+        </w:tc>
+        <w:tc>
+          <w:tcPr>
+            <w:tcBorders>
+              <w:bottom w:val="none" w:sz="0" w:space="0" w:color="000000"/>
+              <w:top w:val="none" w:sz="0" w:space="0" w:color="000000"/>
+              <w:left w:val="none" w:sz="0" w:space="0" w:color="000000"/>
+              <w:right w:val="none" w:sz="0" w:space="0" w:color="000000"/>
+            </w:tcBorders>
+            <w:shd w:val="clear" w:color="auto" w:fill="FFFFFF"/>
+            <w:tcMar>
+              <w:top w:w="0" w:type="dxa"/>
+              <w:bottom w:w="0" w:type="dxa"/>
+              <w:left w:w="0" w:type="dxa"/>
+              <w:right w:w="0" w:type="dxa"/>
+            </w:tcMar>
+            <w:vAlign w:val="top"/>
+          </w:tcPr>
+          <w:p>
+            <w:pPr>
+              <w:pStyle w:val="Normal"/>
+              <w:jc w:val="right"/>
+              <w:pBdr>
+                <w:bottom w:val="none" w:sz="0" w:space="0" w:color="000000"/>
+                <w:top w:val="none" w:sz="0" w:space="0" w:color="000000"/>
+                <w:left w:val="none" w:sz="0" w:space="0" w:color="000000"/>
+                <w:right w:val="none" w:sz="0" w:space="0" w:color="000000"/>
+              </w:pBdr>
+              <w:spacing w:after="120" w:before="120" w:line="240"/>
+              <w:ind w:left="120" w:right="120" w:firstLine="0" w:firstLineChars="0"/>
+              <w:rPr>
+                <w:rFonts w:ascii="Arial" w:hAnsi="Arial" w:eastAsia="Arial" w:cs="Arial"/>
+                <w:i w:val="false"/>
+                <w:b w:val="false"/>
+                <w:u w:val="none"/>
+                <w:sz w:val="22"/>
+                <w:szCs w:val="22"/>
+                <w:color w:val="000000"/>
+              </w:rPr>
+            </w:pPr>
+            <w:r>
+              <w:rPr>
+                <w:rFonts w:ascii="Arial" w:hAnsi="Arial" w:eastAsia="Arial" w:cs="Arial"/>
+                <w:i w:val="false"/>
+                <w:b w:val="false"/>
+                <w:u w:val="none"/>
+                <w:sz w:val="22"/>
+                <w:szCs w:val="22"/>
+                <w:color w:val="000000"/>
+              </w:rPr>
+              <w:t xml:space="preserve">-18.55 ***</w:t>
+            </w:r>
+          </w:p>
+        </w:tc>
+        <w:tc>
+          <w:tcPr>
+            <w:tcBorders>
+              <w:bottom w:val="none" w:sz="0" w:space="0" w:color="000000"/>
+              <w:top w:val="none" w:sz="0" w:space="0" w:color="000000"/>
+              <w:left w:val="none" w:sz="0" w:space="0" w:color="000000"/>
+              <w:right w:val="none" w:sz="0" w:space="0" w:color="000000"/>
+            </w:tcBorders>
+            <w:shd w:val="clear" w:color="auto" w:fill="FFFFFF"/>
+            <w:tcMar>
+              <w:top w:w="0" w:type="dxa"/>
+              <w:bottom w:w="0" w:type="dxa"/>
+              <w:left w:w="0" w:type="dxa"/>
+              <w:right w:w="0" w:type="dxa"/>
+            </w:tcMar>
+            <w:vAlign w:val="top"/>
+          </w:tcPr>
+          <w:p>
+            <w:pPr>
+              <w:pStyle w:val="Normal"/>
+              <w:jc w:val="right"/>
+              <w:pBdr>
+                <w:bottom w:val="none" w:sz="0" w:space="0" w:color="000000"/>
+                <w:top w:val="none" w:sz="0" w:space="0" w:color="000000"/>
+                <w:left w:val="none" w:sz="0" w:space="0" w:color="000000"/>
+                <w:right w:val="none" w:sz="0" w:space="0" w:color="000000"/>
+              </w:pBdr>
+              <w:spacing w:after="120" w:before="120" w:line="240"/>
+              <w:ind w:left="120" w:right="120" w:firstLine="0" w:firstLineChars="0"/>
+              <w:rPr>
+                <w:rFonts w:ascii="Arial" w:hAnsi="Arial" w:eastAsia="Arial" w:cs="Arial"/>
+                <w:i w:val="false"/>
+                <w:b w:val="false"/>
+                <w:u w:val="none"/>
+                <w:sz w:val="22"/>
+                <w:szCs w:val="22"/>
+                <w:color w:val="000000"/>
+              </w:rPr>
+            </w:pPr>
+            <w:r>
+              <w:rPr>
+                <w:rFonts w:ascii="Arial" w:hAnsi="Arial" w:eastAsia="Arial" w:cs="Arial"/>
+                <w:i w:val="false"/>
+                <w:b w:val="false"/>
+                <w:u w:val="none"/>
+                <w:sz w:val="22"/>
+                <w:szCs w:val="22"/>
+                <w:color w:val="000000"/>
+              </w:rPr>
+              <w:t xml:space="preserve">-18.51 ***</w:t>
             </w:r>
           </w:p>
         </w:tc>
@@ -2832,166 +2832,166 @@
                 <w:szCs w:val="22"/>
                 <w:color w:val="000000"/>
               </w:rPr>
-              <w:t xml:space="preserve">(0.88)   </w:t>
-            </w:r>
-          </w:p>
-        </w:tc>
-        <w:tc>
-          <w:tcPr>
-            <w:tcBorders>
-              <w:bottom w:val="none" w:sz="0" w:space="0" w:color="000000"/>
-              <w:top w:val="none" w:sz="0" w:space="0" w:color="000000"/>
-              <w:left w:val="none" w:sz="0" w:space="0" w:color="000000"/>
-              <w:right w:val="none" w:sz="0" w:space="0" w:color="000000"/>
-            </w:tcBorders>
-            <w:shd w:val="clear" w:color="auto" w:fill="FFFFFF"/>
-            <w:tcMar>
-              <w:top w:w="0" w:type="dxa"/>
-              <w:bottom w:w="0" w:type="dxa"/>
-              <w:left w:w="0" w:type="dxa"/>
-              <w:right w:w="0" w:type="dxa"/>
-            </w:tcMar>
-            <w:vAlign w:val="top"/>
-          </w:tcPr>
-          <w:p>
-            <w:pPr>
-              <w:pStyle w:val="Normal"/>
-              <w:jc w:val="right"/>
-              <w:pBdr>
-                <w:bottom w:val="none" w:sz="0" w:space="0" w:color="000000"/>
-                <w:top w:val="none" w:sz="0" w:space="0" w:color="000000"/>
-                <w:left w:val="none" w:sz="0" w:space="0" w:color="000000"/>
-                <w:right w:val="none" w:sz="0" w:space="0" w:color="000000"/>
-              </w:pBdr>
-              <w:spacing w:after="120" w:before="120" w:line="240"/>
-              <w:ind w:left="120" w:right="120" w:firstLine="0" w:firstLineChars="0"/>
-              <w:rPr>
-                <w:rFonts w:ascii="Arial" w:hAnsi="Arial" w:eastAsia="Arial" w:cs="Arial"/>
-                <w:i w:val="false"/>
-                <w:b w:val="false"/>
-                <w:u w:val="none"/>
-                <w:sz w:val="22"/>
-                <w:szCs w:val="22"/>
-                <w:color w:val="000000"/>
-              </w:rPr>
-            </w:pPr>
-            <w:r>
-              <w:rPr>
-                <w:rFonts w:ascii="Arial" w:hAnsi="Arial" w:eastAsia="Arial" w:cs="Arial"/>
-                <w:i w:val="false"/>
-                <w:b w:val="false"/>
-                <w:u w:val="none"/>
-                <w:sz w:val="22"/>
-                <w:szCs w:val="22"/>
-                <w:color w:val="000000"/>
-              </w:rPr>
-              <w:t xml:space="preserve">(0.75)   </w:t>
-            </w:r>
-          </w:p>
-        </w:tc>
-        <w:tc>
-          <w:tcPr>
-            <w:tcBorders>
-              <w:bottom w:val="none" w:sz="0" w:space="0" w:color="000000"/>
-              <w:top w:val="none" w:sz="0" w:space="0" w:color="000000"/>
-              <w:left w:val="none" w:sz="0" w:space="0" w:color="000000"/>
-              <w:right w:val="none" w:sz="0" w:space="0" w:color="000000"/>
-            </w:tcBorders>
-            <w:shd w:val="clear" w:color="auto" w:fill="FFFFFF"/>
-            <w:tcMar>
-              <w:top w:w="0" w:type="dxa"/>
-              <w:bottom w:w="0" w:type="dxa"/>
-              <w:left w:w="0" w:type="dxa"/>
-              <w:right w:w="0" w:type="dxa"/>
-            </w:tcMar>
-            <w:vAlign w:val="top"/>
-          </w:tcPr>
-          <w:p>
-            <w:pPr>
-              <w:pStyle w:val="Normal"/>
-              <w:jc w:val="right"/>
-              <w:pBdr>
-                <w:bottom w:val="none" w:sz="0" w:space="0" w:color="000000"/>
-                <w:top w:val="none" w:sz="0" w:space="0" w:color="000000"/>
-                <w:left w:val="none" w:sz="0" w:space="0" w:color="000000"/>
-                <w:right w:val="none" w:sz="0" w:space="0" w:color="000000"/>
-              </w:pBdr>
-              <w:spacing w:after="120" w:before="120" w:line="240"/>
-              <w:ind w:left="120" w:right="120" w:firstLine="0" w:firstLineChars="0"/>
-              <w:rPr>
-                <w:rFonts w:ascii="Arial" w:hAnsi="Arial" w:eastAsia="Arial" w:cs="Arial"/>
-                <w:i w:val="false"/>
-                <w:b w:val="false"/>
-                <w:u w:val="none"/>
-                <w:sz w:val="22"/>
-                <w:szCs w:val="22"/>
-                <w:color w:val="000000"/>
-              </w:rPr>
-            </w:pPr>
-            <w:r>
-              <w:rPr>
-                <w:rFonts w:ascii="Arial" w:hAnsi="Arial" w:eastAsia="Arial" w:cs="Arial"/>
-                <w:i w:val="false"/>
-                <w:b w:val="false"/>
-                <w:u w:val="none"/>
-                <w:sz w:val="22"/>
-                <w:szCs w:val="22"/>
-                <w:color w:val="000000"/>
-              </w:rPr>
-              <w:t xml:space="preserve">(0.52)   </w:t>
-            </w:r>
-          </w:p>
-        </w:tc>
-        <w:tc>
-          <w:tcPr>
-            <w:tcBorders>
-              <w:bottom w:val="none" w:sz="0" w:space="0" w:color="000000"/>
-              <w:top w:val="none" w:sz="0" w:space="0" w:color="000000"/>
-              <w:left w:val="none" w:sz="0" w:space="0" w:color="000000"/>
-              <w:right w:val="none" w:sz="0" w:space="0" w:color="000000"/>
-            </w:tcBorders>
-            <w:shd w:val="clear" w:color="auto" w:fill="FFFFFF"/>
-            <w:tcMar>
-              <w:top w:w="0" w:type="dxa"/>
-              <w:bottom w:w="0" w:type="dxa"/>
-              <w:left w:w="0" w:type="dxa"/>
-              <w:right w:w="0" w:type="dxa"/>
-            </w:tcMar>
-            <w:vAlign w:val="top"/>
-          </w:tcPr>
-          <w:p>
-            <w:pPr>
-              <w:pStyle w:val="Normal"/>
-              <w:jc w:val="right"/>
-              <w:pBdr>
-                <w:bottom w:val="none" w:sz="0" w:space="0" w:color="000000"/>
-                <w:top w:val="none" w:sz="0" w:space="0" w:color="000000"/>
-                <w:left w:val="none" w:sz="0" w:space="0" w:color="000000"/>
-                <w:right w:val="none" w:sz="0" w:space="0" w:color="000000"/>
-              </w:pBdr>
-              <w:spacing w:after="120" w:before="120" w:line="240"/>
-              <w:ind w:left="120" w:right="120" w:firstLine="0" w:firstLineChars="0"/>
-              <w:rPr>
-                <w:rFonts w:ascii="Arial" w:hAnsi="Arial" w:eastAsia="Arial" w:cs="Arial"/>
-                <w:i w:val="false"/>
-                <w:b w:val="false"/>
-                <w:u w:val="none"/>
-                <w:sz w:val="22"/>
-                <w:szCs w:val="22"/>
-                <w:color w:val="000000"/>
-              </w:rPr>
-            </w:pPr>
-            <w:r>
-              <w:rPr>
-                <w:rFonts w:ascii="Arial" w:hAnsi="Arial" w:eastAsia="Arial" w:cs="Arial"/>
-                <w:i w:val="false"/>
-                <w:b w:val="false"/>
-                <w:u w:val="none"/>
-                <w:sz w:val="22"/>
-                <w:szCs w:val="22"/>
-                <w:color w:val="000000"/>
-              </w:rPr>
-              <w:t xml:space="preserve">(0.52)   </w:t>
+              <w:t xml:space="preserve">(0.89)   </w:t>
+            </w:r>
+          </w:p>
+        </w:tc>
+        <w:tc>
+          <w:tcPr>
+            <w:tcBorders>
+              <w:bottom w:val="none" w:sz="0" w:space="0" w:color="000000"/>
+              <w:top w:val="none" w:sz="0" w:space="0" w:color="000000"/>
+              <w:left w:val="none" w:sz="0" w:space="0" w:color="000000"/>
+              <w:right w:val="none" w:sz="0" w:space="0" w:color="000000"/>
+            </w:tcBorders>
+            <w:shd w:val="clear" w:color="auto" w:fill="FFFFFF"/>
+            <w:tcMar>
+              <w:top w:w="0" w:type="dxa"/>
+              <w:bottom w:w="0" w:type="dxa"/>
+              <w:left w:w="0" w:type="dxa"/>
+              <w:right w:w="0" w:type="dxa"/>
+            </w:tcMar>
+            <w:vAlign w:val="top"/>
+          </w:tcPr>
+          <w:p>
+            <w:pPr>
+              <w:pStyle w:val="Normal"/>
+              <w:jc w:val="right"/>
+              <w:pBdr>
+                <w:bottom w:val="none" w:sz="0" w:space="0" w:color="000000"/>
+                <w:top w:val="none" w:sz="0" w:space="0" w:color="000000"/>
+                <w:left w:val="none" w:sz="0" w:space="0" w:color="000000"/>
+                <w:right w:val="none" w:sz="0" w:space="0" w:color="000000"/>
+              </w:pBdr>
+              <w:spacing w:after="120" w:before="120" w:line="240"/>
+              <w:ind w:left="120" w:right="120" w:firstLine="0" w:firstLineChars="0"/>
+              <w:rPr>
+                <w:rFonts w:ascii="Arial" w:hAnsi="Arial" w:eastAsia="Arial" w:cs="Arial"/>
+                <w:i w:val="false"/>
+                <w:b w:val="false"/>
+                <w:u w:val="none"/>
+                <w:sz w:val="22"/>
+                <w:szCs w:val="22"/>
+                <w:color w:val="000000"/>
+              </w:rPr>
+            </w:pPr>
+            <w:r>
+              <w:rPr>
+                <w:rFonts w:ascii="Arial" w:hAnsi="Arial" w:eastAsia="Arial" w:cs="Arial"/>
+                <w:i w:val="false"/>
+                <w:b w:val="false"/>
+                <w:u w:val="none"/>
+                <w:sz w:val="22"/>
+                <w:szCs w:val="22"/>
+                <w:color w:val="000000"/>
+              </w:rPr>
+              <w:t xml:space="preserve">(0.77)   </w:t>
+            </w:r>
+          </w:p>
+        </w:tc>
+        <w:tc>
+          <w:tcPr>
+            <w:tcBorders>
+              <w:bottom w:val="none" w:sz="0" w:space="0" w:color="000000"/>
+              <w:top w:val="none" w:sz="0" w:space="0" w:color="000000"/>
+              <w:left w:val="none" w:sz="0" w:space="0" w:color="000000"/>
+              <w:right w:val="none" w:sz="0" w:space="0" w:color="000000"/>
+            </w:tcBorders>
+            <w:shd w:val="clear" w:color="auto" w:fill="FFFFFF"/>
+            <w:tcMar>
+              <w:top w:w="0" w:type="dxa"/>
+              <w:bottom w:w="0" w:type="dxa"/>
+              <w:left w:w="0" w:type="dxa"/>
+              <w:right w:w="0" w:type="dxa"/>
+            </w:tcMar>
+            <w:vAlign w:val="top"/>
+          </w:tcPr>
+          <w:p>
+            <w:pPr>
+              <w:pStyle w:val="Normal"/>
+              <w:jc w:val="right"/>
+              <w:pBdr>
+                <w:bottom w:val="none" w:sz="0" w:space="0" w:color="000000"/>
+                <w:top w:val="none" w:sz="0" w:space="0" w:color="000000"/>
+                <w:left w:val="none" w:sz="0" w:space="0" w:color="000000"/>
+                <w:right w:val="none" w:sz="0" w:space="0" w:color="000000"/>
+              </w:pBdr>
+              <w:spacing w:after="120" w:before="120" w:line="240"/>
+              <w:ind w:left="120" w:right="120" w:firstLine="0" w:firstLineChars="0"/>
+              <w:rPr>
+                <w:rFonts w:ascii="Arial" w:hAnsi="Arial" w:eastAsia="Arial" w:cs="Arial"/>
+                <w:i w:val="false"/>
+                <w:b w:val="false"/>
+                <w:u w:val="none"/>
+                <w:sz w:val="22"/>
+                <w:szCs w:val="22"/>
+                <w:color w:val="000000"/>
+              </w:rPr>
+            </w:pPr>
+            <w:r>
+              <w:rPr>
+                <w:rFonts w:ascii="Arial" w:hAnsi="Arial" w:eastAsia="Arial" w:cs="Arial"/>
+                <w:i w:val="false"/>
+                <w:b w:val="false"/>
+                <w:u w:val="none"/>
+                <w:sz w:val="22"/>
+                <w:szCs w:val="22"/>
+                <w:color w:val="000000"/>
+              </w:rPr>
+              <w:t xml:space="preserve">(0.53)   </w:t>
+            </w:r>
+          </w:p>
+        </w:tc>
+        <w:tc>
+          <w:tcPr>
+            <w:tcBorders>
+              <w:bottom w:val="none" w:sz="0" w:space="0" w:color="000000"/>
+              <w:top w:val="none" w:sz="0" w:space="0" w:color="000000"/>
+              <w:left w:val="none" w:sz="0" w:space="0" w:color="000000"/>
+              <w:right w:val="none" w:sz="0" w:space="0" w:color="000000"/>
+            </w:tcBorders>
+            <w:shd w:val="clear" w:color="auto" w:fill="FFFFFF"/>
+            <w:tcMar>
+              <w:top w:w="0" w:type="dxa"/>
+              <w:bottom w:w="0" w:type="dxa"/>
+              <w:left w:w="0" w:type="dxa"/>
+              <w:right w:w="0" w:type="dxa"/>
+            </w:tcMar>
+            <w:vAlign w:val="top"/>
+          </w:tcPr>
+          <w:p>
+            <w:pPr>
+              <w:pStyle w:val="Normal"/>
+              <w:jc w:val="right"/>
+              <w:pBdr>
+                <w:bottom w:val="none" w:sz="0" w:space="0" w:color="000000"/>
+                <w:top w:val="none" w:sz="0" w:space="0" w:color="000000"/>
+                <w:left w:val="none" w:sz="0" w:space="0" w:color="000000"/>
+                <w:right w:val="none" w:sz="0" w:space="0" w:color="000000"/>
+              </w:pBdr>
+              <w:spacing w:after="120" w:before="120" w:line="240"/>
+              <w:ind w:left="120" w:right="120" w:firstLine="0" w:firstLineChars="0"/>
+              <w:rPr>
+                <w:rFonts w:ascii="Arial" w:hAnsi="Arial" w:eastAsia="Arial" w:cs="Arial"/>
+                <w:i w:val="false"/>
+                <w:b w:val="false"/>
+                <w:u w:val="none"/>
+                <w:sz w:val="22"/>
+                <w:szCs w:val="22"/>
+                <w:color w:val="000000"/>
+              </w:rPr>
+            </w:pPr>
+            <w:r>
+              <w:rPr>
+                <w:rFonts w:ascii="Arial" w:hAnsi="Arial" w:eastAsia="Arial" w:cs="Arial"/>
+                <w:i w:val="false"/>
+                <w:b w:val="false"/>
+                <w:u w:val="none"/>
+                <w:sz w:val="22"/>
+                <w:szCs w:val="22"/>
+                <w:color w:val="000000"/>
+              </w:rPr>
+              <w:t xml:space="preserve">(0.53)   </w:t>
             </w:r>
           </w:p>
         </w:tc>
@@ -3209,60 +3209,60 @@
                 <w:szCs w:val="22"/>
                 <w:color w:val="000000"/>
               </w:rPr>
-              <w:t xml:space="preserve">-17.52 ***</w:t>
-            </w:r>
-          </w:p>
-        </w:tc>
-        <w:tc>
-          <w:tcPr>
-            <w:tcBorders>
-              <w:bottom w:val="none" w:sz="0" w:space="0" w:color="000000"/>
-              <w:top w:val="none" w:sz="0" w:space="0" w:color="000000"/>
-              <w:left w:val="none" w:sz="0" w:space="0" w:color="000000"/>
-              <w:right w:val="none" w:sz="0" w:space="0" w:color="000000"/>
-            </w:tcBorders>
-            <w:shd w:val="clear" w:color="auto" w:fill="FFFFFF"/>
-            <w:tcMar>
-              <w:top w:w="0" w:type="dxa"/>
-              <w:bottom w:w="0" w:type="dxa"/>
-              <w:left w:w="0" w:type="dxa"/>
-              <w:right w:w="0" w:type="dxa"/>
-            </w:tcMar>
-            <w:vAlign w:val="top"/>
-          </w:tcPr>
-          <w:p>
-            <w:pPr>
-              <w:pStyle w:val="Normal"/>
-              <w:jc w:val="right"/>
-              <w:pBdr>
-                <w:bottom w:val="none" w:sz="0" w:space="0" w:color="000000"/>
-                <w:top w:val="none" w:sz="0" w:space="0" w:color="000000"/>
-                <w:left w:val="none" w:sz="0" w:space="0" w:color="000000"/>
-                <w:right w:val="none" w:sz="0" w:space="0" w:color="000000"/>
-              </w:pBdr>
-              <w:spacing w:after="120" w:before="120" w:line="240"/>
-              <w:ind w:left="120" w:right="120" w:firstLine="0" w:firstLineChars="0"/>
-              <w:rPr>
-                <w:rFonts w:ascii="Arial" w:hAnsi="Arial" w:eastAsia="Arial" w:cs="Arial"/>
-                <w:i w:val="false"/>
-                <w:b w:val="false"/>
-                <w:u w:val="none"/>
-                <w:sz w:val="22"/>
-                <w:szCs w:val="22"/>
-                <w:color w:val="000000"/>
-              </w:rPr>
-            </w:pPr>
-            <w:r>
-              <w:rPr>
-                <w:rFonts w:ascii="Arial" w:hAnsi="Arial" w:eastAsia="Arial" w:cs="Arial"/>
-                <w:i w:val="false"/>
-                <w:b w:val="false"/>
-                <w:u w:val="none"/>
-                <w:sz w:val="22"/>
-                <w:szCs w:val="22"/>
-                <w:color w:val="000000"/>
-              </w:rPr>
-              <w:t xml:space="preserve">-19.04 ***</w:t>
+              <w:t xml:space="preserve">-17.78 ***</w:t>
+            </w:r>
+          </w:p>
+        </w:tc>
+        <w:tc>
+          <w:tcPr>
+            <w:tcBorders>
+              <w:bottom w:val="none" w:sz="0" w:space="0" w:color="000000"/>
+              <w:top w:val="none" w:sz="0" w:space="0" w:color="000000"/>
+              <w:left w:val="none" w:sz="0" w:space="0" w:color="000000"/>
+              <w:right w:val="none" w:sz="0" w:space="0" w:color="000000"/>
+            </w:tcBorders>
+            <w:shd w:val="clear" w:color="auto" w:fill="FFFFFF"/>
+            <w:tcMar>
+              <w:top w:w="0" w:type="dxa"/>
+              <w:bottom w:w="0" w:type="dxa"/>
+              <w:left w:w="0" w:type="dxa"/>
+              <w:right w:w="0" w:type="dxa"/>
+            </w:tcMar>
+            <w:vAlign w:val="top"/>
+          </w:tcPr>
+          <w:p>
+            <w:pPr>
+              <w:pStyle w:val="Normal"/>
+              <w:jc w:val="right"/>
+              <w:pBdr>
+                <w:bottom w:val="none" w:sz="0" w:space="0" w:color="000000"/>
+                <w:top w:val="none" w:sz="0" w:space="0" w:color="000000"/>
+                <w:left w:val="none" w:sz="0" w:space="0" w:color="000000"/>
+                <w:right w:val="none" w:sz="0" w:space="0" w:color="000000"/>
+              </w:pBdr>
+              <w:spacing w:after="120" w:before="120" w:line="240"/>
+              <w:ind w:left="120" w:right="120" w:firstLine="0" w:firstLineChars="0"/>
+              <w:rPr>
+                <w:rFonts w:ascii="Arial" w:hAnsi="Arial" w:eastAsia="Arial" w:cs="Arial"/>
+                <w:i w:val="false"/>
+                <w:b w:val="false"/>
+                <w:u w:val="none"/>
+                <w:sz w:val="22"/>
+                <w:szCs w:val="22"/>
+                <w:color w:val="000000"/>
+              </w:rPr>
+            </w:pPr>
+            <w:r>
+              <w:rPr>
+                <w:rFonts w:ascii="Arial" w:hAnsi="Arial" w:eastAsia="Arial" w:cs="Arial"/>
+                <w:i w:val="false"/>
+                <w:b w:val="false"/>
+                <w:u w:val="none"/>
+                <w:sz w:val="22"/>
+                <w:szCs w:val="22"/>
+                <w:color w:val="000000"/>
+              </w:rPr>
+              <w:t xml:space="preserve">-19.68 ***</w:t>
             </w:r>
           </w:p>
         </w:tc>
@@ -3480,60 +3480,60 @@
                 <w:szCs w:val="22"/>
                 <w:color w:val="000000"/>
               </w:rPr>
-              <w:t xml:space="preserve">(0.45)   </w:t>
-            </w:r>
-          </w:p>
-        </w:tc>
-        <w:tc>
-          <w:tcPr>
-            <w:tcBorders>
-              <w:bottom w:val="none" w:sz="0" w:space="0" w:color="000000"/>
-              <w:top w:val="none" w:sz="0" w:space="0" w:color="000000"/>
-              <w:left w:val="none" w:sz="0" w:space="0" w:color="000000"/>
-              <w:right w:val="none" w:sz="0" w:space="0" w:color="000000"/>
-            </w:tcBorders>
-            <w:shd w:val="clear" w:color="auto" w:fill="FFFFFF"/>
-            <w:tcMar>
-              <w:top w:w="0" w:type="dxa"/>
-              <w:bottom w:w="0" w:type="dxa"/>
-              <w:left w:w="0" w:type="dxa"/>
-              <w:right w:w="0" w:type="dxa"/>
-            </w:tcMar>
-            <w:vAlign w:val="top"/>
-          </w:tcPr>
-          <w:p>
-            <w:pPr>
-              <w:pStyle w:val="Normal"/>
-              <w:jc w:val="right"/>
-              <w:pBdr>
-                <w:bottom w:val="none" w:sz="0" w:space="0" w:color="000000"/>
-                <w:top w:val="none" w:sz="0" w:space="0" w:color="000000"/>
-                <w:left w:val="none" w:sz="0" w:space="0" w:color="000000"/>
-                <w:right w:val="none" w:sz="0" w:space="0" w:color="000000"/>
-              </w:pBdr>
-              <w:spacing w:after="120" w:before="120" w:line="240"/>
-              <w:ind w:left="120" w:right="120" w:firstLine="0" w:firstLineChars="0"/>
-              <w:rPr>
-                <w:rFonts w:ascii="Arial" w:hAnsi="Arial" w:eastAsia="Arial" w:cs="Arial"/>
-                <w:i w:val="false"/>
-                <w:b w:val="false"/>
-                <w:u w:val="none"/>
-                <w:sz w:val="22"/>
-                <w:szCs w:val="22"/>
-                <w:color w:val="000000"/>
-              </w:rPr>
-            </w:pPr>
-            <w:r>
-              <w:rPr>
-                <w:rFonts w:ascii="Arial" w:hAnsi="Arial" w:eastAsia="Arial" w:cs="Arial"/>
-                <w:i w:val="false"/>
-                <w:b w:val="false"/>
-                <w:u w:val="none"/>
-                <w:sz w:val="22"/>
-                <w:szCs w:val="22"/>
-                <w:color w:val="000000"/>
-              </w:rPr>
-              <w:t xml:space="preserve">(0.55)   </w:t>
+              <w:t xml:space="preserve">(0.46)   </w:t>
+            </w:r>
+          </w:p>
+        </w:tc>
+        <w:tc>
+          <w:tcPr>
+            <w:tcBorders>
+              <w:bottom w:val="none" w:sz="0" w:space="0" w:color="000000"/>
+              <w:top w:val="none" w:sz="0" w:space="0" w:color="000000"/>
+              <w:left w:val="none" w:sz="0" w:space="0" w:color="000000"/>
+              <w:right w:val="none" w:sz="0" w:space="0" w:color="000000"/>
+            </w:tcBorders>
+            <w:shd w:val="clear" w:color="auto" w:fill="FFFFFF"/>
+            <w:tcMar>
+              <w:top w:w="0" w:type="dxa"/>
+              <w:bottom w:w="0" w:type="dxa"/>
+              <w:left w:w="0" w:type="dxa"/>
+              <w:right w:w="0" w:type="dxa"/>
+            </w:tcMar>
+            <w:vAlign w:val="top"/>
+          </w:tcPr>
+          <w:p>
+            <w:pPr>
+              <w:pStyle w:val="Normal"/>
+              <w:jc w:val="right"/>
+              <w:pBdr>
+                <w:bottom w:val="none" w:sz="0" w:space="0" w:color="000000"/>
+                <w:top w:val="none" w:sz="0" w:space="0" w:color="000000"/>
+                <w:left w:val="none" w:sz="0" w:space="0" w:color="000000"/>
+                <w:right w:val="none" w:sz="0" w:space="0" w:color="000000"/>
+              </w:pBdr>
+              <w:spacing w:after="120" w:before="120" w:line="240"/>
+              <w:ind w:left="120" w:right="120" w:firstLine="0" w:firstLineChars="0"/>
+              <w:rPr>
+                <w:rFonts w:ascii="Arial" w:hAnsi="Arial" w:eastAsia="Arial" w:cs="Arial"/>
+                <w:i w:val="false"/>
+                <w:b w:val="false"/>
+                <w:u w:val="none"/>
+                <w:sz w:val="22"/>
+                <w:szCs w:val="22"/>
+                <w:color w:val="000000"/>
+              </w:rPr>
+            </w:pPr>
+            <w:r>
+              <w:rPr>
+                <w:rFonts w:ascii="Arial" w:hAnsi="Arial" w:eastAsia="Arial" w:cs="Arial"/>
+                <w:i w:val="false"/>
+                <w:b w:val="false"/>
+                <w:u w:val="none"/>
+                <w:sz w:val="22"/>
+                <w:szCs w:val="22"/>
+                <w:color w:val="000000"/>
+              </w:rPr>
+              <w:t xml:space="preserve">(0.56)   </w:t>
             </w:r>
           </w:p>
         </w:tc>
@@ -3592,219 +3592,219 @@
                 <w:szCs w:val="22"/>
                 <w:color w:val="000000"/>
               </w:rPr>
-              <w:t xml:space="preserve">factor(ed3)2</w:t>
-            </w:r>
-          </w:p>
-        </w:tc>
-        <w:tc>
-          <w:tcPr>
-            <w:tcBorders>
-              <w:bottom w:val="none" w:sz="0" w:space="0" w:color="000000"/>
-              <w:top w:val="none" w:sz="0" w:space="0" w:color="000000"/>
-              <w:left w:val="none" w:sz="0" w:space="0" w:color="000000"/>
-              <w:right w:val="none" w:sz="0" w:space="0" w:color="000000"/>
-            </w:tcBorders>
-            <w:shd w:val="clear" w:color="auto" w:fill="FFFFFF"/>
-            <w:tcMar>
-              <w:top w:w="0" w:type="dxa"/>
-              <w:bottom w:w="0" w:type="dxa"/>
-              <w:left w:w="0" w:type="dxa"/>
-              <w:right w:w="0" w:type="dxa"/>
-            </w:tcMar>
-            <w:vAlign w:val="top"/>
-          </w:tcPr>
-          <w:p>
-            <w:pPr>
-              <w:pStyle w:val="Normal"/>
-              <w:jc w:val="right"/>
-              <w:pBdr>
-                <w:bottom w:val="none" w:sz="0" w:space="0" w:color="000000"/>
-                <w:top w:val="none" w:sz="0" w:space="0" w:color="000000"/>
-                <w:left w:val="none" w:sz="0" w:space="0" w:color="000000"/>
-                <w:right w:val="none" w:sz="0" w:space="0" w:color="000000"/>
-              </w:pBdr>
-              <w:spacing w:after="120" w:before="120" w:line="240"/>
-              <w:ind w:left="120" w:right="120" w:firstLine="0" w:firstLineChars="0"/>
-              <w:rPr>
-                <w:rFonts w:ascii="Arial" w:hAnsi="Arial" w:eastAsia="Arial" w:cs="Arial"/>
-                <w:i w:val="false"/>
-                <w:b w:val="false"/>
-                <w:u w:val="none"/>
-                <w:sz w:val="22"/>
-                <w:szCs w:val="22"/>
-                <w:color w:val="000000"/>
-              </w:rPr>
-            </w:pPr>
-            <w:r>
-              <w:rPr>
-                <w:rFonts w:ascii="Arial" w:hAnsi="Arial" w:eastAsia="Arial" w:cs="Arial"/>
-                <w:i w:val="false"/>
-                <w:b w:val="false"/>
-                <w:u w:val="none"/>
-                <w:sz w:val="22"/>
-                <w:szCs w:val="22"/>
-                <w:color w:val="000000"/>
-              </w:rPr>
-              <w:t xml:space="preserve">30.27 ***</w:t>
-            </w:r>
-          </w:p>
-        </w:tc>
-        <w:tc>
-          <w:tcPr>
-            <w:tcBorders>
-              <w:bottom w:val="none" w:sz="0" w:space="0" w:color="000000"/>
-              <w:top w:val="none" w:sz="0" w:space="0" w:color="000000"/>
-              <w:left w:val="none" w:sz="0" w:space="0" w:color="000000"/>
-              <w:right w:val="none" w:sz="0" w:space="0" w:color="000000"/>
-            </w:tcBorders>
-            <w:shd w:val="clear" w:color="auto" w:fill="FFFFFF"/>
-            <w:tcMar>
-              <w:top w:w="0" w:type="dxa"/>
-              <w:bottom w:w="0" w:type="dxa"/>
-              <w:left w:w="0" w:type="dxa"/>
-              <w:right w:w="0" w:type="dxa"/>
-            </w:tcMar>
-            <w:vAlign w:val="top"/>
-          </w:tcPr>
-          <w:p>
-            <w:pPr>
-              <w:pStyle w:val="Normal"/>
-              <w:jc w:val="right"/>
-              <w:pBdr>
-                <w:bottom w:val="none" w:sz="0" w:space="0" w:color="000000"/>
-                <w:top w:val="none" w:sz="0" w:space="0" w:color="000000"/>
-                <w:left w:val="none" w:sz="0" w:space="0" w:color="000000"/>
-                <w:right w:val="none" w:sz="0" w:space="0" w:color="000000"/>
-              </w:pBdr>
-              <w:spacing w:after="120" w:before="120" w:line="240"/>
-              <w:ind w:left="120" w:right="120" w:firstLine="0" w:firstLineChars="0"/>
-              <w:rPr>
-                <w:rFonts w:ascii="Arial" w:hAnsi="Arial" w:eastAsia="Arial" w:cs="Arial"/>
-                <w:i w:val="false"/>
-                <w:b w:val="false"/>
-                <w:u w:val="none"/>
-                <w:sz w:val="22"/>
-                <w:szCs w:val="22"/>
-                <w:color w:val="000000"/>
-              </w:rPr>
-            </w:pPr>
-            <w:r>
-              <w:rPr>
-                <w:rFonts w:ascii="Arial" w:hAnsi="Arial" w:eastAsia="Arial" w:cs="Arial"/>
-                <w:i w:val="false"/>
-                <w:b w:val="false"/>
-                <w:u w:val="none"/>
-                <w:sz w:val="22"/>
-                <w:szCs w:val="22"/>
-                <w:color w:val="000000"/>
-              </w:rPr>
-              <w:t xml:space="preserve">30.45 ***</w:t>
-            </w:r>
-          </w:p>
-        </w:tc>
-        <w:tc>
-          <w:tcPr>
-            <w:tcBorders>
-              <w:bottom w:val="none" w:sz="0" w:space="0" w:color="000000"/>
-              <w:top w:val="none" w:sz="0" w:space="0" w:color="000000"/>
-              <w:left w:val="none" w:sz="0" w:space="0" w:color="000000"/>
-              <w:right w:val="none" w:sz="0" w:space="0" w:color="000000"/>
-            </w:tcBorders>
-            <w:shd w:val="clear" w:color="auto" w:fill="FFFFFF"/>
-            <w:tcMar>
-              <w:top w:w="0" w:type="dxa"/>
-              <w:bottom w:w="0" w:type="dxa"/>
-              <w:left w:w="0" w:type="dxa"/>
-              <w:right w:w="0" w:type="dxa"/>
-            </w:tcMar>
-            <w:vAlign w:val="top"/>
-          </w:tcPr>
-          <w:p>
-            <w:pPr>
-              <w:pStyle w:val="Normal"/>
-              <w:jc w:val="right"/>
-              <w:pBdr>
-                <w:bottom w:val="none" w:sz="0" w:space="0" w:color="000000"/>
-                <w:top w:val="none" w:sz="0" w:space="0" w:color="000000"/>
-                <w:left w:val="none" w:sz="0" w:space="0" w:color="000000"/>
-                <w:right w:val="none" w:sz="0" w:space="0" w:color="000000"/>
-              </w:pBdr>
-              <w:spacing w:after="120" w:before="120" w:line="240"/>
-              <w:ind w:left="120" w:right="120" w:firstLine="0" w:firstLineChars="0"/>
-              <w:rPr>
-                <w:rFonts w:ascii="Arial" w:hAnsi="Arial" w:eastAsia="Arial" w:cs="Arial"/>
-                <w:i w:val="false"/>
-                <w:b w:val="false"/>
-                <w:u w:val="none"/>
-                <w:sz w:val="22"/>
-                <w:szCs w:val="22"/>
-                <w:color w:val="000000"/>
-              </w:rPr>
-            </w:pPr>
-            <w:r>
-              <w:rPr>
-                <w:rFonts w:ascii="Arial" w:hAnsi="Arial" w:eastAsia="Arial" w:cs="Arial"/>
-                <w:i w:val="false"/>
-                <w:b w:val="false"/>
-                <w:u w:val="none"/>
-                <w:sz w:val="22"/>
-                <w:szCs w:val="22"/>
-                <w:color w:val="000000"/>
-              </w:rPr>
-              <w:t xml:space="preserve">30.75 ***</w:t>
-            </w:r>
-          </w:p>
-        </w:tc>
-        <w:tc>
-          <w:tcPr>
-            <w:tcBorders>
-              <w:bottom w:val="none" w:sz="0" w:space="0" w:color="000000"/>
-              <w:top w:val="none" w:sz="0" w:space="0" w:color="000000"/>
-              <w:left w:val="none" w:sz="0" w:space="0" w:color="000000"/>
-              <w:right w:val="none" w:sz="0" w:space="0" w:color="000000"/>
-            </w:tcBorders>
-            <w:shd w:val="clear" w:color="auto" w:fill="FFFFFF"/>
-            <w:tcMar>
-              <w:top w:w="0" w:type="dxa"/>
-              <w:bottom w:w="0" w:type="dxa"/>
-              <w:left w:w="0" w:type="dxa"/>
-              <w:right w:w="0" w:type="dxa"/>
-            </w:tcMar>
-            <w:vAlign w:val="top"/>
-          </w:tcPr>
-          <w:p>
-            <w:pPr>
-              <w:pStyle w:val="Normal"/>
-              <w:jc w:val="right"/>
-              <w:pBdr>
-                <w:bottom w:val="none" w:sz="0" w:space="0" w:color="000000"/>
-                <w:top w:val="none" w:sz="0" w:space="0" w:color="000000"/>
-                <w:left w:val="none" w:sz="0" w:space="0" w:color="000000"/>
-                <w:right w:val="none" w:sz="0" w:space="0" w:color="000000"/>
-              </w:pBdr>
-              <w:spacing w:after="120" w:before="120" w:line="240"/>
-              <w:ind w:left="120" w:right="120" w:firstLine="0" w:firstLineChars="0"/>
-              <w:rPr>
-                <w:rFonts w:ascii="Arial" w:hAnsi="Arial" w:eastAsia="Arial" w:cs="Arial"/>
-                <w:i w:val="false"/>
-                <w:b w:val="false"/>
-                <w:u w:val="none"/>
-                <w:sz w:val="22"/>
-                <w:szCs w:val="22"/>
-                <w:color w:val="000000"/>
-              </w:rPr>
-            </w:pPr>
-            <w:r>
-              <w:rPr>
-                <w:rFonts w:ascii="Arial" w:hAnsi="Arial" w:eastAsia="Arial" w:cs="Arial"/>
-                <w:i w:val="false"/>
-                <w:b w:val="false"/>
-                <w:u w:val="none"/>
-                <w:sz w:val="22"/>
-                <w:szCs w:val="22"/>
-                <w:color w:val="000000"/>
-              </w:rPr>
-              <w:t xml:space="preserve">30.72 ***</w:t>
+              <w:t xml:space="preserve">I(ed3 == 3)TRUE</w:t>
+            </w:r>
+          </w:p>
+        </w:tc>
+        <w:tc>
+          <w:tcPr>
+            <w:tcBorders>
+              <w:bottom w:val="none" w:sz="0" w:space="0" w:color="000000"/>
+              <w:top w:val="none" w:sz="0" w:space="0" w:color="000000"/>
+              <w:left w:val="none" w:sz="0" w:space="0" w:color="000000"/>
+              <w:right w:val="none" w:sz="0" w:space="0" w:color="000000"/>
+            </w:tcBorders>
+            <w:shd w:val="clear" w:color="auto" w:fill="FFFFFF"/>
+            <w:tcMar>
+              <w:top w:w="0" w:type="dxa"/>
+              <w:bottom w:w="0" w:type="dxa"/>
+              <w:left w:w="0" w:type="dxa"/>
+              <w:right w:w="0" w:type="dxa"/>
+            </w:tcMar>
+            <w:vAlign w:val="top"/>
+          </w:tcPr>
+          <w:p>
+            <w:pPr>
+              <w:pStyle w:val="Normal"/>
+              <w:jc w:val="right"/>
+              <w:pBdr>
+                <w:bottom w:val="none" w:sz="0" w:space="0" w:color="000000"/>
+                <w:top w:val="none" w:sz="0" w:space="0" w:color="000000"/>
+                <w:left w:val="none" w:sz="0" w:space="0" w:color="000000"/>
+                <w:right w:val="none" w:sz="0" w:space="0" w:color="000000"/>
+              </w:pBdr>
+              <w:spacing w:after="120" w:before="120" w:line="240"/>
+              <w:ind w:left="120" w:right="120" w:firstLine="0" w:firstLineChars="0"/>
+              <w:rPr>
+                <w:rFonts w:ascii="Arial" w:hAnsi="Arial" w:eastAsia="Arial" w:cs="Arial"/>
+                <w:i w:val="false"/>
+                <w:b w:val="false"/>
+                <w:u w:val="none"/>
+                <w:sz w:val="22"/>
+                <w:szCs w:val="22"/>
+                <w:color w:val="000000"/>
+              </w:rPr>
+            </w:pPr>
+            <w:r>
+              <w:rPr>
+                <w:rFonts w:ascii="Arial" w:hAnsi="Arial" w:eastAsia="Arial" w:cs="Arial"/>
+                <w:i w:val="false"/>
+                <w:b w:val="false"/>
+                <w:u w:val="none"/>
+                <w:sz w:val="22"/>
+                <w:szCs w:val="22"/>
+                <w:color w:val="000000"/>
+              </w:rPr>
+              <w:t xml:space="preserve">41.11 ***</w:t>
+            </w:r>
+          </w:p>
+        </w:tc>
+        <w:tc>
+          <w:tcPr>
+            <w:tcBorders>
+              <w:bottom w:val="none" w:sz="0" w:space="0" w:color="000000"/>
+              <w:top w:val="none" w:sz="0" w:space="0" w:color="000000"/>
+              <w:left w:val="none" w:sz="0" w:space="0" w:color="000000"/>
+              <w:right w:val="none" w:sz="0" w:space="0" w:color="000000"/>
+            </w:tcBorders>
+            <w:shd w:val="clear" w:color="auto" w:fill="FFFFFF"/>
+            <w:tcMar>
+              <w:top w:w="0" w:type="dxa"/>
+              <w:bottom w:w="0" w:type="dxa"/>
+              <w:left w:w="0" w:type="dxa"/>
+              <w:right w:w="0" w:type="dxa"/>
+            </w:tcMar>
+            <w:vAlign w:val="top"/>
+          </w:tcPr>
+          <w:p>
+            <w:pPr>
+              <w:pStyle w:val="Normal"/>
+              <w:jc w:val="right"/>
+              <w:pBdr>
+                <w:bottom w:val="none" w:sz="0" w:space="0" w:color="000000"/>
+                <w:top w:val="none" w:sz="0" w:space="0" w:color="000000"/>
+                <w:left w:val="none" w:sz="0" w:space="0" w:color="000000"/>
+                <w:right w:val="none" w:sz="0" w:space="0" w:color="000000"/>
+              </w:pBdr>
+              <w:spacing w:after="120" w:before="120" w:line="240"/>
+              <w:ind w:left="120" w:right="120" w:firstLine="0" w:firstLineChars="0"/>
+              <w:rPr>
+                <w:rFonts w:ascii="Arial" w:hAnsi="Arial" w:eastAsia="Arial" w:cs="Arial"/>
+                <w:i w:val="false"/>
+                <w:b w:val="false"/>
+                <w:u w:val="none"/>
+                <w:sz w:val="22"/>
+                <w:szCs w:val="22"/>
+                <w:color w:val="000000"/>
+              </w:rPr>
+            </w:pPr>
+            <w:r>
+              <w:rPr>
+                <w:rFonts w:ascii="Arial" w:hAnsi="Arial" w:eastAsia="Arial" w:cs="Arial"/>
+                <w:i w:val="false"/>
+                <w:b w:val="false"/>
+                <w:u w:val="none"/>
+                <w:sz w:val="22"/>
+                <w:szCs w:val="22"/>
+                <w:color w:val="000000"/>
+              </w:rPr>
+              <w:t xml:space="preserve">36.80 ***</w:t>
+            </w:r>
+          </w:p>
+        </w:tc>
+        <w:tc>
+          <w:tcPr>
+            <w:tcBorders>
+              <w:bottom w:val="none" w:sz="0" w:space="0" w:color="000000"/>
+              <w:top w:val="none" w:sz="0" w:space="0" w:color="000000"/>
+              <w:left w:val="none" w:sz="0" w:space="0" w:color="000000"/>
+              <w:right w:val="none" w:sz="0" w:space="0" w:color="000000"/>
+            </w:tcBorders>
+            <w:shd w:val="clear" w:color="auto" w:fill="FFFFFF"/>
+            <w:tcMar>
+              <w:top w:w="0" w:type="dxa"/>
+              <w:bottom w:w="0" w:type="dxa"/>
+              <w:left w:w="0" w:type="dxa"/>
+              <w:right w:w="0" w:type="dxa"/>
+            </w:tcMar>
+            <w:vAlign w:val="top"/>
+          </w:tcPr>
+          <w:p>
+            <w:pPr>
+              <w:pStyle w:val="Normal"/>
+              <w:jc w:val="right"/>
+              <w:pBdr>
+                <w:bottom w:val="none" w:sz="0" w:space="0" w:color="000000"/>
+                <w:top w:val="none" w:sz="0" w:space="0" w:color="000000"/>
+                <w:left w:val="none" w:sz="0" w:space="0" w:color="000000"/>
+                <w:right w:val="none" w:sz="0" w:space="0" w:color="000000"/>
+              </w:pBdr>
+              <w:spacing w:after="120" w:before="120" w:line="240"/>
+              <w:ind w:left="120" w:right="120" w:firstLine="0" w:firstLineChars="0"/>
+              <w:rPr>
+                <w:rFonts w:ascii="Arial" w:hAnsi="Arial" w:eastAsia="Arial" w:cs="Arial"/>
+                <w:i w:val="false"/>
+                <w:b w:val="false"/>
+                <w:u w:val="none"/>
+                <w:sz w:val="22"/>
+                <w:szCs w:val="22"/>
+                <w:color w:val="000000"/>
+              </w:rPr>
+            </w:pPr>
+            <w:r>
+              <w:rPr>
+                <w:rFonts w:ascii="Arial" w:hAnsi="Arial" w:eastAsia="Arial" w:cs="Arial"/>
+                <w:i w:val="false"/>
+                <w:b w:val="false"/>
+                <w:u w:val="none"/>
+                <w:sz w:val="22"/>
+                <w:szCs w:val="22"/>
+                <w:color w:val="000000"/>
+              </w:rPr>
+              <w:t xml:space="preserve">37.22 ***</w:t>
+            </w:r>
+          </w:p>
+        </w:tc>
+        <w:tc>
+          <w:tcPr>
+            <w:tcBorders>
+              <w:bottom w:val="none" w:sz="0" w:space="0" w:color="000000"/>
+              <w:top w:val="none" w:sz="0" w:space="0" w:color="000000"/>
+              <w:left w:val="none" w:sz="0" w:space="0" w:color="000000"/>
+              <w:right w:val="none" w:sz="0" w:space="0" w:color="000000"/>
+            </w:tcBorders>
+            <w:shd w:val="clear" w:color="auto" w:fill="FFFFFF"/>
+            <w:tcMar>
+              <w:top w:w="0" w:type="dxa"/>
+              <w:bottom w:w="0" w:type="dxa"/>
+              <w:left w:w="0" w:type="dxa"/>
+              <w:right w:w="0" w:type="dxa"/>
+            </w:tcMar>
+            <w:vAlign w:val="top"/>
+          </w:tcPr>
+          <w:p>
+            <w:pPr>
+              <w:pStyle w:val="Normal"/>
+              <w:jc w:val="right"/>
+              <w:pBdr>
+                <w:bottom w:val="none" w:sz="0" w:space="0" w:color="000000"/>
+                <w:top w:val="none" w:sz="0" w:space="0" w:color="000000"/>
+                <w:left w:val="none" w:sz="0" w:space="0" w:color="000000"/>
+                <w:right w:val="none" w:sz="0" w:space="0" w:color="000000"/>
+              </w:pBdr>
+              <w:spacing w:after="120" w:before="120" w:line="240"/>
+              <w:ind w:left="120" w:right="120" w:firstLine="0" w:firstLineChars="0"/>
+              <w:rPr>
+                <w:rFonts w:ascii="Arial" w:hAnsi="Arial" w:eastAsia="Arial" w:cs="Arial"/>
+                <w:i w:val="false"/>
+                <w:b w:val="false"/>
+                <w:u w:val="none"/>
+                <w:sz w:val="22"/>
+                <w:szCs w:val="22"/>
+                <w:color w:val="000000"/>
+              </w:rPr>
+            </w:pPr>
+            <w:r>
+              <w:rPr>
+                <w:rFonts w:ascii="Arial" w:hAnsi="Arial" w:eastAsia="Arial" w:cs="Arial"/>
+                <w:i w:val="false"/>
+                <w:b w:val="false"/>
+                <w:u w:val="none"/>
+                <w:sz w:val="22"/>
+                <w:szCs w:val="22"/>
+                <w:color w:val="000000"/>
+              </w:rPr>
+              <w:t xml:space="preserve">37.22 ***</w:t>
             </w:r>
           </w:p>
         </w:tc>
@@ -3916,173 +3916,173 @@
                 <w:szCs w:val="22"/>
                 <w:color w:val="000000"/>
               </w:rPr>
-              <w:t xml:space="preserve">(1.19)   </w:t>
-            </w:r>
-          </w:p>
-        </w:tc>
-        <w:tc>
-          <w:tcPr>
-            <w:tcBorders>
-              <w:bottom w:val="none" w:sz="0" w:space="0" w:color="000000"/>
-              <w:top w:val="none" w:sz="0" w:space="0" w:color="000000"/>
-              <w:left w:val="none" w:sz="0" w:space="0" w:color="000000"/>
-              <w:right w:val="none" w:sz="0" w:space="0" w:color="000000"/>
-            </w:tcBorders>
-            <w:shd w:val="clear" w:color="auto" w:fill="FFFFFF"/>
-            <w:tcMar>
-              <w:top w:w="0" w:type="dxa"/>
-              <w:bottom w:w="0" w:type="dxa"/>
-              <w:left w:w="0" w:type="dxa"/>
-              <w:right w:w="0" w:type="dxa"/>
-            </w:tcMar>
-            <w:vAlign w:val="top"/>
-          </w:tcPr>
-          <w:p>
-            <w:pPr>
-              <w:pStyle w:val="Normal"/>
-              <w:jc w:val="right"/>
-              <w:pBdr>
-                <w:bottom w:val="none" w:sz="0" w:space="0" w:color="000000"/>
-                <w:top w:val="none" w:sz="0" w:space="0" w:color="000000"/>
-                <w:left w:val="none" w:sz="0" w:space="0" w:color="000000"/>
-                <w:right w:val="none" w:sz="0" w:space="0" w:color="000000"/>
-              </w:pBdr>
-              <w:spacing w:after="120" w:before="120" w:line="240"/>
-              <w:ind w:left="120" w:right="120" w:firstLine="0" w:firstLineChars="0"/>
-              <w:rPr>
-                <w:rFonts w:ascii="Arial" w:hAnsi="Arial" w:eastAsia="Arial" w:cs="Arial"/>
-                <w:i w:val="false"/>
-                <w:b w:val="false"/>
-                <w:u w:val="none"/>
-                <w:sz w:val="22"/>
-                <w:szCs w:val="22"/>
-                <w:color w:val="000000"/>
-              </w:rPr>
-            </w:pPr>
-            <w:r>
-              <w:rPr>
-                <w:rFonts w:ascii="Arial" w:hAnsi="Arial" w:eastAsia="Arial" w:cs="Arial"/>
-                <w:i w:val="false"/>
-                <w:b w:val="false"/>
-                <w:u w:val="none"/>
-                <w:sz w:val="22"/>
-                <w:szCs w:val="22"/>
-                <w:color w:val="000000"/>
-              </w:rPr>
-              <w:t xml:space="preserve">(0.43)   </w:t>
-            </w:r>
-          </w:p>
-        </w:tc>
-        <w:tc>
-          <w:tcPr>
-            <w:tcBorders>
-              <w:bottom w:val="none" w:sz="0" w:space="0" w:color="000000"/>
-              <w:top w:val="none" w:sz="0" w:space="0" w:color="000000"/>
-              <w:left w:val="none" w:sz="0" w:space="0" w:color="000000"/>
-              <w:right w:val="none" w:sz="0" w:space="0" w:color="000000"/>
-            </w:tcBorders>
-            <w:shd w:val="clear" w:color="auto" w:fill="FFFFFF"/>
-            <w:tcMar>
-              <w:top w:w="0" w:type="dxa"/>
-              <w:bottom w:w="0" w:type="dxa"/>
-              <w:left w:w="0" w:type="dxa"/>
-              <w:right w:w="0" w:type="dxa"/>
-            </w:tcMar>
-            <w:vAlign w:val="top"/>
-          </w:tcPr>
-          <w:p>
-            <w:pPr>
-              <w:pStyle w:val="Normal"/>
-              <w:jc w:val="right"/>
-              <w:pBdr>
-                <w:bottom w:val="none" w:sz="0" w:space="0" w:color="000000"/>
-                <w:top w:val="none" w:sz="0" w:space="0" w:color="000000"/>
-                <w:left w:val="none" w:sz="0" w:space="0" w:color="000000"/>
-                <w:right w:val="none" w:sz="0" w:space="0" w:color="000000"/>
-              </w:pBdr>
-              <w:spacing w:after="120" w:before="120" w:line="240"/>
-              <w:ind w:left="120" w:right="120" w:firstLine="0" w:firstLineChars="0"/>
-              <w:rPr>
-                <w:rFonts w:ascii="Arial" w:hAnsi="Arial" w:eastAsia="Arial" w:cs="Arial"/>
-                <w:i w:val="false"/>
-                <w:b w:val="false"/>
-                <w:u w:val="none"/>
-                <w:sz w:val="22"/>
-                <w:szCs w:val="22"/>
-                <w:color w:val="000000"/>
-              </w:rPr>
-            </w:pPr>
-            <w:r>
-              <w:rPr>
-                <w:rFonts w:ascii="Arial" w:hAnsi="Arial" w:eastAsia="Arial" w:cs="Arial"/>
-                <w:i w:val="false"/>
-                <w:b w:val="false"/>
-                <w:u w:val="none"/>
-                <w:sz w:val="22"/>
-                <w:szCs w:val="22"/>
-                <w:color w:val="000000"/>
-              </w:rPr>
-              <w:t xml:space="preserve">(0.41)   </w:t>
-            </w:r>
-          </w:p>
-        </w:tc>
-        <w:tc>
-          <w:tcPr>
-            <w:tcBorders>
-              <w:bottom w:val="none" w:sz="0" w:space="0" w:color="000000"/>
-              <w:top w:val="none" w:sz="0" w:space="0" w:color="000000"/>
-              <w:left w:val="none" w:sz="0" w:space="0" w:color="000000"/>
-              <w:right w:val="none" w:sz="0" w:space="0" w:color="000000"/>
-            </w:tcBorders>
-            <w:shd w:val="clear" w:color="auto" w:fill="FFFFFF"/>
-            <w:tcMar>
-              <w:top w:w="0" w:type="dxa"/>
-              <w:bottom w:w="0" w:type="dxa"/>
-              <w:left w:w="0" w:type="dxa"/>
-              <w:right w:w="0" w:type="dxa"/>
-            </w:tcMar>
-            <w:vAlign w:val="top"/>
-          </w:tcPr>
-          <w:p>
-            <w:pPr>
-              <w:pStyle w:val="Normal"/>
-              <w:jc w:val="right"/>
-              <w:pBdr>
-                <w:bottom w:val="none" w:sz="0" w:space="0" w:color="000000"/>
-                <w:top w:val="none" w:sz="0" w:space="0" w:color="000000"/>
-                <w:left w:val="none" w:sz="0" w:space="0" w:color="000000"/>
-                <w:right w:val="none" w:sz="0" w:space="0" w:color="000000"/>
-              </w:pBdr>
-              <w:spacing w:after="120" w:before="120" w:line="240"/>
-              <w:ind w:left="120" w:right="120" w:firstLine="0" w:firstLineChars="0"/>
-              <w:rPr>
-                <w:rFonts w:ascii="Arial" w:hAnsi="Arial" w:eastAsia="Arial" w:cs="Arial"/>
-                <w:i w:val="false"/>
-                <w:b w:val="false"/>
-                <w:u w:val="none"/>
-                <w:sz w:val="22"/>
-                <w:szCs w:val="22"/>
-                <w:color w:val="000000"/>
-              </w:rPr>
-            </w:pPr>
-            <w:r>
-              <w:rPr>
-                <w:rFonts w:ascii="Arial" w:hAnsi="Arial" w:eastAsia="Arial" w:cs="Arial"/>
-                <w:i w:val="false"/>
-                <w:b w:val="false"/>
-                <w:u w:val="none"/>
-                <w:sz w:val="22"/>
-                <w:szCs w:val="22"/>
-                <w:color w:val="000000"/>
-              </w:rPr>
-              <w:t xml:space="preserve">(0.41)   </w:t>
+              <w:t xml:space="preserve">(0.87)   </w:t>
+            </w:r>
+          </w:p>
+        </w:tc>
+        <w:tc>
+          <w:tcPr>
+            <w:tcBorders>
+              <w:bottom w:val="none" w:sz="0" w:space="0" w:color="000000"/>
+              <w:top w:val="none" w:sz="0" w:space="0" w:color="000000"/>
+              <w:left w:val="none" w:sz="0" w:space="0" w:color="000000"/>
+              <w:right w:val="none" w:sz="0" w:space="0" w:color="000000"/>
+            </w:tcBorders>
+            <w:shd w:val="clear" w:color="auto" w:fill="FFFFFF"/>
+            <w:tcMar>
+              <w:top w:w="0" w:type="dxa"/>
+              <w:bottom w:w="0" w:type="dxa"/>
+              <w:left w:w="0" w:type="dxa"/>
+              <w:right w:w="0" w:type="dxa"/>
+            </w:tcMar>
+            <w:vAlign w:val="top"/>
+          </w:tcPr>
+          <w:p>
+            <w:pPr>
+              <w:pStyle w:val="Normal"/>
+              <w:jc w:val="right"/>
+              <w:pBdr>
+                <w:bottom w:val="none" w:sz="0" w:space="0" w:color="000000"/>
+                <w:top w:val="none" w:sz="0" w:space="0" w:color="000000"/>
+                <w:left w:val="none" w:sz="0" w:space="0" w:color="000000"/>
+                <w:right w:val="none" w:sz="0" w:space="0" w:color="000000"/>
+              </w:pBdr>
+              <w:spacing w:after="120" w:before="120" w:line="240"/>
+              <w:ind w:left="120" w:right="120" w:firstLine="0" w:firstLineChars="0"/>
+              <w:rPr>
+                <w:rFonts w:ascii="Arial" w:hAnsi="Arial" w:eastAsia="Arial" w:cs="Arial"/>
+                <w:i w:val="false"/>
+                <w:b w:val="false"/>
+                <w:u w:val="none"/>
+                <w:sz w:val="22"/>
+                <w:szCs w:val="22"/>
+                <w:color w:val="000000"/>
+              </w:rPr>
+            </w:pPr>
+            <w:r>
+              <w:rPr>
+                <w:rFonts w:ascii="Arial" w:hAnsi="Arial" w:eastAsia="Arial" w:cs="Arial"/>
+                <w:i w:val="false"/>
+                <w:b w:val="false"/>
+                <w:u w:val="none"/>
+                <w:sz w:val="22"/>
+                <w:szCs w:val="22"/>
+                <w:color w:val="000000"/>
+              </w:rPr>
+              <w:t xml:space="preserve">(0.28)   </w:t>
+            </w:r>
+          </w:p>
+        </w:tc>
+        <w:tc>
+          <w:tcPr>
+            <w:tcBorders>
+              <w:bottom w:val="none" w:sz="0" w:space="0" w:color="000000"/>
+              <w:top w:val="none" w:sz="0" w:space="0" w:color="000000"/>
+              <w:left w:val="none" w:sz="0" w:space="0" w:color="000000"/>
+              <w:right w:val="none" w:sz="0" w:space="0" w:color="000000"/>
+            </w:tcBorders>
+            <w:shd w:val="clear" w:color="auto" w:fill="FFFFFF"/>
+            <w:tcMar>
+              <w:top w:w="0" w:type="dxa"/>
+              <w:bottom w:w="0" w:type="dxa"/>
+              <w:left w:w="0" w:type="dxa"/>
+              <w:right w:w="0" w:type="dxa"/>
+            </w:tcMar>
+            <w:vAlign w:val="top"/>
+          </w:tcPr>
+          <w:p>
+            <w:pPr>
+              <w:pStyle w:val="Normal"/>
+              <w:jc w:val="right"/>
+              <w:pBdr>
+                <w:bottom w:val="none" w:sz="0" w:space="0" w:color="000000"/>
+                <w:top w:val="none" w:sz="0" w:space="0" w:color="000000"/>
+                <w:left w:val="none" w:sz="0" w:space="0" w:color="000000"/>
+                <w:right w:val="none" w:sz="0" w:space="0" w:color="000000"/>
+              </w:pBdr>
+              <w:spacing w:after="120" w:before="120" w:line="240"/>
+              <w:ind w:left="120" w:right="120" w:firstLine="0" w:firstLineChars="0"/>
+              <w:rPr>
+                <w:rFonts w:ascii="Arial" w:hAnsi="Arial" w:eastAsia="Arial" w:cs="Arial"/>
+                <w:i w:val="false"/>
+                <w:b w:val="false"/>
+                <w:u w:val="none"/>
+                <w:sz w:val="22"/>
+                <w:szCs w:val="22"/>
+                <w:color w:val="000000"/>
+              </w:rPr>
+            </w:pPr>
+            <w:r>
+              <w:rPr>
+                <w:rFonts w:ascii="Arial" w:hAnsi="Arial" w:eastAsia="Arial" w:cs="Arial"/>
+                <w:i w:val="false"/>
+                <w:b w:val="false"/>
+                <w:u w:val="none"/>
+                <w:sz w:val="22"/>
+                <w:szCs w:val="22"/>
+                <w:color w:val="000000"/>
+              </w:rPr>
+              <w:t xml:space="preserve">(0.27)   </w:t>
+            </w:r>
+          </w:p>
+        </w:tc>
+        <w:tc>
+          <w:tcPr>
+            <w:tcBorders>
+              <w:bottom w:val="none" w:sz="0" w:space="0" w:color="000000"/>
+              <w:top w:val="none" w:sz="0" w:space="0" w:color="000000"/>
+              <w:left w:val="none" w:sz="0" w:space="0" w:color="000000"/>
+              <w:right w:val="none" w:sz="0" w:space="0" w:color="000000"/>
+            </w:tcBorders>
+            <w:shd w:val="clear" w:color="auto" w:fill="FFFFFF"/>
+            <w:tcMar>
+              <w:top w:w="0" w:type="dxa"/>
+              <w:bottom w:w="0" w:type="dxa"/>
+              <w:left w:w="0" w:type="dxa"/>
+              <w:right w:w="0" w:type="dxa"/>
+            </w:tcMar>
+            <w:vAlign w:val="top"/>
+          </w:tcPr>
+          <w:p>
+            <w:pPr>
+              <w:pStyle w:val="Normal"/>
+              <w:jc w:val="right"/>
+              <w:pBdr>
+                <w:bottom w:val="none" w:sz="0" w:space="0" w:color="000000"/>
+                <w:top w:val="none" w:sz="0" w:space="0" w:color="000000"/>
+                <w:left w:val="none" w:sz="0" w:space="0" w:color="000000"/>
+                <w:right w:val="none" w:sz="0" w:space="0" w:color="000000"/>
+              </w:pBdr>
+              <w:spacing w:after="120" w:before="120" w:line="240"/>
+              <w:ind w:left="120" w:right="120" w:firstLine="0" w:firstLineChars="0"/>
+              <w:rPr>
+                <w:rFonts w:ascii="Arial" w:hAnsi="Arial" w:eastAsia="Arial" w:cs="Arial"/>
+                <w:i w:val="false"/>
+                <w:b w:val="false"/>
+                <w:u w:val="none"/>
+                <w:sz w:val="22"/>
+                <w:szCs w:val="22"/>
+                <w:color w:val="000000"/>
+              </w:rPr>
+            </w:pPr>
+            <w:r>
+              <w:rPr>
+                <w:rFonts w:ascii="Arial" w:hAnsi="Arial" w:eastAsia="Arial" w:cs="Arial"/>
+                <w:i w:val="false"/>
+                <w:b w:val="false"/>
+                <w:u w:val="none"/>
+                <w:sz w:val="22"/>
+                <w:szCs w:val="22"/>
+                <w:color w:val="000000"/>
+              </w:rPr>
+              <w:t xml:space="preserve">(0.27)   </w:t>
             </w:r>
           </w:p>
         </w:tc>
       </w:tr>
       <w:tr>
         <w:trPr>
-          <w:trHeight w:val="670" w:hRule="auto"/>
+          <w:trHeight w:val="627" w:hRule="auto"/>
         </w:trPr>
         body16
         <w:tc>
@@ -4134,219 +4134,219 @@
                 <w:szCs w:val="22"/>
                 <w:color w:val="000000"/>
               </w:rPr>
-              <w:t xml:space="preserve">factor(ed3)3</w:t>
-            </w:r>
-          </w:p>
-        </w:tc>
-        <w:tc>
-          <w:tcPr>
-            <w:tcBorders>
-              <w:bottom w:val="none" w:sz="0" w:space="0" w:color="000000"/>
-              <w:top w:val="none" w:sz="0" w:space="0" w:color="000000"/>
-              <w:left w:val="none" w:sz="0" w:space="0" w:color="000000"/>
-              <w:right w:val="none" w:sz="0" w:space="0" w:color="000000"/>
-            </w:tcBorders>
-            <w:shd w:val="clear" w:color="auto" w:fill="FFFFFF"/>
-            <w:tcMar>
-              <w:top w:w="0" w:type="dxa"/>
-              <w:bottom w:w="0" w:type="dxa"/>
-              <w:left w:w="0" w:type="dxa"/>
-              <w:right w:w="0" w:type="dxa"/>
-            </w:tcMar>
-            <w:vAlign w:val="top"/>
-          </w:tcPr>
-          <w:p>
-            <w:pPr>
-              <w:pStyle w:val="Normal"/>
-              <w:jc w:val="right"/>
-              <w:pBdr>
-                <w:bottom w:val="none" w:sz="0" w:space="0" w:color="000000"/>
-                <w:top w:val="none" w:sz="0" w:space="0" w:color="000000"/>
-                <w:left w:val="none" w:sz="0" w:space="0" w:color="000000"/>
-                <w:right w:val="none" w:sz="0" w:space="0" w:color="000000"/>
-              </w:pBdr>
-              <w:spacing w:after="120" w:before="120" w:line="240"/>
-              <w:ind w:left="120" w:right="120" w:firstLine="0" w:firstLineChars="0"/>
-              <w:rPr>
-                <w:rFonts w:ascii="Arial" w:hAnsi="Arial" w:eastAsia="Arial" w:cs="Arial"/>
-                <w:i w:val="false"/>
-                <w:b w:val="false"/>
-                <w:u w:val="none"/>
-                <w:sz w:val="22"/>
-                <w:szCs w:val="22"/>
-                <w:color w:val="000000"/>
-              </w:rPr>
-            </w:pPr>
-            <w:r>
-              <w:rPr>
-                <w:rFonts w:ascii="Arial" w:hAnsi="Arial" w:eastAsia="Arial" w:cs="Arial"/>
-                <w:i w:val="false"/>
-                <w:b w:val="false"/>
-                <w:u w:val="none"/>
-                <w:sz w:val="22"/>
-                <w:szCs w:val="22"/>
-                <w:color w:val="000000"/>
-              </w:rPr>
-              <w:t xml:space="preserve">63.02 ***</w:t>
-            </w:r>
-          </w:p>
-        </w:tc>
-        <w:tc>
-          <w:tcPr>
-            <w:tcBorders>
-              <w:bottom w:val="none" w:sz="0" w:space="0" w:color="000000"/>
-              <w:top w:val="none" w:sz="0" w:space="0" w:color="000000"/>
-              <w:left w:val="none" w:sz="0" w:space="0" w:color="000000"/>
-              <w:right w:val="none" w:sz="0" w:space="0" w:color="000000"/>
-            </w:tcBorders>
-            <w:shd w:val="clear" w:color="auto" w:fill="FFFFFF"/>
-            <w:tcMar>
-              <w:top w:w="0" w:type="dxa"/>
-              <w:bottom w:w="0" w:type="dxa"/>
-              <w:left w:w="0" w:type="dxa"/>
-              <w:right w:w="0" w:type="dxa"/>
-            </w:tcMar>
-            <w:vAlign w:val="top"/>
-          </w:tcPr>
-          <w:p>
-            <w:pPr>
-              <w:pStyle w:val="Normal"/>
-              <w:jc w:val="right"/>
-              <w:pBdr>
-                <w:bottom w:val="none" w:sz="0" w:space="0" w:color="000000"/>
-                <w:top w:val="none" w:sz="0" w:space="0" w:color="000000"/>
-                <w:left w:val="none" w:sz="0" w:space="0" w:color="000000"/>
-                <w:right w:val="none" w:sz="0" w:space="0" w:color="000000"/>
-              </w:pBdr>
-              <w:spacing w:after="120" w:before="120" w:line="240"/>
-              <w:ind w:left="120" w:right="120" w:firstLine="0" w:firstLineChars="0"/>
-              <w:rPr>
-                <w:rFonts w:ascii="Arial" w:hAnsi="Arial" w:eastAsia="Arial" w:cs="Arial"/>
-                <w:i w:val="false"/>
-                <w:b w:val="false"/>
-                <w:u w:val="none"/>
-                <w:sz w:val="22"/>
-                <w:szCs w:val="22"/>
-                <w:color w:val="000000"/>
-              </w:rPr>
-            </w:pPr>
-            <w:r>
-              <w:rPr>
-                <w:rFonts w:ascii="Arial" w:hAnsi="Arial" w:eastAsia="Arial" w:cs="Arial"/>
-                <w:i w:val="false"/>
-                <w:b w:val="false"/>
-                <w:u w:val="none"/>
-                <w:sz w:val="22"/>
-                <w:szCs w:val="22"/>
-                <w:color w:val="000000"/>
-              </w:rPr>
-              <w:t xml:space="preserve">61.43 ***</w:t>
-            </w:r>
-          </w:p>
-        </w:tc>
-        <w:tc>
-          <w:tcPr>
-            <w:tcBorders>
-              <w:bottom w:val="none" w:sz="0" w:space="0" w:color="000000"/>
-              <w:top w:val="none" w:sz="0" w:space="0" w:color="000000"/>
-              <w:left w:val="none" w:sz="0" w:space="0" w:color="000000"/>
-              <w:right w:val="none" w:sz="0" w:space="0" w:color="000000"/>
-            </w:tcBorders>
-            <w:shd w:val="clear" w:color="auto" w:fill="FFFFFF"/>
-            <w:tcMar>
-              <w:top w:w="0" w:type="dxa"/>
-              <w:bottom w:w="0" w:type="dxa"/>
-              <w:left w:w="0" w:type="dxa"/>
-              <w:right w:w="0" w:type="dxa"/>
-            </w:tcMar>
-            <w:vAlign w:val="top"/>
-          </w:tcPr>
-          <w:p>
-            <w:pPr>
-              <w:pStyle w:val="Normal"/>
-              <w:jc w:val="right"/>
-              <w:pBdr>
-                <w:bottom w:val="none" w:sz="0" w:space="0" w:color="000000"/>
-                <w:top w:val="none" w:sz="0" w:space="0" w:color="000000"/>
-                <w:left w:val="none" w:sz="0" w:space="0" w:color="000000"/>
-                <w:right w:val="none" w:sz="0" w:space="0" w:color="000000"/>
-              </w:pBdr>
-              <w:spacing w:after="120" w:before="120" w:line="240"/>
-              <w:ind w:left="120" w:right="120" w:firstLine="0" w:firstLineChars="0"/>
-              <w:rPr>
-                <w:rFonts w:ascii="Arial" w:hAnsi="Arial" w:eastAsia="Arial" w:cs="Arial"/>
-                <w:i w:val="false"/>
-                <w:b w:val="false"/>
-                <w:u w:val="none"/>
-                <w:sz w:val="22"/>
-                <w:szCs w:val="22"/>
-                <w:color w:val="000000"/>
-              </w:rPr>
-            </w:pPr>
-            <w:r>
-              <w:rPr>
-                <w:rFonts w:ascii="Arial" w:hAnsi="Arial" w:eastAsia="Arial" w:cs="Arial"/>
-                <w:i w:val="false"/>
-                <w:b w:val="false"/>
-                <w:u w:val="none"/>
-                <w:sz w:val="22"/>
-                <w:szCs w:val="22"/>
-                <w:color w:val="000000"/>
-              </w:rPr>
-              <w:t xml:space="preserve">61.73 ***</w:t>
-            </w:r>
-          </w:p>
-        </w:tc>
-        <w:tc>
-          <w:tcPr>
-            <w:tcBorders>
-              <w:bottom w:val="none" w:sz="0" w:space="0" w:color="000000"/>
-              <w:top w:val="none" w:sz="0" w:space="0" w:color="000000"/>
-              <w:left w:val="none" w:sz="0" w:space="0" w:color="000000"/>
-              <w:right w:val="none" w:sz="0" w:space="0" w:color="000000"/>
-            </w:tcBorders>
-            <w:shd w:val="clear" w:color="auto" w:fill="FFFFFF"/>
-            <w:tcMar>
-              <w:top w:w="0" w:type="dxa"/>
-              <w:bottom w:w="0" w:type="dxa"/>
-              <w:left w:w="0" w:type="dxa"/>
-              <w:right w:w="0" w:type="dxa"/>
-            </w:tcMar>
-            <w:vAlign w:val="top"/>
-          </w:tcPr>
-          <w:p>
-            <w:pPr>
-              <w:pStyle w:val="Normal"/>
-              <w:jc w:val="right"/>
-              <w:pBdr>
-                <w:bottom w:val="none" w:sz="0" w:space="0" w:color="000000"/>
-                <w:top w:val="none" w:sz="0" w:space="0" w:color="000000"/>
-                <w:left w:val="none" w:sz="0" w:space="0" w:color="000000"/>
-                <w:right w:val="none" w:sz="0" w:space="0" w:color="000000"/>
-              </w:pBdr>
-              <w:spacing w:after="120" w:before="120" w:line="240"/>
-              <w:ind w:left="120" w:right="120" w:firstLine="0" w:firstLineChars="0"/>
-              <w:rPr>
-                <w:rFonts w:ascii="Arial" w:hAnsi="Arial" w:eastAsia="Arial" w:cs="Arial"/>
-                <w:i w:val="false"/>
-                <w:b w:val="false"/>
-                <w:u w:val="none"/>
-                <w:sz w:val="22"/>
-                <w:szCs w:val="22"/>
-                <w:color w:val="000000"/>
-              </w:rPr>
-            </w:pPr>
-            <w:r>
-              <w:rPr>
-                <w:rFonts w:ascii="Arial" w:hAnsi="Arial" w:eastAsia="Arial" w:cs="Arial"/>
-                <w:i w:val="false"/>
-                <w:b w:val="false"/>
-                <w:u w:val="none"/>
-                <w:sz w:val="22"/>
-                <w:szCs w:val="22"/>
-                <w:color w:val="000000"/>
-              </w:rPr>
-              <w:t xml:space="preserve">61.71 ***</w:t>
+              <w:t xml:space="preserve">NFE12:FORBORN</w:t>
+            </w:r>
+          </w:p>
+        </w:tc>
+        <w:tc>
+          <w:tcPr>
+            <w:tcBorders>
+              <w:bottom w:val="none" w:sz="0" w:space="0" w:color="000000"/>
+              <w:top w:val="none" w:sz="0" w:space="0" w:color="000000"/>
+              <w:left w:val="none" w:sz="0" w:space="0" w:color="000000"/>
+              <w:right w:val="none" w:sz="0" w:space="0" w:color="000000"/>
+            </w:tcBorders>
+            <w:shd w:val="clear" w:color="auto" w:fill="FFFFFF"/>
+            <w:tcMar>
+              <w:top w:w="0" w:type="dxa"/>
+              <w:bottom w:w="0" w:type="dxa"/>
+              <w:left w:w="0" w:type="dxa"/>
+              <w:right w:w="0" w:type="dxa"/>
+            </w:tcMar>
+            <w:vAlign w:val="top"/>
+          </w:tcPr>
+          <w:p>
+            <w:pPr>
+              <w:pStyle w:val="Normal"/>
+              <w:jc w:val="right"/>
+              <w:pBdr>
+                <w:bottom w:val="none" w:sz="0" w:space="0" w:color="000000"/>
+                <w:top w:val="none" w:sz="0" w:space="0" w:color="000000"/>
+                <w:left w:val="none" w:sz="0" w:space="0" w:color="000000"/>
+                <w:right w:val="none" w:sz="0" w:space="0" w:color="000000"/>
+              </w:pBdr>
+              <w:spacing w:after="120" w:before="120" w:line="240"/>
+              <w:ind w:left="120" w:right="120" w:firstLine="0" w:firstLineChars="0"/>
+              <w:rPr>
+                <w:rFonts w:ascii="Arial" w:hAnsi="Arial" w:eastAsia="Arial" w:cs="Arial"/>
+                <w:i w:val="false"/>
+                <w:b w:val="false"/>
+                <w:u w:val="none"/>
+                <w:sz w:val="22"/>
+                <w:szCs w:val="22"/>
+                <w:color w:val="000000"/>
+              </w:rPr>
+            </w:pPr>
+            <w:r>
+              <w:rPr>
+                <w:rFonts w:ascii="Arial" w:hAnsi="Arial" w:eastAsia="Arial" w:cs="Arial"/>
+                <w:i w:val="false"/>
+                <w:b w:val="false"/>
+                <w:u w:val="none"/>
+                <w:sz w:val="22"/>
+                <w:szCs w:val="22"/>
+                <w:color w:val="000000"/>
+              </w:rPr>
+              <w:t xml:space="preserve">       </w:t>
+            </w:r>
+          </w:p>
+        </w:tc>
+        <w:tc>
+          <w:tcPr>
+            <w:tcBorders>
+              <w:bottom w:val="none" w:sz="0" w:space="0" w:color="000000"/>
+              <w:top w:val="none" w:sz="0" w:space="0" w:color="000000"/>
+              <w:left w:val="none" w:sz="0" w:space="0" w:color="000000"/>
+              <w:right w:val="none" w:sz="0" w:space="0" w:color="000000"/>
+            </w:tcBorders>
+            <w:shd w:val="clear" w:color="auto" w:fill="FFFFFF"/>
+            <w:tcMar>
+              <w:top w:w="0" w:type="dxa"/>
+              <w:bottom w:w="0" w:type="dxa"/>
+              <w:left w:w="0" w:type="dxa"/>
+              <w:right w:w="0" w:type="dxa"/>
+            </w:tcMar>
+            <w:vAlign w:val="top"/>
+          </w:tcPr>
+          <w:p>
+            <w:pPr>
+              <w:pStyle w:val="Normal"/>
+              <w:jc w:val="right"/>
+              <w:pBdr>
+                <w:bottom w:val="none" w:sz="0" w:space="0" w:color="000000"/>
+                <w:top w:val="none" w:sz="0" w:space="0" w:color="000000"/>
+                <w:left w:val="none" w:sz="0" w:space="0" w:color="000000"/>
+                <w:right w:val="none" w:sz="0" w:space="0" w:color="000000"/>
+              </w:pBdr>
+              <w:spacing w:after="120" w:before="120" w:line="240"/>
+              <w:ind w:left="120" w:right="120" w:firstLine="0" w:firstLineChars="0"/>
+              <w:rPr>
+                <w:rFonts w:ascii="Arial" w:hAnsi="Arial" w:eastAsia="Arial" w:cs="Arial"/>
+                <w:i w:val="false"/>
+                <w:b w:val="false"/>
+                <w:u w:val="none"/>
+                <w:sz w:val="22"/>
+                <w:szCs w:val="22"/>
+                <w:color w:val="000000"/>
+              </w:rPr>
+            </w:pPr>
+            <w:r>
+              <w:rPr>
+                <w:rFonts w:ascii="Arial" w:hAnsi="Arial" w:eastAsia="Arial" w:cs="Arial"/>
+                <w:i w:val="false"/>
+                <w:b w:val="false"/>
+                <w:u w:val="none"/>
+                <w:sz w:val="22"/>
+                <w:szCs w:val="22"/>
+                <w:color w:val="000000"/>
+              </w:rPr>
+              <w:t xml:space="preserve">       </w:t>
+            </w:r>
+          </w:p>
+        </w:tc>
+        <w:tc>
+          <w:tcPr>
+            <w:tcBorders>
+              <w:bottom w:val="none" w:sz="0" w:space="0" w:color="000000"/>
+              <w:top w:val="none" w:sz="0" w:space="0" w:color="000000"/>
+              <w:left w:val="none" w:sz="0" w:space="0" w:color="000000"/>
+              <w:right w:val="none" w:sz="0" w:space="0" w:color="000000"/>
+            </w:tcBorders>
+            <w:shd w:val="clear" w:color="auto" w:fill="FFFFFF"/>
+            <w:tcMar>
+              <w:top w:w="0" w:type="dxa"/>
+              <w:bottom w:w="0" w:type="dxa"/>
+              <w:left w:w="0" w:type="dxa"/>
+              <w:right w:w="0" w:type="dxa"/>
+            </w:tcMar>
+            <w:vAlign w:val="top"/>
+          </w:tcPr>
+          <w:p>
+            <w:pPr>
+              <w:pStyle w:val="Normal"/>
+              <w:jc w:val="right"/>
+              <w:pBdr>
+                <w:bottom w:val="none" w:sz="0" w:space="0" w:color="000000"/>
+                <w:top w:val="none" w:sz="0" w:space="0" w:color="000000"/>
+                <w:left w:val="none" w:sz="0" w:space="0" w:color="000000"/>
+                <w:right w:val="none" w:sz="0" w:space="0" w:color="000000"/>
+              </w:pBdr>
+              <w:spacing w:after="120" w:before="120" w:line="240"/>
+              <w:ind w:left="120" w:right="120" w:firstLine="0" w:firstLineChars="0"/>
+              <w:rPr>
+                <w:rFonts w:ascii="Arial" w:hAnsi="Arial" w:eastAsia="Arial" w:cs="Arial"/>
+                <w:i w:val="false"/>
+                <w:b w:val="false"/>
+                <w:u w:val="none"/>
+                <w:sz w:val="22"/>
+                <w:szCs w:val="22"/>
+                <w:color w:val="000000"/>
+              </w:rPr>
+            </w:pPr>
+            <w:r>
+              <w:rPr>
+                <w:rFonts w:ascii="Arial" w:hAnsi="Arial" w:eastAsia="Arial" w:cs="Arial"/>
+                <w:i w:val="false"/>
+                <w:b w:val="false"/>
+                <w:u w:val="none"/>
+                <w:sz w:val="22"/>
+                <w:szCs w:val="22"/>
+                <w:color w:val="000000"/>
+              </w:rPr>
+              <w:t xml:space="preserve">       </w:t>
+            </w:r>
+          </w:p>
+        </w:tc>
+        <w:tc>
+          <w:tcPr>
+            <w:tcBorders>
+              <w:bottom w:val="none" w:sz="0" w:space="0" w:color="000000"/>
+              <w:top w:val="none" w:sz="0" w:space="0" w:color="000000"/>
+              <w:left w:val="none" w:sz="0" w:space="0" w:color="000000"/>
+              <w:right w:val="none" w:sz="0" w:space="0" w:color="000000"/>
+            </w:tcBorders>
+            <w:shd w:val="clear" w:color="auto" w:fill="FFFFFF"/>
+            <w:tcMar>
+              <w:top w:w="0" w:type="dxa"/>
+              <w:bottom w:w="0" w:type="dxa"/>
+              <w:left w:w="0" w:type="dxa"/>
+              <w:right w:w="0" w:type="dxa"/>
+            </w:tcMar>
+            <w:vAlign w:val="top"/>
+          </w:tcPr>
+          <w:p>
+            <w:pPr>
+              <w:pStyle w:val="Normal"/>
+              <w:jc w:val="right"/>
+              <w:pBdr>
+                <w:bottom w:val="none" w:sz="0" w:space="0" w:color="000000"/>
+                <w:top w:val="none" w:sz="0" w:space="0" w:color="000000"/>
+                <w:left w:val="none" w:sz="0" w:space="0" w:color="000000"/>
+                <w:right w:val="none" w:sz="0" w:space="0" w:color="000000"/>
+              </w:pBdr>
+              <w:spacing w:after="120" w:before="120" w:line="240"/>
+              <w:ind w:left="120" w:right="120" w:firstLine="0" w:firstLineChars="0"/>
+              <w:rPr>
+                <w:rFonts w:ascii="Arial" w:hAnsi="Arial" w:eastAsia="Arial" w:cs="Arial"/>
+                <w:i w:val="false"/>
+                <w:b w:val="false"/>
+                <w:u w:val="none"/>
+                <w:sz w:val="22"/>
+                <w:szCs w:val="22"/>
+                <w:color w:val="000000"/>
+              </w:rPr>
+            </w:pPr>
+            <w:r>
+              <w:rPr>
+                <w:rFonts w:ascii="Arial" w:hAnsi="Arial" w:eastAsia="Arial" w:cs="Arial"/>
+                <w:i w:val="false"/>
+                <w:b w:val="false"/>
+                <w:u w:val="none"/>
+                <w:sz w:val="22"/>
+                <w:szCs w:val="22"/>
+                <w:color w:val="000000"/>
+              </w:rPr>
+              <w:t xml:space="preserve">4.52 ***</w:t>
             </w:r>
           </w:p>
         </w:tc>
@@ -4412,212 +4412,754 @@
         <w:tc>
           <w:tcPr>
             <w:tcBorders>
-              <w:bottom w:val="none" w:sz="0" w:space="0" w:color="000000"/>
-              <w:top w:val="none" w:sz="0" w:space="0" w:color="000000"/>
-              <w:left w:val="none" w:sz="0" w:space="0" w:color="000000"/>
-              <w:right w:val="none" w:sz="0" w:space="0" w:color="000000"/>
-            </w:tcBorders>
-            <w:shd w:val="clear" w:color="auto" w:fill="FFFFFF"/>
-            <w:tcMar>
-              <w:top w:w="0" w:type="dxa"/>
-              <w:bottom w:w="0" w:type="dxa"/>
-              <w:left w:w="0" w:type="dxa"/>
-              <w:right w:w="0" w:type="dxa"/>
-            </w:tcMar>
-            <w:vAlign w:val="top"/>
-          </w:tcPr>
-          <w:p>
-            <w:pPr>
-              <w:pStyle w:val="Normal"/>
-              <w:jc w:val="right"/>
-              <w:pBdr>
-                <w:bottom w:val="none" w:sz="0" w:space="0" w:color="000000"/>
-                <w:top w:val="none" w:sz="0" w:space="0" w:color="000000"/>
-                <w:left w:val="none" w:sz="0" w:space="0" w:color="000000"/>
-                <w:right w:val="none" w:sz="0" w:space="0" w:color="000000"/>
-              </w:pBdr>
-              <w:spacing w:after="120" w:before="120" w:line="240"/>
-              <w:ind w:left="120" w:right="120" w:firstLine="0" w:firstLineChars="0"/>
-              <w:rPr>
-                <w:rFonts w:ascii="Arial" w:hAnsi="Arial" w:eastAsia="Arial" w:cs="Arial"/>
-                <w:i w:val="false"/>
-                <w:b w:val="false"/>
-                <w:u w:val="none"/>
-                <w:sz w:val="22"/>
-                <w:szCs w:val="22"/>
-                <w:color w:val="000000"/>
-              </w:rPr>
-            </w:pPr>
-            <w:r>
-              <w:rPr>
-                <w:rFonts w:ascii="Arial" w:hAnsi="Arial" w:eastAsia="Arial" w:cs="Arial"/>
-                <w:i w:val="false"/>
-                <w:b w:val="false"/>
-                <w:u w:val="none"/>
-                <w:sz w:val="22"/>
-                <w:szCs w:val="22"/>
-                <w:color w:val="000000"/>
-              </w:rPr>
-              <w:t xml:space="preserve">(1.21)   </w:t>
-            </w:r>
-          </w:p>
-        </w:tc>
-        <w:tc>
-          <w:tcPr>
-            <w:tcBorders>
-              <w:bottom w:val="none" w:sz="0" w:space="0" w:color="000000"/>
-              <w:top w:val="none" w:sz="0" w:space="0" w:color="000000"/>
-              <w:left w:val="none" w:sz="0" w:space="0" w:color="000000"/>
-              <w:right w:val="none" w:sz="0" w:space="0" w:color="000000"/>
-            </w:tcBorders>
-            <w:shd w:val="clear" w:color="auto" w:fill="FFFFFF"/>
-            <w:tcMar>
-              <w:top w:w="0" w:type="dxa"/>
-              <w:bottom w:w="0" w:type="dxa"/>
-              <w:left w:w="0" w:type="dxa"/>
-              <w:right w:w="0" w:type="dxa"/>
-            </w:tcMar>
-            <w:vAlign w:val="top"/>
-          </w:tcPr>
-          <w:p>
-            <w:pPr>
-              <w:pStyle w:val="Normal"/>
-              <w:jc w:val="right"/>
-              <w:pBdr>
-                <w:bottom w:val="none" w:sz="0" w:space="0" w:color="000000"/>
-                <w:top w:val="none" w:sz="0" w:space="0" w:color="000000"/>
-                <w:left w:val="none" w:sz="0" w:space="0" w:color="000000"/>
-                <w:right w:val="none" w:sz="0" w:space="0" w:color="000000"/>
-              </w:pBdr>
-              <w:spacing w:after="120" w:before="120" w:line="240"/>
-              <w:ind w:left="120" w:right="120" w:firstLine="0" w:firstLineChars="0"/>
-              <w:rPr>
-                <w:rFonts w:ascii="Arial" w:hAnsi="Arial" w:eastAsia="Arial" w:cs="Arial"/>
-                <w:i w:val="false"/>
-                <w:b w:val="false"/>
-                <w:u w:val="none"/>
-                <w:sz w:val="22"/>
-                <w:szCs w:val="22"/>
-                <w:color w:val="000000"/>
-              </w:rPr>
-            </w:pPr>
-            <w:r>
-              <w:rPr>
-                <w:rFonts w:ascii="Arial" w:hAnsi="Arial" w:eastAsia="Arial" w:cs="Arial"/>
-                <w:i w:val="false"/>
-                <w:b w:val="false"/>
-                <w:u w:val="none"/>
-                <w:sz w:val="22"/>
-                <w:szCs w:val="22"/>
-                <w:color w:val="000000"/>
-              </w:rPr>
-              <w:t xml:space="preserve">(0.44)   </w:t>
-            </w:r>
-          </w:p>
-        </w:tc>
-        <w:tc>
-          <w:tcPr>
-            <w:tcBorders>
-              <w:bottom w:val="none" w:sz="0" w:space="0" w:color="000000"/>
-              <w:top w:val="none" w:sz="0" w:space="0" w:color="000000"/>
-              <w:left w:val="none" w:sz="0" w:space="0" w:color="000000"/>
-              <w:right w:val="none" w:sz="0" w:space="0" w:color="000000"/>
-            </w:tcBorders>
-            <w:shd w:val="clear" w:color="auto" w:fill="FFFFFF"/>
-            <w:tcMar>
-              <w:top w:w="0" w:type="dxa"/>
-              <w:bottom w:w="0" w:type="dxa"/>
-              <w:left w:w="0" w:type="dxa"/>
-              <w:right w:w="0" w:type="dxa"/>
-            </w:tcMar>
-            <w:vAlign w:val="top"/>
-          </w:tcPr>
-          <w:p>
-            <w:pPr>
-              <w:pStyle w:val="Normal"/>
-              <w:jc w:val="right"/>
-              <w:pBdr>
-                <w:bottom w:val="none" w:sz="0" w:space="0" w:color="000000"/>
-                <w:top w:val="none" w:sz="0" w:space="0" w:color="000000"/>
-                <w:left w:val="none" w:sz="0" w:space="0" w:color="000000"/>
-                <w:right w:val="none" w:sz="0" w:space="0" w:color="000000"/>
-              </w:pBdr>
-              <w:spacing w:after="120" w:before="120" w:line="240"/>
-              <w:ind w:left="120" w:right="120" w:firstLine="0" w:firstLineChars="0"/>
-              <w:rPr>
-                <w:rFonts w:ascii="Arial" w:hAnsi="Arial" w:eastAsia="Arial" w:cs="Arial"/>
-                <w:i w:val="false"/>
-                <w:b w:val="false"/>
-                <w:u w:val="none"/>
-                <w:sz w:val="22"/>
-                <w:szCs w:val="22"/>
-                <w:color w:val="000000"/>
-              </w:rPr>
-            </w:pPr>
-            <w:r>
-              <w:rPr>
-                <w:rFonts w:ascii="Arial" w:hAnsi="Arial" w:eastAsia="Arial" w:cs="Arial"/>
-                <w:i w:val="false"/>
-                <w:b w:val="false"/>
-                <w:u w:val="none"/>
-                <w:sz w:val="22"/>
-                <w:szCs w:val="22"/>
-                <w:color w:val="000000"/>
-              </w:rPr>
-              <w:t xml:space="preserve">(0.42)   </w:t>
-            </w:r>
-          </w:p>
-        </w:tc>
-        <w:tc>
-          <w:tcPr>
-            <w:tcBorders>
-              <w:bottom w:val="none" w:sz="0" w:space="0" w:color="000000"/>
-              <w:top w:val="none" w:sz="0" w:space="0" w:color="000000"/>
-              <w:left w:val="none" w:sz="0" w:space="0" w:color="000000"/>
-              <w:right w:val="none" w:sz="0" w:space="0" w:color="000000"/>
-            </w:tcBorders>
-            <w:shd w:val="clear" w:color="auto" w:fill="FFFFFF"/>
-            <w:tcMar>
-              <w:top w:w="0" w:type="dxa"/>
-              <w:bottom w:w="0" w:type="dxa"/>
-              <w:left w:w="0" w:type="dxa"/>
-              <w:right w:w="0" w:type="dxa"/>
-            </w:tcMar>
-            <w:vAlign w:val="top"/>
-          </w:tcPr>
-          <w:p>
-            <w:pPr>
-              <w:pStyle w:val="Normal"/>
-              <w:jc w:val="right"/>
-              <w:pBdr>
-                <w:bottom w:val="none" w:sz="0" w:space="0" w:color="000000"/>
-                <w:top w:val="none" w:sz="0" w:space="0" w:color="000000"/>
-                <w:left w:val="none" w:sz="0" w:space="0" w:color="000000"/>
-                <w:right w:val="none" w:sz="0" w:space="0" w:color="000000"/>
-              </w:pBdr>
-              <w:spacing w:after="120" w:before="120" w:line="240"/>
-              <w:ind w:left="120" w:right="120" w:firstLine="0" w:firstLineChars="0"/>
-              <w:rPr>
-                <w:rFonts w:ascii="Arial" w:hAnsi="Arial" w:eastAsia="Arial" w:cs="Arial"/>
-                <w:i w:val="false"/>
-                <w:b w:val="false"/>
-                <w:u w:val="none"/>
-                <w:sz w:val="22"/>
-                <w:szCs w:val="22"/>
-                <w:color w:val="000000"/>
-              </w:rPr>
-            </w:pPr>
-            <w:r>
-              <w:rPr>
-                <w:rFonts w:ascii="Arial" w:hAnsi="Arial" w:eastAsia="Arial" w:cs="Arial"/>
-                <w:i w:val="false"/>
-                <w:b w:val="false"/>
-                <w:u w:val="none"/>
-                <w:sz w:val="22"/>
-                <w:szCs w:val="22"/>
-                <w:color w:val="000000"/>
-              </w:rPr>
-              <w:t xml:space="preserve">(0.42)   </w:t>
+              <w:bottom w:val="single" w:sz="3" w:space="0" w:color="000000"/>
+              <w:top w:val="none" w:sz="0" w:space="0" w:color="000000"/>
+              <w:left w:val="none" w:sz="0" w:space="0" w:color="000000"/>
+              <w:right w:val="none" w:sz="0" w:space="0" w:color="000000"/>
+            </w:tcBorders>
+            <w:shd w:val="clear" w:color="auto" w:fill="FFFFFF"/>
+            <w:tcMar>
+              <w:top w:w="0" w:type="dxa"/>
+              <w:bottom w:w="0" w:type="dxa"/>
+              <w:left w:w="0" w:type="dxa"/>
+              <w:right w:w="0" w:type="dxa"/>
+            </w:tcMar>
+            <w:vAlign w:val="top"/>
+          </w:tcPr>
+          <w:p>
+            <w:pPr>
+              <w:pStyle w:val="Normal"/>
+              <w:jc w:val="right"/>
+              <w:pBdr>
+                <w:bottom w:val="none" w:sz="0" w:space="0" w:color="000000"/>
+                <w:top w:val="none" w:sz="0" w:space="0" w:color="000000"/>
+                <w:left w:val="none" w:sz="0" w:space="0" w:color="000000"/>
+                <w:right w:val="none" w:sz="0" w:space="0" w:color="000000"/>
+              </w:pBdr>
+              <w:spacing w:after="120" w:before="120" w:line="240"/>
+              <w:ind w:left="120" w:right="120" w:firstLine="0" w:firstLineChars="0"/>
+              <w:rPr>
+                <w:rFonts w:ascii="Arial" w:hAnsi="Arial" w:eastAsia="Arial" w:cs="Arial"/>
+                <w:i w:val="false"/>
+                <w:b w:val="false"/>
+                <w:u w:val="none"/>
+                <w:sz w:val="22"/>
+                <w:szCs w:val="22"/>
+                <w:color w:val="000000"/>
+              </w:rPr>
+            </w:pPr>
+            <w:r>
+              <w:rPr>
+                <w:rFonts w:ascii="Arial" w:hAnsi="Arial" w:eastAsia="Arial" w:cs="Arial"/>
+                <w:i w:val="false"/>
+                <w:b w:val="false"/>
+                <w:u w:val="none"/>
+                <w:sz w:val="22"/>
+                <w:szCs w:val="22"/>
+                <w:color w:val="000000"/>
+              </w:rPr>
+              <w:t xml:space="preserve">       </w:t>
+            </w:r>
+          </w:p>
+        </w:tc>
+        <w:tc>
+          <w:tcPr>
+            <w:tcBorders>
+              <w:bottom w:val="single" w:sz="3" w:space="0" w:color="000000"/>
+              <w:top w:val="none" w:sz="0" w:space="0" w:color="000000"/>
+              <w:left w:val="none" w:sz="0" w:space="0" w:color="000000"/>
+              <w:right w:val="none" w:sz="0" w:space="0" w:color="000000"/>
+            </w:tcBorders>
+            <w:shd w:val="clear" w:color="auto" w:fill="FFFFFF"/>
+            <w:tcMar>
+              <w:top w:w="0" w:type="dxa"/>
+              <w:bottom w:w="0" w:type="dxa"/>
+              <w:left w:w="0" w:type="dxa"/>
+              <w:right w:w="0" w:type="dxa"/>
+            </w:tcMar>
+            <w:vAlign w:val="top"/>
+          </w:tcPr>
+          <w:p>
+            <w:pPr>
+              <w:pStyle w:val="Normal"/>
+              <w:jc w:val="right"/>
+              <w:pBdr>
+                <w:bottom w:val="none" w:sz="0" w:space="0" w:color="000000"/>
+                <w:top w:val="none" w:sz="0" w:space="0" w:color="000000"/>
+                <w:left w:val="none" w:sz="0" w:space="0" w:color="000000"/>
+                <w:right w:val="none" w:sz="0" w:space="0" w:color="000000"/>
+              </w:pBdr>
+              <w:spacing w:after="120" w:before="120" w:line="240"/>
+              <w:ind w:left="120" w:right="120" w:firstLine="0" w:firstLineChars="0"/>
+              <w:rPr>
+                <w:rFonts w:ascii="Arial" w:hAnsi="Arial" w:eastAsia="Arial" w:cs="Arial"/>
+                <w:i w:val="false"/>
+                <w:b w:val="false"/>
+                <w:u w:val="none"/>
+                <w:sz w:val="22"/>
+                <w:szCs w:val="22"/>
+                <w:color w:val="000000"/>
+              </w:rPr>
+            </w:pPr>
+            <w:r>
+              <w:rPr>
+                <w:rFonts w:ascii="Arial" w:hAnsi="Arial" w:eastAsia="Arial" w:cs="Arial"/>
+                <w:i w:val="false"/>
+                <w:b w:val="false"/>
+                <w:u w:val="none"/>
+                <w:sz w:val="22"/>
+                <w:szCs w:val="22"/>
+                <w:color w:val="000000"/>
+              </w:rPr>
+              <w:t xml:space="preserve">       </w:t>
+            </w:r>
+          </w:p>
+        </w:tc>
+        <w:tc>
+          <w:tcPr>
+            <w:tcBorders>
+              <w:bottom w:val="single" w:sz="3" w:space="0" w:color="000000"/>
+              <w:top w:val="none" w:sz="0" w:space="0" w:color="000000"/>
+              <w:left w:val="none" w:sz="0" w:space="0" w:color="000000"/>
+              <w:right w:val="none" w:sz="0" w:space="0" w:color="000000"/>
+            </w:tcBorders>
+            <w:shd w:val="clear" w:color="auto" w:fill="FFFFFF"/>
+            <w:tcMar>
+              <w:top w:w="0" w:type="dxa"/>
+              <w:bottom w:w="0" w:type="dxa"/>
+              <w:left w:w="0" w:type="dxa"/>
+              <w:right w:w="0" w:type="dxa"/>
+            </w:tcMar>
+            <w:vAlign w:val="top"/>
+          </w:tcPr>
+          <w:p>
+            <w:pPr>
+              <w:pStyle w:val="Normal"/>
+              <w:jc w:val="right"/>
+              <w:pBdr>
+                <w:bottom w:val="none" w:sz="0" w:space="0" w:color="000000"/>
+                <w:top w:val="none" w:sz="0" w:space="0" w:color="000000"/>
+                <w:left w:val="none" w:sz="0" w:space="0" w:color="000000"/>
+                <w:right w:val="none" w:sz="0" w:space="0" w:color="000000"/>
+              </w:pBdr>
+              <w:spacing w:after="120" w:before="120" w:line="240"/>
+              <w:ind w:left="120" w:right="120" w:firstLine="0" w:firstLineChars="0"/>
+              <w:rPr>
+                <w:rFonts w:ascii="Arial" w:hAnsi="Arial" w:eastAsia="Arial" w:cs="Arial"/>
+                <w:i w:val="false"/>
+                <w:b w:val="false"/>
+                <w:u w:val="none"/>
+                <w:sz w:val="22"/>
+                <w:szCs w:val="22"/>
+                <w:color w:val="000000"/>
+              </w:rPr>
+            </w:pPr>
+            <w:r>
+              <w:rPr>
+                <w:rFonts w:ascii="Arial" w:hAnsi="Arial" w:eastAsia="Arial" w:cs="Arial"/>
+                <w:i w:val="false"/>
+                <w:b w:val="false"/>
+                <w:u w:val="none"/>
+                <w:sz w:val="22"/>
+                <w:szCs w:val="22"/>
+                <w:color w:val="000000"/>
+              </w:rPr>
+              <w:t xml:space="preserve">       </w:t>
+            </w:r>
+          </w:p>
+        </w:tc>
+        <w:tc>
+          <w:tcPr>
+            <w:tcBorders>
+              <w:bottom w:val="single" w:sz="3" w:space="0" w:color="000000"/>
+              <w:top w:val="none" w:sz="0" w:space="0" w:color="000000"/>
+              <w:left w:val="none" w:sz="0" w:space="0" w:color="000000"/>
+              <w:right w:val="none" w:sz="0" w:space="0" w:color="000000"/>
+            </w:tcBorders>
+            <w:shd w:val="clear" w:color="auto" w:fill="FFFFFF"/>
+            <w:tcMar>
+              <w:top w:w="0" w:type="dxa"/>
+              <w:bottom w:w="0" w:type="dxa"/>
+              <w:left w:w="0" w:type="dxa"/>
+              <w:right w:w="0" w:type="dxa"/>
+            </w:tcMar>
+            <w:vAlign w:val="top"/>
+          </w:tcPr>
+          <w:p>
+            <w:pPr>
+              <w:pStyle w:val="Normal"/>
+              <w:jc w:val="right"/>
+              <w:pBdr>
+                <w:bottom w:val="none" w:sz="0" w:space="0" w:color="000000"/>
+                <w:top w:val="none" w:sz="0" w:space="0" w:color="000000"/>
+                <w:left w:val="none" w:sz="0" w:space="0" w:color="000000"/>
+                <w:right w:val="none" w:sz="0" w:space="0" w:color="000000"/>
+              </w:pBdr>
+              <w:spacing w:after="120" w:before="120" w:line="240"/>
+              <w:ind w:left="120" w:right="120" w:firstLine="0" w:firstLineChars="0"/>
+              <w:rPr>
+                <w:rFonts w:ascii="Arial" w:hAnsi="Arial" w:eastAsia="Arial" w:cs="Arial"/>
+                <w:i w:val="false"/>
+                <w:b w:val="false"/>
+                <w:u w:val="none"/>
+                <w:sz w:val="22"/>
+                <w:szCs w:val="22"/>
+                <w:color w:val="000000"/>
+              </w:rPr>
+            </w:pPr>
+            <w:r>
+              <w:rPr>
+                <w:rFonts w:ascii="Arial" w:hAnsi="Arial" w:eastAsia="Arial" w:cs="Arial"/>
+                <w:i w:val="false"/>
+                <w:b w:val="false"/>
+                <w:u w:val="none"/>
+                <w:sz w:val="22"/>
+                <w:szCs w:val="22"/>
+                <w:color w:val="000000"/>
+              </w:rPr>
+              <w:t xml:space="preserve">(0.76)   </w:t>
+            </w:r>
+          </w:p>
+        </w:tc>
+      </w:tr>
+      <w:tr>
+        <w:trPr>
+          <w:trHeight w:val="625" w:hRule="auto"/>
+        </w:trPr>
+        body18
+        <w:tc>
+          <w:tcPr>
+            <w:tcBorders>
+              <w:bottom w:val="none" w:sz="0" w:space="0" w:color="000000"/>
+              <w:top w:val="none" w:sz="0" w:space="0" w:color="000000"/>
+              <w:left w:val="none" w:sz="0" w:space="0" w:color="000000"/>
+              <w:right w:val="none" w:sz="0" w:space="0" w:color="000000"/>
+            </w:tcBorders>
+            <w:shd w:val="clear" w:color="auto" w:fill="FFFFFF"/>
+            <w:tcMar>
+              <w:top w:w="0" w:type="dxa"/>
+              <w:bottom w:w="0" w:type="dxa"/>
+              <w:left w:w="0" w:type="dxa"/>
+              <w:right w:w="0" w:type="dxa"/>
+            </w:tcMar>
+            <w:vAlign w:val="top"/>
+          </w:tcPr>
+          <w:p>
+            <w:pPr>
+              <w:pStyle w:val="Normal"/>
+              <w:jc w:val="left"/>
+              <w:pBdr>
+                <w:bottom w:val="none" w:sz="0" w:space="0" w:color="000000"/>
+                <w:top w:val="none" w:sz="0" w:space="0" w:color="000000"/>
+                <w:left w:val="none" w:sz="0" w:space="0" w:color="000000"/>
+                <w:right w:val="none" w:sz="0" w:space="0" w:color="000000"/>
+              </w:pBdr>
+              <w:spacing w:after="120" w:before="120" w:line="240"/>
+              <w:ind w:left="120" w:right="120" w:firstLine="0" w:firstLineChars="0"/>
+              <w:rPr>
+                <w:rFonts w:ascii="Arial" w:hAnsi="Arial" w:eastAsia="Arial" w:cs="Arial"/>
+                <w:i w:val="false"/>
+                <w:b w:val="false"/>
+                <w:u w:val="none"/>
+                <w:sz w:val="22"/>
+                <w:szCs w:val="22"/>
+                <w:color w:val="000000"/>
+              </w:rPr>
+            </w:pPr>
+            <w:r>
+              <w:rPr>
+                <w:rFonts w:ascii="Arial" w:hAnsi="Arial" w:eastAsia="Arial" w:cs="Arial"/>
+                <w:i w:val="false"/>
+                <w:b w:val="false"/>
+                <w:u w:val="none"/>
+                <w:sz w:val="22"/>
+                <w:szCs w:val="22"/>
+                <w:color w:val="000000"/>
+              </w:rPr>
+              <w:t xml:space="preserve">N</w:t>
+            </w:r>
+          </w:p>
+        </w:tc>
+        <w:tc>
+          <w:tcPr>
+            <w:tcBorders>
+              <w:bottom w:val="none" w:sz="0" w:space="0" w:color="000000"/>
+              <w:top w:val="single" w:sz="3" w:space="0" w:color="000000"/>
+              <w:left w:val="none" w:sz="0" w:space="0" w:color="000000"/>
+              <w:right w:val="none" w:sz="0" w:space="0" w:color="000000"/>
+            </w:tcBorders>
+            <w:shd w:val="clear" w:color="auto" w:fill="FFFFFF"/>
+            <w:tcMar>
+              <w:top w:w="0" w:type="dxa"/>
+              <w:bottom w:w="0" w:type="dxa"/>
+              <w:left w:w="0" w:type="dxa"/>
+              <w:right w:w="0" w:type="dxa"/>
+            </w:tcMar>
+            <w:vAlign w:val="top"/>
+          </w:tcPr>
+          <w:p>
+            <w:pPr>
+              <w:pStyle w:val="Normal"/>
+              <w:jc w:val="right"/>
+              <w:pBdr>
+                <w:bottom w:val="none" w:sz="0" w:space="0" w:color="000000"/>
+                <w:top w:val="none" w:sz="0" w:space="0" w:color="000000"/>
+                <w:left w:val="none" w:sz="0" w:space="0" w:color="000000"/>
+                <w:right w:val="none" w:sz="0" w:space="0" w:color="000000"/>
+              </w:pBdr>
+              <w:spacing w:after="120" w:before="120" w:line="240"/>
+              <w:ind w:left="120" w:right="120" w:firstLine="0" w:firstLineChars="0"/>
+              <w:rPr>
+                <w:rFonts w:ascii="Arial" w:hAnsi="Arial" w:eastAsia="Arial" w:cs="Arial"/>
+                <w:i w:val="false"/>
+                <w:b w:val="false"/>
+                <w:u w:val="none"/>
+                <w:sz w:val="22"/>
+                <w:szCs w:val="22"/>
+                <w:color w:val="000000"/>
+              </w:rPr>
+            </w:pPr>
+            <w:r>
+              <w:rPr>
+                <w:rFonts w:ascii="Arial" w:hAnsi="Arial" w:eastAsia="Arial" w:cs="Arial"/>
+                <w:i w:val="false"/>
+                <w:b w:val="false"/>
+                <w:u w:val="none"/>
+                <w:sz w:val="22"/>
+                <w:szCs w:val="22"/>
+                <w:color w:val="000000"/>
+              </w:rPr>
+              <w:t xml:space="preserve">15914       </w:t>
+            </w:r>
+          </w:p>
+        </w:tc>
+        <w:tc>
+          <w:tcPr>
+            <w:tcBorders>
+              <w:bottom w:val="none" w:sz="0" w:space="0" w:color="000000"/>
+              <w:top w:val="single" w:sz="3" w:space="0" w:color="000000"/>
+              <w:left w:val="none" w:sz="0" w:space="0" w:color="000000"/>
+              <w:right w:val="none" w:sz="0" w:space="0" w:color="000000"/>
+            </w:tcBorders>
+            <w:shd w:val="clear" w:color="auto" w:fill="FFFFFF"/>
+            <w:tcMar>
+              <w:top w:w="0" w:type="dxa"/>
+              <w:bottom w:w="0" w:type="dxa"/>
+              <w:left w:w="0" w:type="dxa"/>
+              <w:right w:w="0" w:type="dxa"/>
+            </w:tcMar>
+            <w:vAlign w:val="top"/>
+          </w:tcPr>
+          <w:p>
+            <w:pPr>
+              <w:pStyle w:val="Normal"/>
+              <w:jc w:val="right"/>
+              <w:pBdr>
+                <w:bottom w:val="none" w:sz="0" w:space="0" w:color="000000"/>
+                <w:top w:val="none" w:sz="0" w:space="0" w:color="000000"/>
+                <w:left w:val="none" w:sz="0" w:space="0" w:color="000000"/>
+                <w:right w:val="none" w:sz="0" w:space="0" w:color="000000"/>
+              </w:pBdr>
+              <w:spacing w:after="120" w:before="120" w:line="240"/>
+              <w:ind w:left="120" w:right="120" w:firstLine="0" w:firstLineChars="0"/>
+              <w:rPr>
+                <w:rFonts w:ascii="Arial" w:hAnsi="Arial" w:eastAsia="Arial" w:cs="Arial"/>
+                <w:i w:val="false"/>
+                <w:b w:val="false"/>
+                <w:u w:val="none"/>
+                <w:sz w:val="22"/>
+                <w:szCs w:val="22"/>
+                <w:color w:val="000000"/>
+              </w:rPr>
+            </w:pPr>
+            <w:r>
+              <w:rPr>
+                <w:rFonts w:ascii="Arial" w:hAnsi="Arial" w:eastAsia="Arial" w:cs="Arial"/>
+                <w:i w:val="false"/>
+                <w:b w:val="false"/>
+                <w:u w:val="none"/>
+                <w:sz w:val="22"/>
+                <w:szCs w:val="22"/>
+                <w:color w:val="000000"/>
+              </w:rPr>
+              <w:t xml:space="preserve">106727       </w:t>
+            </w:r>
+          </w:p>
+        </w:tc>
+        <w:tc>
+          <w:tcPr>
+            <w:tcBorders>
+              <w:bottom w:val="none" w:sz="0" w:space="0" w:color="000000"/>
+              <w:top w:val="single" w:sz="3" w:space="0" w:color="000000"/>
+              <w:left w:val="none" w:sz="0" w:space="0" w:color="000000"/>
+              <w:right w:val="none" w:sz="0" w:space="0" w:color="000000"/>
+            </w:tcBorders>
+            <w:shd w:val="clear" w:color="auto" w:fill="FFFFFF"/>
+            <w:tcMar>
+              <w:top w:w="0" w:type="dxa"/>
+              <w:bottom w:w="0" w:type="dxa"/>
+              <w:left w:w="0" w:type="dxa"/>
+              <w:right w:w="0" w:type="dxa"/>
+            </w:tcMar>
+            <w:vAlign w:val="top"/>
+          </w:tcPr>
+          <w:p>
+            <w:pPr>
+              <w:pStyle w:val="Normal"/>
+              <w:jc w:val="right"/>
+              <w:pBdr>
+                <w:bottom w:val="none" w:sz="0" w:space="0" w:color="000000"/>
+                <w:top w:val="none" w:sz="0" w:space="0" w:color="000000"/>
+                <w:left w:val="none" w:sz="0" w:space="0" w:color="000000"/>
+                <w:right w:val="none" w:sz="0" w:space="0" w:color="000000"/>
+              </w:pBdr>
+              <w:spacing w:after="120" w:before="120" w:line="240"/>
+              <w:ind w:left="120" w:right="120" w:firstLine="0" w:firstLineChars="0"/>
+              <w:rPr>
+                <w:rFonts w:ascii="Arial" w:hAnsi="Arial" w:eastAsia="Arial" w:cs="Arial"/>
+                <w:i w:val="false"/>
+                <w:b w:val="false"/>
+                <w:u w:val="none"/>
+                <w:sz w:val="22"/>
+                <w:szCs w:val="22"/>
+                <w:color w:val="000000"/>
+              </w:rPr>
+            </w:pPr>
+            <w:r>
+              <w:rPr>
+                <w:rFonts w:ascii="Arial" w:hAnsi="Arial" w:eastAsia="Arial" w:cs="Arial"/>
+                <w:i w:val="false"/>
+                <w:b w:val="false"/>
+                <w:u w:val="none"/>
+                <w:sz w:val="22"/>
+                <w:szCs w:val="22"/>
+                <w:color w:val="000000"/>
+              </w:rPr>
+              <w:t xml:space="preserve">122641       </w:t>
+            </w:r>
+          </w:p>
+        </w:tc>
+        <w:tc>
+          <w:tcPr>
+            <w:tcBorders>
+              <w:bottom w:val="none" w:sz="0" w:space="0" w:color="000000"/>
+              <w:top w:val="single" w:sz="3" w:space="0" w:color="000000"/>
+              <w:left w:val="none" w:sz="0" w:space="0" w:color="000000"/>
+              <w:right w:val="none" w:sz="0" w:space="0" w:color="000000"/>
+            </w:tcBorders>
+            <w:shd w:val="clear" w:color="auto" w:fill="FFFFFF"/>
+            <w:tcMar>
+              <w:top w:w="0" w:type="dxa"/>
+              <w:bottom w:w="0" w:type="dxa"/>
+              <w:left w:w="0" w:type="dxa"/>
+              <w:right w:w="0" w:type="dxa"/>
+            </w:tcMar>
+            <w:vAlign w:val="top"/>
+          </w:tcPr>
+          <w:p>
+            <w:pPr>
+              <w:pStyle w:val="Normal"/>
+              <w:jc w:val="right"/>
+              <w:pBdr>
+                <w:bottom w:val="none" w:sz="0" w:space="0" w:color="000000"/>
+                <w:top w:val="none" w:sz="0" w:space="0" w:color="000000"/>
+                <w:left w:val="none" w:sz="0" w:space="0" w:color="000000"/>
+                <w:right w:val="none" w:sz="0" w:space="0" w:color="000000"/>
+              </w:pBdr>
+              <w:spacing w:after="120" w:before="120" w:line="240"/>
+              <w:ind w:left="120" w:right="120" w:firstLine="0" w:firstLineChars="0"/>
+              <w:rPr>
+                <w:rFonts w:ascii="Arial" w:hAnsi="Arial" w:eastAsia="Arial" w:cs="Arial"/>
+                <w:i w:val="false"/>
+                <w:b w:val="false"/>
+                <w:u w:val="none"/>
+                <w:sz w:val="22"/>
+                <w:szCs w:val="22"/>
+                <w:color w:val="000000"/>
+              </w:rPr>
+            </w:pPr>
+            <w:r>
+              <w:rPr>
+                <w:rFonts w:ascii="Arial" w:hAnsi="Arial" w:eastAsia="Arial" w:cs="Arial"/>
+                <w:i w:val="false"/>
+                <w:b w:val="false"/>
+                <w:u w:val="none"/>
+                <w:sz w:val="22"/>
+                <w:szCs w:val="22"/>
+                <w:color w:val="000000"/>
+              </w:rPr>
+              <w:t xml:space="preserve">122641       </w:t>
+            </w:r>
+          </w:p>
+        </w:tc>
+      </w:tr>
+      <w:tr>
+        <w:trPr>
+          <w:trHeight w:val="625" w:hRule="auto"/>
+        </w:trPr>
+        body19
+        <w:tc>
+          <w:tcPr>
+            <w:tcBorders>
+              <w:bottom w:val="none" w:sz="0" w:space="0" w:color="000000"/>
+              <w:top w:val="none" w:sz="0" w:space="0" w:color="000000"/>
+              <w:left w:val="none" w:sz="0" w:space="0" w:color="000000"/>
+              <w:right w:val="none" w:sz="0" w:space="0" w:color="000000"/>
+            </w:tcBorders>
+            <w:shd w:val="clear" w:color="auto" w:fill="FFFFFF"/>
+            <w:tcMar>
+              <w:top w:w="0" w:type="dxa"/>
+              <w:bottom w:w="0" w:type="dxa"/>
+              <w:left w:w="0" w:type="dxa"/>
+              <w:right w:w="0" w:type="dxa"/>
+            </w:tcMar>
+            <w:vAlign w:val="top"/>
+          </w:tcPr>
+          <w:p>
+            <w:pPr>
+              <w:pStyle w:val="Normal"/>
+              <w:jc w:val="left"/>
+              <w:pBdr>
+                <w:bottom w:val="none" w:sz="0" w:space="0" w:color="000000"/>
+                <w:top w:val="none" w:sz="0" w:space="0" w:color="000000"/>
+                <w:left w:val="none" w:sz="0" w:space="0" w:color="000000"/>
+                <w:right w:val="none" w:sz="0" w:space="0" w:color="000000"/>
+              </w:pBdr>
+              <w:spacing w:after="120" w:before="120" w:line="240"/>
+              <w:ind w:left="120" w:right="120" w:firstLine="0" w:firstLineChars="0"/>
+              <w:rPr>
+                <w:rFonts w:ascii="Arial" w:hAnsi="Arial" w:eastAsia="Arial" w:cs="Arial"/>
+                <w:i w:val="false"/>
+                <w:b w:val="false"/>
+                <w:u w:val="none"/>
+                <w:sz w:val="22"/>
+                <w:szCs w:val="22"/>
+                <w:color w:val="000000"/>
+              </w:rPr>
+            </w:pPr>
+            <w:r>
+              <w:rPr>
+                <w:rFonts w:ascii="Arial" w:hAnsi="Arial" w:eastAsia="Arial" w:cs="Arial"/>
+                <w:i w:val="false"/>
+                <w:b w:val="false"/>
+                <w:u w:val="none"/>
+                <w:sz w:val="22"/>
+                <w:szCs w:val="22"/>
+                <w:color w:val="000000"/>
+              </w:rPr>
+              <w:t xml:space="preserve">r2</w:t>
+            </w:r>
+          </w:p>
+        </w:tc>
+        <w:tc>
+          <w:tcPr>
+            <w:tcBorders>
+              <w:bottom w:val="none" w:sz="0" w:space="0" w:color="000000"/>
+              <w:top w:val="none" w:sz="0" w:space="0" w:color="000000"/>
+              <w:left w:val="none" w:sz="0" w:space="0" w:color="000000"/>
+              <w:right w:val="none" w:sz="0" w:space="0" w:color="000000"/>
+            </w:tcBorders>
+            <w:shd w:val="clear" w:color="auto" w:fill="FFFFFF"/>
+            <w:tcMar>
+              <w:top w:w="0" w:type="dxa"/>
+              <w:bottom w:w="0" w:type="dxa"/>
+              <w:left w:w="0" w:type="dxa"/>
+              <w:right w:w="0" w:type="dxa"/>
+            </w:tcMar>
+            <w:vAlign w:val="top"/>
+          </w:tcPr>
+          <w:p>
+            <w:pPr>
+              <w:pStyle w:val="Normal"/>
+              <w:jc w:val="right"/>
+              <w:pBdr>
+                <w:bottom w:val="none" w:sz="0" w:space="0" w:color="000000"/>
+                <w:top w:val="none" w:sz="0" w:space="0" w:color="000000"/>
+                <w:left w:val="none" w:sz="0" w:space="0" w:color="000000"/>
+                <w:right w:val="none" w:sz="0" w:space="0" w:color="000000"/>
+              </w:pBdr>
+              <w:spacing w:after="120" w:before="120" w:line="240"/>
+              <w:ind w:left="120" w:right="120" w:firstLine="0" w:firstLineChars="0"/>
+              <w:rPr>
+                <w:rFonts w:ascii="Arial" w:hAnsi="Arial" w:eastAsia="Arial" w:cs="Arial"/>
+                <w:i w:val="false"/>
+                <w:b w:val="false"/>
+                <w:u w:val="none"/>
+                <w:sz w:val="22"/>
+                <w:szCs w:val="22"/>
+                <w:color w:val="000000"/>
+              </w:rPr>
+            </w:pPr>
+            <w:r>
+              <w:rPr>
+                <w:rFonts w:ascii="Arial" w:hAnsi="Arial" w:eastAsia="Arial" w:cs="Arial"/>
+                <w:i w:val="false"/>
+                <w:b w:val="false"/>
+                <w:u w:val="none"/>
+                <w:sz w:val="22"/>
+                <w:szCs w:val="22"/>
+                <w:color w:val="000000"/>
+              </w:rPr>
+              <w:t xml:space="preserve">0.28    </w:t>
+            </w:r>
+          </w:p>
+        </w:tc>
+        <w:tc>
+          <w:tcPr>
+            <w:tcBorders>
+              <w:bottom w:val="none" w:sz="0" w:space="0" w:color="000000"/>
+              <w:top w:val="none" w:sz="0" w:space="0" w:color="000000"/>
+              <w:left w:val="none" w:sz="0" w:space="0" w:color="000000"/>
+              <w:right w:val="none" w:sz="0" w:space="0" w:color="000000"/>
+            </w:tcBorders>
+            <w:shd w:val="clear" w:color="auto" w:fill="FFFFFF"/>
+            <w:tcMar>
+              <w:top w:w="0" w:type="dxa"/>
+              <w:bottom w:w="0" w:type="dxa"/>
+              <w:left w:w="0" w:type="dxa"/>
+              <w:right w:w="0" w:type="dxa"/>
+            </w:tcMar>
+            <w:vAlign w:val="top"/>
+          </w:tcPr>
+          <w:p>
+            <w:pPr>
+              <w:pStyle w:val="Normal"/>
+              <w:jc w:val="right"/>
+              <w:pBdr>
+                <w:bottom w:val="none" w:sz="0" w:space="0" w:color="000000"/>
+                <w:top w:val="none" w:sz="0" w:space="0" w:color="000000"/>
+                <w:left w:val="none" w:sz="0" w:space="0" w:color="000000"/>
+                <w:right w:val="none" w:sz="0" w:space="0" w:color="000000"/>
+              </w:pBdr>
+              <w:spacing w:after="120" w:before="120" w:line="240"/>
+              <w:ind w:left="120" w:right="120" w:firstLine="0" w:firstLineChars="0"/>
+              <w:rPr>
+                <w:rFonts w:ascii="Arial" w:hAnsi="Arial" w:eastAsia="Arial" w:cs="Arial"/>
+                <w:i w:val="false"/>
+                <w:b w:val="false"/>
+                <w:u w:val="none"/>
+                <w:sz w:val="22"/>
+                <w:szCs w:val="22"/>
+                <w:color w:val="000000"/>
+              </w:rPr>
+            </w:pPr>
+            <w:r>
+              <w:rPr>
+                <w:rFonts w:ascii="Arial" w:hAnsi="Arial" w:eastAsia="Arial" w:cs="Arial"/>
+                <w:i w:val="false"/>
+                <w:b w:val="false"/>
+                <w:u w:val="none"/>
+                <w:sz w:val="22"/>
+                <w:szCs w:val="22"/>
+                <w:color w:val="000000"/>
+              </w:rPr>
+              <w:t xml:space="preserve">0.34    </w:t>
+            </w:r>
+          </w:p>
+        </w:tc>
+        <w:tc>
+          <w:tcPr>
+            <w:tcBorders>
+              <w:bottom w:val="none" w:sz="0" w:space="0" w:color="000000"/>
+              <w:top w:val="none" w:sz="0" w:space="0" w:color="000000"/>
+              <w:left w:val="none" w:sz="0" w:space="0" w:color="000000"/>
+              <w:right w:val="none" w:sz="0" w:space="0" w:color="000000"/>
+            </w:tcBorders>
+            <w:shd w:val="clear" w:color="auto" w:fill="FFFFFF"/>
+            <w:tcMar>
+              <w:top w:w="0" w:type="dxa"/>
+              <w:bottom w:w="0" w:type="dxa"/>
+              <w:left w:w="0" w:type="dxa"/>
+              <w:right w:w="0" w:type="dxa"/>
+            </w:tcMar>
+            <w:vAlign w:val="top"/>
+          </w:tcPr>
+          <w:p>
+            <w:pPr>
+              <w:pStyle w:val="Normal"/>
+              <w:jc w:val="right"/>
+              <w:pBdr>
+                <w:bottom w:val="none" w:sz="0" w:space="0" w:color="000000"/>
+                <w:top w:val="none" w:sz="0" w:space="0" w:color="000000"/>
+                <w:left w:val="none" w:sz="0" w:space="0" w:color="000000"/>
+                <w:right w:val="none" w:sz="0" w:space="0" w:color="000000"/>
+              </w:pBdr>
+              <w:spacing w:after="120" w:before="120" w:line="240"/>
+              <w:ind w:left="120" w:right="120" w:firstLine="0" w:firstLineChars="0"/>
+              <w:rPr>
+                <w:rFonts w:ascii="Arial" w:hAnsi="Arial" w:eastAsia="Arial" w:cs="Arial"/>
+                <w:i w:val="false"/>
+                <w:b w:val="false"/>
+                <w:u w:val="none"/>
+                <w:sz w:val="22"/>
+                <w:szCs w:val="22"/>
+                <w:color w:val="000000"/>
+              </w:rPr>
+            </w:pPr>
+            <w:r>
+              <w:rPr>
+                <w:rFonts w:ascii="Arial" w:hAnsi="Arial" w:eastAsia="Arial" w:cs="Arial"/>
+                <w:i w:val="false"/>
+                <w:b w:val="false"/>
+                <w:u w:val="none"/>
+                <w:sz w:val="22"/>
+                <w:szCs w:val="22"/>
+                <w:color w:val="000000"/>
+              </w:rPr>
+              <w:t xml:space="preserve">0.34    </w:t>
+            </w:r>
+          </w:p>
+        </w:tc>
+        <w:tc>
+          <w:tcPr>
+            <w:tcBorders>
+              <w:bottom w:val="none" w:sz="0" w:space="0" w:color="000000"/>
+              <w:top w:val="none" w:sz="0" w:space="0" w:color="000000"/>
+              <w:left w:val="none" w:sz="0" w:space="0" w:color="000000"/>
+              <w:right w:val="none" w:sz="0" w:space="0" w:color="000000"/>
+            </w:tcBorders>
+            <w:shd w:val="clear" w:color="auto" w:fill="FFFFFF"/>
+            <w:tcMar>
+              <w:top w:w="0" w:type="dxa"/>
+              <w:bottom w:w="0" w:type="dxa"/>
+              <w:left w:w="0" w:type="dxa"/>
+              <w:right w:w="0" w:type="dxa"/>
+            </w:tcMar>
+            <w:vAlign w:val="top"/>
+          </w:tcPr>
+          <w:p>
+            <w:pPr>
+              <w:pStyle w:val="Normal"/>
+              <w:jc w:val="right"/>
+              <w:pBdr>
+                <w:bottom w:val="none" w:sz="0" w:space="0" w:color="000000"/>
+                <w:top w:val="none" w:sz="0" w:space="0" w:color="000000"/>
+                <w:left w:val="none" w:sz="0" w:space="0" w:color="000000"/>
+                <w:right w:val="none" w:sz="0" w:space="0" w:color="000000"/>
+              </w:pBdr>
+              <w:spacing w:after="120" w:before="120" w:line="240"/>
+              <w:ind w:left="120" w:right="120" w:firstLine="0" w:firstLineChars="0"/>
+              <w:rPr>
+                <w:rFonts w:ascii="Arial" w:hAnsi="Arial" w:eastAsia="Arial" w:cs="Arial"/>
+                <w:i w:val="false"/>
+                <w:b w:val="false"/>
+                <w:u w:val="none"/>
+                <w:sz w:val="22"/>
+                <w:szCs w:val="22"/>
+                <w:color w:val="000000"/>
+              </w:rPr>
+            </w:pPr>
+            <w:r>
+              <w:rPr>
+                <w:rFonts w:ascii="Arial" w:hAnsi="Arial" w:eastAsia="Arial" w:cs="Arial"/>
+                <w:i w:val="false"/>
+                <w:b w:val="false"/>
+                <w:u w:val="none"/>
+                <w:sz w:val="22"/>
+                <w:szCs w:val="22"/>
+                <w:color w:val="000000"/>
+              </w:rPr>
+              <w:t xml:space="preserve">0.34    </w:t>
             </w:r>
           </w:p>
         </w:tc>
@@ -4626,7 +5168,7 @@
         <w:trPr>
           <w:trHeight w:val="627" w:hRule="auto"/>
         </w:trPr>
-        body18
+        body20
         <w:tc>
           <w:tcPr>
             <w:tcBorders>
@@ -4676,1032 +5218,219 @@
                 <w:szCs w:val="22"/>
                 <w:color w:val="000000"/>
               </w:rPr>
-              <w:t xml:space="preserve">NFE12:FORBORN</w:t>
-            </w:r>
-          </w:p>
-        </w:tc>
-        <w:tc>
-          <w:tcPr>
-            <w:tcBorders>
-              <w:bottom w:val="none" w:sz="0" w:space="0" w:color="000000"/>
-              <w:top w:val="none" w:sz="0" w:space="0" w:color="000000"/>
-              <w:left w:val="none" w:sz="0" w:space="0" w:color="000000"/>
-              <w:right w:val="none" w:sz="0" w:space="0" w:color="000000"/>
-            </w:tcBorders>
-            <w:shd w:val="clear" w:color="auto" w:fill="FFFFFF"/>
-            <w:tcMar>
-              <w:top w:w="0" w:type="dxa"/>
-              <w:bottom w:w="0" w:type="dxa"/>
-              <w:left w:w="0" w:type="dxa"/>
-              <w:right w:w="0" w:type="dxa"/>
-            </w:tcMar>
-            <w:vAlign w:val="top"/>
-          </w:tcPr>
-          <w:p>
-            <w:pPr>
-              <w:pStyle w:val="Normal"/>
-              <w:jc w:val="right"/>
-              <w:pBdr>
-                <w:bottom w:val="none" w:sz="0" w:space="0" w:color="000000"/>
-                <w:top w:val="none" w:sz="0" w:space="0" w:color="000000"/>
-                <w:left w:val="none" w:sz="0" w:space="0" w:color="000000"/>
-                <w:right w:val="none" w:sz="0" w:space="0" w:color="000000"/>
-              </w:pBdr>
-              <w:spacing w:after="120" w:before="120" w:line="240"/>
-              <w:ind w:left="120" w:right="120" w:firstLine="0" w:firstLineChars="0"/>
-              <w:rPr>
-                <w:rFonts w:ascii="Arial" w:hAnsi="Arial" w:eastAsia="Arial" w:cs="Arial"/>
-                <w:i w:val="false"/>
-                <w:b w:val="false"/>
-                <w:u w:val="none"/>
-                <w:sz w:val="22"/>
-                <w:szCs w:val="22"/>
-                <w:color w:val="000000"/>
-              </w:rPr>
-            </w:pPr>
-            <w:r>
-              <w:rPr>
-                <w:rFonts w:ascii="Arial" w:hAnsi="Arial" w:eastAsia="Arial" w:cs="Arial"/>
-                <w:i w:val="false"/>
-                <w:b w:val="false"/>
-                <w:u w:val="none"/>
-                <w:sz w:val="22"/>
-                <w:szCs w:val="22"/>
-                <w:color w:val="000000"/>
-              </w:rPr>
-              <w:t xml:space="preserve">       </w:t>
-            </w:r>
-          </w:p>
-        </w:tc>
-        <w:tc>
-          <w:tcPr>
-            <w:tcBorders>
-              <w:bottom w:val="none" w:sz="0" w:space="0" w:color="000000"/>
-              <w:top w:val="none" w:sz="0" w:space="0" w:color="000000"/>
-              <w:left w:val="none" w:sz="0" w:space="0" w:color="000000"/>
-              <w:right w:val="none" w:sz="0" w:space="0" w:color="000000"/>
-            </w:tcBorders>
-            <w:shd w:val="clear" w:color="auto" w:fill="FFFFFF"/>
-            <w:tcMar>
-              <w:top w:w="0" w:type="dxa"/>
-              <w:bottom w:w="0" w:type="dxa"/>
-              <w:left w:w="0" w:type="dxa"/>
-              <w:right w:w="0" w:type="dxa"/>
-            </w:tcMar>
-            <w:vAlign w:val="top"/>
-          </w:tcPr>
-          <w:p>
-            <w:pPr>
-              <w:pStyle w:val="Normal"/>
-              <w:jc w:val="right"/>
-              <w:pBdr>
-                <w:bottom w:val="none" w:sz="0" w:space="0" w:color="000000"/>
-                <w:top w:val="none" w:sz="0" w:space="0" w:color="000000"/>
-                <w:left w:val="none" w:sz="0" w:space="0" w:color="000000"/>
-                <w:right w:val="none" w:sz="0" w:space="0" w:color="000000"/>
-              </w:pBdr>
-              <w:spacing w:after="120" w:before="120" w:line="240"/>
-              <w:ind w:left="120" w:right="120" w:firstLine="0" w:firstLineChars="0"/>
-              <w:rPr>
-                <w:rFonts w:ascii="Arial" w:hAnsi="Arial" w:eastAsia="Arial" w:cs="Arial"/>
-                <w:i w:val="false"/>
-                <w:b w:val="false"/>
-                <w:u w:val="none"/>
-                <w:sz w:val="22"/>
-                <w:szCs w:val="22"/>
-                <w:color w:val="000000"/>
-              </w:rPr>
-            </w:pPr>
-            <w:r>
-              <w:rPr>
-                <w:rFonts w:ascii="Arial" w:hAnsi="Arial" w:eastAsia="Arial" w:cs="Arial"/>
-                <w:i w:val="false"/>
-                <w:b w:val="false"/>
-                <w:u w:val="none"/>
-                <w:sz w:val="22"/>
-                <w:szCs w:val="22"/>
-                <w:color w:val="000000"/>
-              </w:rPr>
-              <w:t xml:space="preserve">       </w:t>
-            </w:r>
-          </w:p>
-        </w:tc>
-        <w:tc>
-          <w:tcPr>
-            <w:tcBorders>
-              <w:bottom w:val="none" w:sz="0" w:space="0" w:color="000000"/>
-              <w:top w:val="none" w:sz="0" w:space="0" w:color="000000"/>
-              <w:left w:val="none" w:sz="0" w:space="0" w:color="000000"/>
-              <w:right w:val="none" w:sz="0" w:space="0" w:color="000000"/>
-            </w:tcBorders>
-            <w:shd w:val="clear" w:color="auto" w:fill="FFFFFF"/>
-            <w:tcMar>
-              <w:top w:w="0" w:type="dxa"/>
-              <w:bottom w:w="0" w:type="dxa"/>
-              <w:left w:w="0" w:type="dxa"/>
-              <w:right w:w="0" w:type="dxa"/>
-            </w:tcMar>
-            <w:vAlign w:val="top"/>
-          </w:tcPr>
-          <w:p>
-            <w:pPr>
-              <w:pStyle w:val="Normal"/>
-              <w:jc w:val="right"/>
-              <w:pBdr>
-                <w:bottom w:val="none" w:sz="0" w:space="0" w:color="000000"/>
-                <w:top w:val="none" w:sz="0" w:space="0" w:color="000000"/>
-                <w:left w:val="none" w:sz="0" w:space="0" w:color="000000"/>
-                <w:right w:val="none" w:sz="0" w:space="0" w:color="000000"/>
-              </w:pBdr>
-              <w:spacing w:after="120" w:before="120" w:line="240"/>
-              <w:ind w:left="120" w:right="120" w:firstLine="0" w:firstLineChars="0"/>
-              <w:rPr>
-                <w:rFonts w:ascii="Arial" w:hAnsi="Arial" w:eastAsia="Arial" w:cs="Arial"/>
-                <w:i w:val="false"/>
-                <w:b w:val="false"/>
-                <w:u w:val="none"/>
-                <w:sz w:val="22"/>
-                <w:szCs w:val="22"/>
-                <w:color w:val="000000"/>
-              </w:rPr>
-            </w:pPr>
-            <w:r>
-              <w:rPr>
-                <w:rFonts w:ascii="Arial" w:hAnsi="Arial" w:eastAsia="Arial" w:cs="Arial"/>
-                <w:i w:val="false"/>
-                <w:b w:val="false"/>
-                <w:u w:val="none"/>
-                <w:sz w:val="22"/>
-                <w:szCs w:val="22"/>
-                <w:color w:val="000000"/>
-              </w:rPr>
-              <w:t xml:space="preserve">       </w:t>
-            </w:r>
-          </w:p>
-        </w:tc>
-        <w:tc>
-          <w:tcPr>
-            <w:tcBorders>
-              <w:bottom w:val="none" w:sz="0" w:space="0" w:color="000000"/>
-              <w:top w:val="none" w:sz="0" w:space="0" w:color="000000"/>
-              <w:left w:val="none" w:sz="0" w:space="0" w:color="000000"/>
-              <w:right w:val="none" w:sz="0" w:space="0" w:color="000000"/>
-            </w:tcBorders>
-            <w:shd w:val="clear" w:color="auto" w:fill="FFFFFF"/>
-            <w:tcMar>
-              <w:top w:w="0" w:type="dxa"/>
-              <w:bottom w:w="0" w:type="dxa"/>
-              <w:left w:w="0" w:type="dxa"/>
-              <w:right w:w="0" w:type="dxa"/>
-            </w:tcMar>
-            <w:vAlign w:val="top"/>
-          </w:tcPr>
-          <w:p>
-            <w:pPr>
-              <w:pStyle w:val="Normal"/>
-              <w:jc w:val="right"/>
-              <w:pBdr>
-                <w:bottom w:val="none" w:sz="0" w:space="0" w:color="000000"/>
-                <w:top w:val="none" w:sz="0" w:space="0" w:color="000000"/>
-                <w:left w:val="none" w:sz="0" w:space="0" w:color="000000"/>
-                <w:right w:val="none" w:sz="0" w:space="0" w:color="000000"/>
-              </w:pBdr>
-              <w:spacing w:after="120" w:before="120" w:line="240"/>
-              <w:ind w:left="120" w:right="120" w:firstLine="0" w:firstLineChars="0"/>
-              <w:rPr>
-                <w:rFonts w:ascii="Arial" w:hAnsi="Arial" w:eastAsia="Arial" w:cs="Arial"/>
-                <w:i w:val="false"/>
-                <w:b w:val="false"/>
-                <w:u w:val="none"/>
-                <w:sz w:val="22"/>
-                <w:szCs w:val="22"/>
-                <w:color w:val="000000"/>
-              </w:rPr>
-            </w:pPr>
-            <w:r>
-              <w:rPr>
-                <w:rFonts w:ascii="Arial" w:hAnsi="Arial" w:eastAsia="Arial" w:cs="Arial"/>
-                <w:i w:val="false"/>
-                <w:b w:val="false"/>
-                <w:u w:val="none"/>
-                <w:sz w:val="22"/>
-                <w:szCs w:val="22"/>
-                <w:color w:val="000000"/>
-              </w:rPr>
-              <w:t xml:space="preserve">3.61 ***</w:t>
-            </w:r>
-          </w:p>
-        </w:tc>
-      </w:tr>
-      <w:tr>
-        <w:trPr>
-          <w:trHeight w:val="670" w:hRule="auto"/>
-        </w:trPr>
-        body19
-        <w:tc>
-          <w:tcPr>
-            <w:tcBorders>
-              <w:bottom w:val="none" w:sz="0" w:space="0" w:color="000000"/>
-              <w:top w:val="none" w:sz="0" w:space="0" w:color="000000"/>
-              <w:left w:val="none" w:sz="0" w:space="0" w:color="000000"/>
-              <w:right w:val="none" w:sz="0" w:space="0" w:color="000000"/>
-            </w:tcBorders>
-            <w:shd w:val="clear" w:color="auto" w:fill="FFFFFF"/>
-            <w:tcMar>
-              <w:top w:w="0" w:type="dxa"/>
-              <w:bottom w:w="0" w:type="dxa"/>
-              <w:left w:w="0" w:type="dxa"/>
-              <w:right w:w="0" w:type="dxa"/>
-            </w:tcMar>
-            <w:vAlign w:val="top"/>
-          </w:tcPr>
-          <w:p>
-            <w:pPr>
-              <w:pStyle w:val="Normal"/>
-              <w:jc w:val="left"/>
-              <w:pBdr>
-                <w:bottom w:val="none" w:sz="0" w:space="0" w:color="000000"/>
-                <w:top w:val="none" w:sz="0" w:space="0" w:color="000000"/>
-                <w:left w:val="none" w:sz="0" w:space="0" w:color="000000"/>
-                <w:right w:val="none" w:sz="0" w:space="0" w:color="000000"/>
-              </w:pBdr>
-              <w:spacing w:after="120" w:before="120" w:line="240"/>
-              <w:ind w:left="120" w:right="120" w:firstLine="0" w:firstLineChars="0"/>
-              <w:rPr>
-                <w:rFonts w:ascii="Arial" w:hAnsi="Arial" w:eastAsia="Arial" w:cs="Arial"/>
-                <w:i w:val="false"/>
-                <w:b w:val="false"/>
-                <w:u w:val="none"/>
-                <w:sz w:val="22"/>
-                <w:szCs w:val="22"/>
-                <w:color w:val="000000"/>
-              </w:rPr>
-            </w:pPr>
-            <w:r>
-              <w:rPr>
-                <w:rFonts w:ascii="Arial" w:hAnsi="Arial" w:eastAsia="Arial" w:cs="Arial"/>
-                <w:i w:val="false"/>
-                <w:b w:val="false"/>
-                <w:u w:val="none"/>
-                <w:sz w:val="22"/>
-                <w:szCs w:val="22"/>
-                <w:color w:val="000000"/>
-              </w:rPr>
-              <w:t xml:space="preserve"/>
-            </w:r>
-          </w:p>
-        </w:tc>
-        <w:tc>
-          <w:tcPr>
-            <w:tcBorders>
-              <w:bottom w:val="single" w:sz="3" w:space="0" w:color="000000"/>
-              <w:top w:val="none" w:sz="0" w:space="0" w:color="000000"/>
-              <w:left w:val="none" w:sz="0" w:space="0" w:color="000000"/>
-              <w:right w:val="none" w:sz="0" w:space="0" w:color="000000"/>
-            </w:tcBorders>
-            <w:shd w:val="clear" w:color="auto" w:fill="FFFFFF"/>
-            <w:tcMar>
-              <w:top w:w="0" w:type="dxa"/>
-              <w:bottom w:w="0" w:type="dxa"/>
-              <w:left w:w="0" w:type="dxa"/>
-              <w:right w:w="0" w:type="dxa"/>
-            </w:tcMar>
-            <w:vAlign w:val="top"/>
-          </w:tcPr>
-          <w:p>
-            <w:pPr>
-              <w:pStyle w:val="Normal"/>
-              <w:jc w:val="right"/>
-              <w:pBdr>
-                <w:bottom w:val="none" w:sz="0" w:space="0" w:color="000000"/>
-                <w:top w:val="none" w:sz="0" w:space="0" w:color="000000"/>
-                <w:left w:val="none" w:sz="0" w:space="0" w:color="000000"/>
-                <w:right w:val="none" w:sz="0" w:space="0" w:color="000000"/>
-              </w:pBdr>
-              <w:spacing w:after="120" w:before="120" w:line="240"/>
-              <w:ind w:left="120" w:right="120" w:firstLine="0" w:firstLineChars="0"/>
-              <w:rPr>
-                <w:rFonts w:ascii="Arial" w:hAnsi="Arial" w:eastAsia="Arial" w:cs="Arial"/>
-                <w:i w:val="false"/>
-                <w:b w:val="false"/>
-                <w:u w:val="none"/>
-                <w:sz w:val="22"/>
-                <w:szCs w:val="22"/>
-                <w:color w:val="000000"/>
-              </w:rPr>
-            </w:pPr>
-            <w:r>
-              <w:rPr>
-                <w:rFonts w:ascii="Arial" w:hAnsi="Arial" w:eastAsia="Arial" w:cs="Arial"/>
-                <w:i w:val="false"/>
-                <w:b w:val="false"/>
-                <w:u w:val="none"/>
-                <w:sz w:val="22"/>
-                <w:szCs w:val="22"/>
-                <w:color w:val="000000"/>
-              </w:rPr>
-              <w:t xml:space="preserve">       </w:t>
-            </w:r>
-          </w:p>
-        </w:tc>
-        <w:tc>
-          <w:tcPr>
-            <w:tcBorders>
-              <w:bottom w:val="single" w:sz="3" w:space="0" w:color="000000"/>
-              <w:top w:val="none" w:sz="0" w:space="0" w:color="000000"/>
-              <w:left w:val="none" w:sz="0" w:space="0" w:color="000000"/>
-              <w:right w:val="none" w:sz="0" w:space="0" w:color="000000"/>
-            </w:tcBorders>
-            <w:shd w:val="clear" w:color="auto" w:fill="FFFFFF"/>
-            <w:tcMar>
-              <w:top w:w="0" w:type="dxa"/>
-              <w:bottom w:w="0" w:type="dxa"/>
-              <w:left w:w="0" w:type="dxa"/>
-              <w:right w:w="0" w:type="dxa"/>
-            </w:tcMar>
-            <w:vAlign w:val="top"/>
-          </w:tcPr>
-          <w:p>
-            <w:pPr>
-              <w:pStyle w:val="Normal"/>
-              <w:jc w:val="right"/>
-              <w:pBdr>
-                <w:bottom w:val="none" w:sz="0" w:space="0" w:color="000000"/>
-                <w:top w:val="none" w:sz="0" w:space="0" w:color="000000"/>
-                <w:left w:val="none" w:sz="0" w:space="0" w:color="000000"/>
-                <w:right w:val="none" w:sz="0" w:space="0" w:color="000000"/>
-              </w:pBdr>
-              <w:spacing w:after="120" w:before="120" w:line="240"/>
-              <w:ind w:left="120" w:right="120" w:firstLine="0" w:firstLineChars="0"/>
-              <w:rPr>
-                <w:rFonts w:ascii="Arial" w:hAnsi="Arial" w:eastAsia="Arial" w:cs="Arial"/>
-                <w:i w:val="false"/>
-                <w:b w:val="false"/>
-                <w:u w:val="none"/>
-                <w:sz w:val="22"/>
-                <w:szCs w:val="22"/>
-                <w:color w:val="000000"/>
-              </w:rPr>
-            </w:pPr>
-            <w:r>
-              <w:rPr>
-                <w:rFonts w:ascii="Arial" w:hAnsi="Arial" w:eastAsia="Arial" w:cs="Arial"/>
-                <w:i w:val="false"/>
-                <w:b w:val="false"/>
-                <w:u w:val="none"/>
-                <w:sz w:val="22"/>
-                <w:szCs w:val="22"/>
-                <w:color w:val="000000"/>
-              </w:rPr>
-              <w:t xml:space="preserve">       </w:t>
-            </w:r>
-          </w:p>
-        </w:tc>
-        <w:tc>
-          <w:tcPr>
-            <w:tcBorders>
-              <w:bottom w:val="single" w:sz="3" w:space="0" w:color="000000"/>
-              <w:top w:val="none" w:sz="0" w:space="0" w:color="000000"/>
-              <w:left w:val="none" w:sz="0" w:space="0" w:color="000000"/>
-              <w:right w:val="none" w:sz="0" w:space="0" w:color="000000"/>
-            </w:tcBorders>
-            <w:shd w:val="clear" w:color="auto" w:fill="FFFFFF"/>
-            <w:tcMar>
-              <w:top w:w="0" w:type="dxa"/>
-              <w:bottom w:w="0" w:type="dxa"/>
-              <w:left w:w="0" w:type="dxa"/>
-              <w:right w:w="0" w:type="dxa"/>
-            </w:tcMar>
-            <w:vAlign w:val="top"/>
-          </w:tcPr>
-          <w:p>
-            <w:pPr>
-              <w:pStyle w:val="Normal"/>
-              <w:jc w:val="right"/>
-              <w:pBdr>
-                <w:bottom w:val="none" w:sz="0" w:space="0" w:color="000000"/>
-                <w:top w:val="none" w:sz="0" w:space="0" w:color="000000"/>
-                <w:left w:val="none" w:sz="0" w:space="0" w:color="000000"/>
-                <w:right w:val="none" w:sz="0" w:space="0" w:color="000000"/>
-              </w:pBdr>
-              <w:spacing w:after="120" w:before="120" w:line="240"/>
-              <w:ind w:left="120" w:right="120" w:firstLine="0" w:firstLineChars="0"/>
-              <w:rPr>
-                <w:rFonts w:ascii="Arial" w:hAnsi="Arial" w:eastAsia="Arial" w:cs="Arial"/>
-                <w:i w:val="false"/>
-                <w:b w:val="false"/>
-                <w:u w:val="none"/>
-                <w:sz w:val="22"/>
-                <w:szCs w:val="22"/>
-                <w:color w:val="000000"/>
-              </w:rPr>
-            </w:pPr>
-            <w:r>
-              <w:rPr>
-                <w:rFonts w:ascii="Arial" w:hAnsi="Arial" w:eastAsia="Arial" w:cs="Arial"/>
-                <w:i w:val="false"/>
-                <w:b w:val="false"/>
-                <w:u w:val="none"/>
-                <w:sz w:val="22"/>
-                <w:szCs w:val="22"/>
-                <w:color w:val="000000"/>
-              </w:rPr>
-              <w:t xml:space="preserve">       </w:t>
-            </w:r>
-          </w:p>
-        </w:tc>
-        <w:tc>
-          <w:tcPr>
-            <w:tcBorders>
-              <w:bottom w:val="single" w:sz="3" w:space="0" w:color="000000"/>
-              <w:top w:val="none" w:sz="0" w:space="0" w:color="000000"/>
-              <w:left w:val="none" w:sz="0" w:space="0" w:color="000000"/>
-              <w:right w:val="none" w:sz="0" w:space="0" w:color="000000"/>
-            </w:tcBorders>
-            <w:shd w:val="clear" w:color="auto" w:fill="FFFFFF"/>
-            <w:tcMar>
-              <w:top w:w="0" w:type="dxa"/>
-              <w:bottom w:w="0" w:type="dxa"/>
-              <w:left w:w="0" w:type="dxa"/>
-              <w:right w:w="0" w:type="dxa"/>
-            </w:tcMar>
-            <w:vAlign w:val="top"/>
-          </w:tcPr>
-          <w:p>
-            <w:pPr>
-              <w:pStyle w:val="Normal"/>
-              <w:jc w:val="right"/>
-              <w:pBdr>
-                <w:bottom w:val="none" w:sz="0" w:space="0" w:color="000000"/>
-                <w:top w:val="none" w:sz="0" w:space="0" w:color="000000"/>
-                <w:left w:val="none" w:sz="0" w:space="0" w:color="000000"/>
-                <w:right w:val="none" w:sz="0" w:space="0" w:color="000000"/>
-              </w:pBdr>
-              <w:spacing w:after="120" w:before="120" w:line="240"/>
-              <w:ind w:left="120" w:right="120" w:firstLine="0" w:firstLineChars="0"/>
-              <w:rPr>
-                <w:rFonts w:ascii="Arial" w:hAnsi="Arial" w:eastAsia="Arial" w:cs="Arial"/>
-                <w:i w:val="false"/>
-                <w:b w:val="false"/>
-                <w:u w:val="none"/>
-                <w:sz w:val="22"/>
-                <w:szCs w:val="22"/>
-                <w:color w:val="000000"/>
-              </w:rPr>
-            </w:pPr>
-            <w:r>
-              <w:rPr>
-                <w:rFonts w:ascii="Arial" w:hAnsi="Arial" w:eastAsia="Arial" w:cs="Arial"/>
-                <w:i w:val="false"/>
-                <w:b w:val="false"/>
-                <w:u w:val="none"/>
-                <w:sz w:val="22"/>
-                <w:szCs w:val="22"/>
-                <w:color w:val="000000"/>
-              </w:rPr>
-              <w:t xml:space="preserve">(0.74)   </w:t>
-            </w:r>
-          </w:p>
-        </w:tc>
-      </w:tr>
-      <w:tr>
-        <w:trPr>
-          <w:trHeight w:val="625" w:hRule="auto"/>
-        </w:trPr>
-        body20
-        <w:tc>
-          <w:tcPr>
-            <w:tcBorders>
-              <w:bottom w:val="none" w:sz="0" w:space="0" w:color="000000"/>
-              <w:top w:val="none" w:sz="0" w:space="0" w:color="000000"/>
-              <w:left w:val="none" w:sz="0" w:space="0" w:color="000000"/>
-              <w:right w:val="none" w:sz="0" w:space="0" w:color="000000"/>
-            </w:tcBorders>
-            <w:shd w:val="clear" w:color="auto" w:fill="FFFFFF"/>
-            <w:tcMar>
-              <w:top w:w="0" w:type="dxa"/>
-              <w:bottom w:w="0" w:type="dxa"/>
-              <w:left w:w="0" w:type="dxa"/>
-              <w:right w:w="0" w:type="dxa"/>
-            </w:tcMar>
-            <w:vAlign w:val="top"/>
-          </w:tcPr>
-          <w:p>
-            <w:pPr>
-              <w:pStyle w:val="Normal"/>
-              <w:jc w:val="left"/>
-              <w:pBdr>
-                <w:bottom w:val="none" w:sz="0" w:space="0" w:color="000000"/>
-                <w:top w:val="none" w:sz="0" w:space="0" w:color="000000"/>
-                <w:left w:val="none" w:sz="0" w:space="0" w:color="000000"/>
-                <w:right w:val="none" w:sz="0" w:space="0" w:color="000000"/>
-              </w:pBdr>
-              <w:spacing w:after="120" w:before="120" w:line="240"/>
-              <w:ind w:left="120" w:right="120" w:firstLine="0" w:firstLineChars="0"/>
-              <w:rPr>
-                <w:rFonts w:ascii="Arial" w:hAnsi="Arial" w:eastAsia="Arial" w:cs="Arial"/>
-                <w:i w:val="false"/>
-                <w:b w:val="false"/>
-                <w:u w:val="none"/>
-                <w:sz w:val="22"/>
-                <w:szCs w:val="22"/>
-                <w:color w:val="000000"/>
-              </w:rPr>
-            </w:pPr>
-            <w:r>
-              <w:rPr>
-                <w:rFonts w:ascii="Arial" w:hAnsi="Arial" w:eastAsia="Arial" w:cs="Arial"/>
-                <w:i w:val="false"/>
-                <w:b w:val="false"/>
-                <w:u w:val="none"/>
-                <w:sz w:val="22"/>
-                <w:szCs w:val="22"/>
-                <w:color w:val="000000"/>
-              </w:rPr>
-              <w:t xml:space="preserve">N</w:t>
-            </w:r>
-          </w:p>
-        </w:tc>
-        <w:tc>
-          <w:tcPr>
-            <w:tcBorders>
-              <w:bottom w:val="none" w:sz="0" w:space="0" w:color="000000"/>
-              <w:top w:val="single" w:sz="3" w:space="0" w:color="000000"/>
-              <w:left w:val="none" w:sz="0" w:space="0" w:color="000000"/>
-              <w:right w:val="none" w:sz="0" w:space="0" w:color="000000"/>
-            </w:tcBorders>
-            <w:shd w:val="clear" w:color="auto" w:fill="FFFFFF"/>
-            <w:tcMar>
-              <w:top w:w="0" w:type="dxa"/>
-              <w:bottom w:w="0" w:type="dxa"/>
-              <w:left w:w="0" w:type="dxa"/>
-              <w:right w:w="0" w:type="dxa"/>
-            </w:tcMar>
-            <w:vAlign w:val="top"/>
-          </w:tcPr>
-          <w:p>
-            <w:pPr>
-              <w:pStyle w:val="Normal"/>
-              <w:jc w:val="right"/>
-              <w:pBdr>
-                <w:bottom w:val="none" w:sz="0" w:space="0" w:color="000000"/>
-                <w:top w:val="none" w:sz="0" w:space="0" w:color="000000"/>
-                <w:left w:val="none" w:sz="0" w:space="0" w:color="000000"/>
-                <w:right w:val="none" w:sz="0" w:space="0" w:color="000000"/>
-              </w:pBdr>
-              <w:spacing w:after="120" w:before="120" w:line="240"/>
-              <w:ind w:left="120" w:right="120" w:firstLine="0" w:firstLineChars="0"/>
-              <w:rPr>
-                <w:rFonts w:ascii="Arial" w:hAnsi="Arial" w:eastAsia="Arial" w:cs="Arial"/>
-                <w:i w:val="false"/>
-                <w:b w:val="false"/>
-                <w:u w:val="none"/>
-                <w:sz w:val="22"/>
-                <w:szCs w:val="22"/>
-                <w:color w:val="000000"/>
-              </w:rPr>
-            </w:pPr>
-            <w:r>
-              <w:rPr>
-                <w:rFonts w:ascii="Arial" w:hAnsi="Arial" w:eastAsia="Arial" w:cs="Arial"/>
-                <w:i w:val="false"/>
-                <w:b w:val="false"/>
-                <w:u w:val="none"/>
-                <w:sz w:val="22"/>
-                <w:szCs w:val="22"/>
-                <w:color w:val="000000"/>
-              </w:rPr>
-              <w:t xml:space="preserve">15914       </w:t>
-            </w:r>
-          </w:p>
-        </w:tc>
-        <w:tc>
-          <w:tcPr>
-            <w:tcBorders>
-              <w:bottom w:val="none" w:sz="0" w:space="0" w:color="000000"/>
-              <w:top w:val="single" w:sz="3" w:space="0" w:color="000000"/>
-              <w:left w:val="none" w:sz="0" w:space="0" w:color="000000"/>
-              <w:right w:val="none" w:sz="0" w:space="0" w:color="000000"/>
-            </w:tcBorders>
-            <w:shd w:val="clear" w:color="auto" w:fill="FFFFFF"/>
-            <w:tcMar>
-              <w:top w:w="0" w:type="dxa"/>
-              <w:bottom w:w="0" w:type="dxa"/>
-              <w:left w:w="0" w:type="dxa"/>
-              <w:right w:w="0" w:type="dxa"/>
-            </w:tcMar>
-            <w:vAlign w:val="top"/>
-          </w:tcPr>
-          <w:p>
-            <w:pPr>
-              <w:pStyle w:val="Normal"/>
-              <w:jc w:val="right"/>
-              <w:pBdr>
-                <w:bottom w:val="none" w:sz="0" w:space="0" w:color="000000"/>
-                <w:top w:val="none" w:sz="0" w:space="0" w:color="000000"/>
-                <w:left w:val="none" w:sz="0" w:space="0" w:color="000000"/>
-                <w:right w:val="none" w:sz="0" w:space="0" w:color="000000"/>
-              </w:pBdr>
-              <w:spacing w:after="120" w:before="120" w:line="240"/>
-              <w:ind w:left="120" w:right="120" w:firstLine="0" w:firstLineChars="0"/>
-              <w:rPr>
-                <w:rFonts w:ascii="Arial" w:hAnsi="Arial" w:eastAsia="Arial" w:cs="Arial"/>
-                <w:i w:val="false"/>
-                <w:b w:val="false"/>
-                <w:u w:val="none"/>
-                <w:sz w:val="22"/>
-                <w:szCs w:val="22"/>
-                <w:color w:val="000000"/>
-              </w:rPr>
-            </w:pPr>
-            <w:r>
-              <w:rPr>
-                <w:rFonts w:ascii="Arial" w:hAnsi="Arial" w:eastAsia="Arial" w:cs="Arial"/>
-                <w:i w:val="false"/>
-                <w:b w:val="false"/>
-                <w:u w:val="none"/>
-                <w:sz w:val="22"/>
-                <w:szCs w:val="22"/>
-                <w:color w:val="000000"/>
-              </w:rPr>
-              <w:t xml:space="preserve">106727       </w:t>
-            </w:r>
-          </w:p>
-        </w:tc>
-        <w:tc>
-          <w:tcPr>
-            <w:tcBorders>
-              <w:bottom w:val="none" w:sz="0" w:space="0" w:color="000000"/>
-              <w:top w:val="single" w:sz="3" w:space="0" w:color="000000"/>
-              <w:left w:val="none" w:sz="0" w:space="0" w:color="000000"/>
-              <w:right w:val="none" w:sz="0" w:space="0" w:color="000000"/>
-            </w:tcBorders>
-            <w:shd w:val="clear" w:color="auto" w:fill="FFFFFF"/>
-            <w:tcMar>
-              <w:top w:w="0" w:type="dxa"/>
-              <w:bottom w:w="0" w:type="dxa"/>
-              <w:left w:w="0" w:type="dxa"/>
-              <w:right w:w="0" w:type="dxa"/>
-            </w:tcMar>
-            <w:vAlign w:val="top"/>
-          </w:tcPr>
-          <w:p>
-            <w:pPr>
-              <w:pStyle w:val="Normal"/>
-              <w:jc w:val="right"/>
-              <w:pBdr>
-                <w:bottom w:val="none" w:sz="0" w:space="0" w:color="000000"/>
-                <w:top w:val="none" w:sz="0" w:space="0" w:color="000000"/>
-                <w:left w:val="none" w:sz="0" w:space="0" w:color="000000"/>
-                <w:right w:val="none" w:sz="0" w:space="0" w:color="000000"/>
-              </w:pBdr>
-              <w:spacing w:after="120" w:before="120" w:line="240"/>
-              <w:ind w:left="120" w:right="120" w:firstLine="0" w:firstLineChars="0"/>
-              <w:rPr>
-                <w:rFonts w:ascii="Arial" w:hAnsi="Arial" w:eastAsia="Arial" w:cs="Arial"/>
-                <w:i w:val="false"/>
-                <w:b w:val="false"/>
-                <w:u w:val="none"/>
-                <w:sz w:val="22"/>
-                <w:szCs w:val="22"/>
-                <w:color w:val="000000"/>
-              </w:rPr>
-            </w:pPr>
-            <w:r>
-              <w:rPr>
-                <w:rFonts w:ascii="Arial" w:hAnsi="Arial" w:eastAsia="Arial" w:cs="Arial"/>
-                <w:i w:val="false"/>
-                <w:b w:val="false"/>
-                <w:u w:val="none"/>
-                <w:sz w:val="22"/>
-                <w:szCs w:val="22"/>
-                <w:color w:val="000000"/>
-              </w:rPr>
-              <w:t xml:space="preserve">122641       </w:t>
-            </w:r>
-          </w:p>
-        </w:tc>
-        <w:tc>
-          <w:tcPr>
-            <w:tcBorders>
-              <w:bottom w:val="none" w:sz="0" w:space="0" w:color="000000"/>
-              <w:top w:val="single" w:sz="3" w:space="0" w:color="000000"/>
-              <w:left w:val="none" w:sz="0" w:space="0" w:color="000000"/>
-              <w:right w:val="none" w:sz="0" w:space="0" w:color="000000"/>
-            </w:tcBorders>
-            <w:shd w:val="clear" w:color="auto" w:fill="FFFFFF"/>
-            <w:tcMar>
-              <w:top w:w="0" w:type="dxa"/>
-              <w:bottom w:w="0" w:type="dxa"/>
-              <w:left w:w="0" w:type="dxa"/>
-              <w:right w:w="0" w:type="dxa"/>
-            </w:tcMar>
-            <w:vAlign w:val="top"/>
-          </w:tcPr>
-          <w:p>
-            <w:pPr>
-              <w:pStyle w:val="Normal"/>
-              <w:jc w:val="right"/>
-              <w:pBdr>
-                <w:bottom w:val="none" w:sz="0" w:space="0" w:color="000000"/>
-                <w:top w:val="none" w:sz="0" w:space="0" w:color="000000"/>
-                <w:left w:val="none" w:sz="0" w:space="0" w:color="000000"/>
-                <w:right w:val="none" w:sz="0" w:space="0" w:color="000000"/>
-              </w:pBdr>
-              <w:spacing w:after="120" w:before="120" w:line="240"/>
-              <w:ind w:left="120" w:right="120" w:firstLine="0" w:firstLineChars="0"/>
-              <w:rPr>
-                <w:rFonts w:ascii="Arial" w:hAnsi="Arial" w:eastAsia="Arial" w:cs="Arial"/>
-                <w:i w:val="false"/>
-                <w:b w:val="false"/>
-                <w:u w:val="none"/>
-                <w:sz w:val="22"/>
-                <w:szCs w:val="22"/>
-                <w:color w:val="000000"/>
-              </w:rPr>
-            </w:pPr>
-            <w:r>
-              <w:rPr>
-                <w:rFonts w:ascii="Arial" w:hAnsi="Arial" w:eastAsia="Arial" w:cs="Arial"/>
-                <w:i w:val="false"/>
-                <w:b w:val="false"/>
-                <w:u w:val="none"/>
-                <w:sz w:val="22"/>
-                <w:szCs w:val="22"/>
-                <w:color w:val="000000"/>
-              </w:rPr>
-              <w:t xml:space="preserve">122641       </w:t>
-            </w:r>
-          </w:p>
-        </w:tc>
-      </w:tr>
-      <w:tr>
-        <w:trPr>
-          <w:trHeight w:val="625" w:hRule="auto"/>
-        </w:trPr>
-        body21
-        <w:tc>
-          <w:tcPr>
-            <w:tcBorders>
-              <w:bottom w:val="none" w:sz="0" w:space="0" w:color="000000"/>
-              <w:top w:val="none" w:sz="0" w:space="0" w:color="000000"/>
-              <w:left w:val="none" w:sz="0" w:space="0" w:color="000000"/>
-              <w:right w:val="none" w:sz="0" w:space="0" w:color="000000"/>
-            </w:tcBorders>
-            <w:shd w:val="clear" w:color="auto" w:fill="FFFFFF"/>
-            <w:tcMar>
-              <w:top w:w="0" w:type="dxa"/>
-              <w:bottom w:w="0" w:type="dxa"/>
-              <w:left w:w="0" w:type="dxa"/>
-              <w:right w:w="0" w:type="dxa"/>
-            </w:tcMar>
-            <w:vAlign w:val="top"/>
-          </w:tcPr>
-          <w:p>
-            <w:pPr>
-              <w:pStyle w:val="Normal"/>
-              <w:jc w:val="left"/>
-              <w:pBdr>
-                <w:bottom w:val="none" w:sz="0" w:space="0" w:color="000000"/>
-                <w:top w:val="none" w:sz="0" w:space="0" w:color="000000"/>
-                <w:left w:val="none" w:sz="0" w:space="0" w:color="000000"/>
-                <w:right w:val="none" w:sz="0" w:space="0" w:color="000000"/>
-              </w:pBdr>
-              <w:spacing w:after="120" w:before="120" w:line="240"/>
-              <w:ind w:left="120" w:right="120" w:firstLine="0" w:firstLineChars="0"/>
-              <w:rPr>
-                <w:rFonts w:ascii="Arial" w:hAnsi="Arial" w:eastAsia="Arial" w:cs="Arial"/>
-                <w:i w:val="false"/>
-                <w:b w:val="false"/>
-                <w:u w:val="none"/>
-                <w:sz w:val="22"/>
-                <w:szCs w:val="22"/>
-                <w:color w:val="000000"/>
-              </w:rPr>
-            </w:pPr>
-            <w:r>
-              <w:rPr>
-                <w:rFonts w:ascii="Arial" w:hAnsi="Arial" w:eastAsia="Arial" w:cs="Arial"/>
-                <w:i w:val="false"/>
-                <w:b w:val="false"/>
-                <w:u w:val="none"/>
-                <w:sz w:val="22"/>
-                <w:szCs w:val="22"/>
-                <w:color w:val="000000"/>
-              </w:rPr>
-              <w:t xml:space="preserve">r2</w:t>
-            </w:r>
-          </w:p>
-        </w:tc>
-        <w:tc>
-          <w:tcPr>
-            <w:tcBorders>
-              <w:bottom w:val="none" w:sz="0" w:space="0" w:color="000000"/>
-              <w:top w:val="none" w:sz="0" w:space="0" w:color="000000"/>
-              <w:left w:val="none" w:sz="0" w:space="0" w:color="000000"/>
-              <w:right w:val="none" w:sz="0" w:space="0" w:color="000000"/>
-            </w:tcBorders>
-            <w:shd w:val="clear" w:color="auto" w:fill="FFFFFF"/>
-            <w:tcMar>
-              <w:top w:w="0" w:type="dxa"/>
-              <w:bottom w:w="0" w:type="dxa"/>
-              <w:left w:w="0" w:type="dxa"/>
-              <w:right w:w="0" w:type="dxa"/>
-            </w:tcMar>
-            <w:vAlign w:val="top"/>
-          </w:tcPr>
-          <w:p>
-            <w:pPr>
-              <w:pStyle w:val="Normal"/>
-              <w:jc w:val="right"/>
-              <w:pBdr>
-                <w:bottom w:val="none" w:sz="0" w:space="0" w:color="000000"/>
-                <w:top w:val="none" w:sz="0" w:space="0" w:color="000000"/>
-                <w:left w:val="none" w:sz="0" w:space="0" w:color="000000"/>
-                <w:right w:val="none" w:sz="0" w:space="0" w:color="000000"/>
-              </w:pBdr>
-              <w:spacing w:after="120" w:before="120" w:line="240"/>
-              <w:ind w:left="120" w:right="120" w:firstLine="0" w:firstLineChars="0"/>
-              <w:rPr>
-                <w:rFonts w:ascii="Arial" w:hAnsi="Arial" w:eastAsia="Arial" w:cs="Arial"/>
-                <w:i w:val="false"/>
-                <w:b w:val="false"/>
-                <w:u w:val="none"/>
-                <w:sz w:val="22"/>
-                <w:szCs w:val="22"/>
-                <w:color w:val="000000"/>
-              </w:rPr>
-            </w:pPr>
-            <w:r>
-              <w:rPr>
-                <w:rFonts w:ascii="Arial" w:hAnsi="Arial" w:eastAsia="Arial" w:cs="Arial"/>
-                <w:i w:val="false"/>
-                <w:b w:val="false"/>
-                <w:u w:val="none"/>
-                <w:sz w:val="22"/>
-                <w:szCs w:val="22"/>
-                <w:color w:val="000000"/>
-              </w:rPr>
-              <w:t xml:space="preserve">0.31    </w:t>
-            </w:r>
-          </w:p>
-        </w:tc>
-        <w:tc>
-          <w:tcPr>
-            <w:tcBorders>
-              <w:bottom w:val="none" w:sz="0" w:space="0" w:color="000000"/>
-              <w:top w:val="none" w:sz="0" w:space="0" w:color="000000"/>
-              <w:left w:val="none" w:sz="0" w:space="0" w:color="000000"/>
-              <w:right w:val="none" w:sz="0" w:space="0" w:color="000000"/>
-            </w:tcBorders>
-            <w:shd w:val="clear" w:color="auto" w:fill="FFFFFF"/>
-            <w:tcMar>
-              <w:top w:w="0" w:type="dxa"/>
-              <w:bottom w:w="0" w:type="dxa"/>
-              <w:left w:w="0" w:type="dxa"/>
-              <w:right w:w="0" w:type="dxa"/>
-            </w:tcMar>
-            <w:vAlign w:val="top"/>
-          </w:tcPr>
-          <w:p>
-            <w:pPr>
-              <w:pStyle w:val="Normal"/>
-              <w:jc w:val="right"/>
-              <w:pBdr>
-                <w:bottom w:val="none" w:sz="0" w:space="0" w:color="000000"/>
-                <w:top w:val="none" w:sz="0" w:space="0" w:color="000000"/>
-                <w:left w:val="none" w:sz="0" w:space="0" w:color="000000"/>
-                <w:right w:val="none" w:sz="0" w:space="0" w:color="000000"/>
-              </w:pBdr>
-              <w:spacing w:after="120" w:before="120" w:line="240"/>
-              <w:ind w:left="120" w:right="120" w:firstLine="0" w:firstLineChars="0"/>
-              <w:rPr>
-                <w:rFonts w:ascii="Arial" w:hAnsi="Arial" w:eastAsia="Arial" w:cs="Arial"/>
-                <w:i w:val="false"/>
-                <w:b w:val="false"/>
-                <w:u w:val="none"/>
-                <w:sz w:val="22"/>
-                <w:szCs w:val="22"/>
-                <w:color w:val="000000"/>
-              </w:rPr>
-            </w:pPr>
-            <w:r>
-              <w:rPr>
-                <w:rFonts w:ascii="Arial" w:hAnsi="Arial" w:eastAsia="Arial" w:cs="Arial"/>
-                <w:i w:val="false"/>
-                <w:b w:val="false"/>
-                <w:u w:val="none"/>
-                <w:sz w:val="22"/>
-                <w:szCs w:val="22"/>
-                <w:color w:val="000000"/>
-              </w:rPr>
-              <w:t xml:space="preserve">0.37    </w:t>
-            </w:r>
-          </w:p>
-        </w:tc>
-        <w:tc>
-          <w:tcPr>
-            <w:tcBorders>
-              <w:bottom w:val="none" w:sz="0" w:space="0" w:color="000000"/>
-              <w:top w:val="none" w:sz="0" w:space="0" w:color="000000"/>
-              <w:left w:val="none" w:sz="0" w:space="0" w:color="000000"/>
-              <w:right w:val="none" w:sz="0" w:space="0" w:color="000000"/>
-            </w:tcBorders>
-            <w:shd w:val="clear" w:color="auto" w:fill="FFFFFF"/>
-            <w:tcMar>
-              <w:top w:w="0" w:type="dxa"/>
-              <w:bottom w:w="0" w:type="dxa"/>
-              <w:left w:w="0" w:type="dxa"/>
-              <w:right w:w="0" w:type="dxa"/>
-            </w:tcMar>
-            <w:vAlign w:val="top"/>
-          </w:tcPr>
-          <w:p>
-            <w:pPr>
-              <w:pStyle w:val="Normal"/>
-              <w:jc w:val="right"/>
-              <w:pBdr>
-                <w:bottom w:val="none" w:sz="0" w:space="0" w:color="000000"/>
-                <w:top w:val="none" w:sz="0" w:space="0" w:color="000000"/>
-                <w:left w:val="none" w:sz="0" w:space="0" w:color="000000"/>
-                <w:right w:val="none" w:sz="0" w:space="0" w:color="000000"/>
-              </w:pBdr>
-              <w:spacing w:after="120" w:before="120" w:line="240"/>
-              <w:ind w:left="120" w:right="120" w:firstLine="0" w:firstLineChars="0"/>
-              <w:rPr>
-                <w:rFonts w:ascii="Arial" w:hAnsi="Arial" w:eastAsia="Arial" w:cs="Arial"/>
-                <w:i w:val="false"/>
-                <w:b w:val="false"/>
-                <w:u w:val="none"/>
-                <w:sz w:val="22"/>
-                <w:szCs w:val="22"/>
-                <w:color w:val="000000"/>
-              </w:rPr>
-            </w:pPr>
-            <w:r>
-              <w:rPr>
-                <w:rFonts w:ascii="Arial" w:hAnsi="Arial" w:eastAsia="Arial" w:cs="Arial"/>
-                <w:i w:val="false"/>
-                <w:b w:val="false"/>
-                <w:u w:val="none"/>
-                <w:sz w:val="22"/>
-                <w:szCs w:val="22"/>
-                <w:color w:val="000000"/>
-              </w:rPr>
-              <w:t xml:space="preserve">0.37    </w:t>
-            </w:r>
-          </w:p>
-        </w:tc>
-        <w:tc>
-          <w:tcPr>
-            <w:tcBorders>
-              <w:bottom w:val="none" w:sz="0" w:space="0" w:color="000000"/>
-              <w:top w:val="none" w:sz="0" w:space="0" w:color="000000"/>
-              <w:left w:val="none" w:sz="0" w:space="0" w:color="000000"/>
-              <w:right w:val="none" w:sz="0" w:space="0" w:color="000000"/>
-            </w:tcBorders>
-            <w:shd w:val="clear" w:color="auto" w:fill="FFFFFF"/>
-            <w:tcMar>
-              <w:top w:w="0" w:type="dxa"/>
-              <w:bottom w:w="0" w:type="dxa"/>
-              <w:left w:w="0" w:type="dxa"/>
-              <w:right w:w="0" w:type="dxa"/>
-            </w:tcMar>
-            <w:vAlign w:val="top"/>
-          </w:tcPr>
-          <w:p>
-            <w:pPr>
-              <w:pStyle w:val="Normal"/>
-              <w:jc w:val="right"/>
-              <w:pBdr>
-                <w:bottom w:val="none" w:sz="0" w:space="0" w:color="000000"/>
-                <w:top w:val="none" w:sz="0" w:space="0" w:color="000000"/>
-                <w:left w:val="none" w:sz="0" w:space="0" w:color="000000"/>
-                <w:right w:val="none" w:sz="0" w:space="0" w:color="000000"/>
-              </w:pBdr>
-              <w:spacing w:after="120" w:before="120" w:line="240"/>
-              <w:ind w:left="120" w:right="120" w:firstLine="0" w:firstLineChars="0"/>
-              <w:rPr>
-                <w:rFonts w:ascii="Arial" w:hAnsi="Arial" w:eastAsia="Arial" w:cs="Arial"/>
-                <w:i w:val="false"/>
-                <w:b w:val="false"/>
-                <w:u w:val="none"/>
-                <w:sz w:val="22"/>
-                <w:szCs w:val="22"/>
-                <w:color w:val="000000"/>
-              </w:rPr>
-            </w:pPr>
-            <w:r>
-              <w:rPr>
-                <w:rFonts w:ascii="Arial" w:hAnsi="Arial" w:eastAsia="Arial" w:cs="Arial"/>
-                <w:i w:val="false"/>
-                <w:b w:val="false"/>
-                <w:u w:val="none"/>
-                <w:sz w:val="22"/>
-                <w:szCs w:val="22"/>
-                <w:color w:val="000000"/>
-              </w:rPr>
-              <w:t xml:space="preserve">0.37    </w:t>
+              <w:t xml:space="preserve">AIC</w:t>
+            </w:r>
+          </w:p>
+        </w:tc>
+        <w:tc>
+          <w:tcPr>
+            <w:tcBorders>
+              <w:bottom w:val="none" w:sz="0" w:space="0" w:color="000000"/>
+              <w:top w:val="none" w:sz="0" w:space="0" w:color="000000"/>
+              <w:left w:val="none" w:sz="0" w:space="0" w:color="000000"/>
+              <w:right w:val="none" w:sz="0" w:space="0" w:color="000000"/>
+            </w:tcBorders>
+            <w:shd w:val="clear" w:color="auto" w:fill="FFFFFF"/>
+            <w:tcMar>
+              <w:top w:w="0" w:type="dxa"/>
+              <w:bottom w:w="0" w:type="dxa"/>
+              <w:left w:w="0" w:type="dxa"/>
+              <w:right w:w="0" w:type="dxa"/>
+            </w:tcMar>
+            <w:vAlign w:val="top"/>
+          </w:tcPr>
+          <w:p>
+            <w:pPr>
+              <w:pStyle w:val="Normal"/>
+              <w:jc w:val="right"/>
+              <w:pBdr>
+                <w:bottom w:val="none" w:sz="0" w:space="0" w:color="000000"/>
+                <w:top w:val="none" w:sz="0" w:space="0" w:color="000000"/>
+                <w:left w:val="none" w:sz="0" w:space="0" w:color="000000"/>
+                <w:right w:val="none" w:sz="0" w:space="0" w:color="000000"/>
+              </w:pBdr>
+              <w:spacing w:after="120" w:before="120" w:line="240"/>
+              <w:ind w:left="120" w:right="120" w:firstLine="0" w:firstLineChars="0"/>
+              <w:rPr>
+                <w:rFonts w:ascii="Arial" w:hAnsi="Arial" w:eastAsia="Arial" w:cs="Arial"/>
+                <w:i w:val="false"/>
+                <w:b w:val="false"/>
+                <w:u w:val="none"/>
+                <w:sz w:val="22"/>
+                <w:szCs w:val="22"/>
+                <w:color w:val="000000"/>
+              </w:rPr>
+            </w:pPr>
+            <w:r>
+              <w:rPr>
+                <w:rFonts w:ascii="Arial" w:hAnsi="Arial" w:eastAsia="Arial" w:cs="Arial"/>
+                <w:i w:val="false"/>
+                <w:b w:val="false"/>
+                <w:u w:val="none"/>
+                <w:sz w:val="22"/>
+                <w:szCs w:val="22"/>
+                <w:color w:val="000000"/>
+              </w:rPr>
+              <w:t xml:space="preserve">169368.66    </w:t>
+            </w:r>
+          </w:p>
+        </w:tc>
+        <w:tc>
+          <w:tcPr>
+            <w:tcBorders>
+              <w:bottom w:val="none" w:sz="0" w:space="0" w:color="000000"/>
+              <w:top w:val="none" w:sz="0" w:space="0" w:color="000000"/>
+              <w:left w:val="none" w:sz="0" w:space="0" w:color="000000"/>
+              <w:right w:val="none" w:sz="0" w:space="0" w:color="000000"/>
+            </w:tcBorders>
+            <w:shd w:val="clear" w:color="auto" w:fill="FFFFFF"/>
+            <w:tcMar>
+              <w:top w:w="0" w:type="dxa"/>
+              <w:bottom w:w="0" w:type="dxa"/>
+              <w:left w:w="0" w:type="dxa"/>
+              <w:right w:w="0" w:type="dxa"/>
+            </w:tcMar>
+            <w:vAlign w:val="top"/>
+          </w:tcPr>
+          <w:p>
+            <w:pPr>
+              <w:pStyle w:val="Normal"/>
+              <w:jc w:val="right"/>
+              <w:pBdr>
+                <w:bottom w:val="none" w:sz="0" w:space="0" w:color="000000"/>
+                <w:top w:val="none" w:sz="0" w:space="0" w:color="000000"/>
+                <w:left w:val="none" w:sz="0" w:space="0" w:color="000000"/>
+                <w:right w:val="none" w:sz="0" w:space="0" w:color="000000"/>
+              </w:pBdr>
+              <w:spacing w:after="120" w:before="120" w:line="240"/>
+              <w:ind w:left="120" w:right="120" w:firstLine="0" w:firstLineChars="0"/>
+              <w:rPr>
+                <w:rFonts w:ascii="Arial" w:hAnsi="Arial" w:eastAsia="Arial" w:cs="Arial"/>
+                <w:i w:val="false"/>
+                <w:b w:val="false"/>
+                <w:u w:val="none"/>
+                <w:sz w:val="22"/>
+                <w:szCs w:val="22"/>
+                <w:color w:val="000000"/>
+              </w:rPr>
+            </w:pPr>
+            <w:r>
+              <w:rPr>
+                <w:rFonts w:ascii="Arial" w:hAnsi="Arial" w:eastAsia="Arial" w:cs="Arial"/>
+                <w:i w:val="false"/>
+                <w:b w:val="false"/>
+                <w:u w:val="none"/>
+                <w:sz w:val="22"/>
+                <w:szCs w:val="22"/>
+                <w:color w:val="000000"/>
+              </w:rPr>
+              <w:t xml:space="preserve">1103957.61    </w:t>
+            </w:r>
+          </w:p>
+        </w:tc>
+        <w:tc>
+          <w:tcPr>
+            <w:tcBorders>
+              <w:bottom w:val="none" w:sz="0" w:space="0" w:color="000000"/>
+              <w:top w:val="none" w:sz="0" w:space="0" w:color="000000"/>
+              <w:left w:val="none" w:sz="0" w:space="0" w:color="000000"/>
+              <w:right w:val="none" w:sz="0" w:space="0" w:color="000000"/>
+            </w:tcBorders>
+            <w:shd w:val="clear" w:color="auto" w:fill="FFFFFF"/>
+            <w:tcMar>
+              <w:top w:w="0" w:type="dxa"/>
+              <w:bottom w:w="0" w:type="dxa"/>
+              <w:left w:w="0" w:type="dxa"/>
+              <w:right w:w="0" w:type="dxa"/>
+            </w:tcMar>
+            <w:vAlign w:val="top"/>
+          </w:tcPr>
+          <w:p>
+            <w:pPr>
+              <w:pStyle w:val="Normal"/>
+              <w:jc w:val="right"/>
+              <w:pBdr>
+                <w:bottom w:val="none" w:sz="0" w:space="0" w:color="000000"/>
+                <w:top w:val="none" w:sz="0" w:space="0" w:color="000000"/>
+                <w:left w:val="none" w:sz="0" w:space="0" w:color="000000"/>
+                <w:right w:val="none" w:sz="0" w:space="0" w:color="000000"/>
+              </w:pBdr>
+              <w:spacing w:after="120" w:before="120" w:line="240"/>
+              <w:ind w:left="120" w:right="120" w:firstLine="0" w:firstLineChars="0"/>
+              <w:rPr>
+                <w:rFonts w:ascii="Arial" w:hAnsi="Arial" w:eastAsia="Arial" w:cs="Arial"/>
+                <w:i w:val="false"/>
+                <w:b w:val="false"/>
+                <w:u w:val="none"/>
+                <w:sz w:val="22"/>
+                <w:szCs w:val="22"/>
+                <w:color w:val="000000"/>
+              </w:rPr>
+            </w:pPr>
+            <w:r>
+              <w:rPr>
+                <w:rFonts w:ascii="Arial" w:hAnsi="Arial" w:eastAsia="Arial" w:cs="Arial"/>
+                <w:i w:val="false"/>
+                <w:b w:val="false"/>
+                <w:u w:val="none"/>
+                <w:sz w:val="22"/>
+                <w:szCs w:val="22"/>
+                <w:color w:val="000000"/>
+              </w:rPr>
+              <w:t xml:space="preserve">1274991.24    </w:t>
+            </w:r>
+          </w:p>
+        </w:tc>
+        <w:tc>
+          <w:tcPr>
+            <w:tcBorders>
+              <w:bottom w:val="none" w:sz="0" w:space="0" w:color="000000"/>
+              <w:top w:val="none" w:sz="0" w:space="0" w:color="000000"/>
+              <w:left w:val="none" w:sz="0" w:space="0" w:color="000000"/>
+              <w:right w:val="none" w:sz="0" w:space="0" w:color="000000"/>
+            </w:tcBorders>
+            <w:shd w:val="clear" w:color="auto" w:fill="FFFFFF"/>
+            <w:tcMar>
+              <w:top w:w="0" w:type="dxa"/>
+              <w:bottom w:w="0" w:type="dxa"/>
+              <w:left w:w="0" w:type="dxa"/>
+              <w:right w:w="0" w:type="dxa"/>
+            </w:tcMar>
+            <w:vAlign w:val="top"/>
+          </w:tcPr>
+          <w:p>
+            <w:pPr>
+              <w:pStyle w:val="Normal"/>
+              <w:jc w:val="right"/>
+              <w:pBdr>
+                <w:bottom w:val="none" w:sz="0" w:space="0" w:color="000000"/>
+                <w:top w:val="none" w:sz="0" w:space="0" w:color="000000"/>
+                <w:left w:val="none" w:sz="0" w:space="0" w:color="000000"/>
+                <w:right w:val="none" w:sz="0" w:space="0" w:color="000000"/>
+              </w:pBdr>
+              <w:spacing w:after="120" w:before="120" w:line="240"/>
+              <w:ind w:left="120" w:right="120" w:firstLine="0" w:firstLineChars="0"/>
+              <w:rPr>
+                <w:rFonts w:ascii="Arial" w:hAnsi="Arial" w:eastAsia="Arial" w:cs="Arial"/>
+                <w:i w:val="false"/>
+                <w:b w:val="false"/>
+                <w:u w:val="none"/>
+                <w:sz w:val="22"/>
+                <w:szCs w:val="22"/>
+                <w:color w:val="000000"/>
+              </w:rPr>
+            </w:pPr>
+            <w:r>
+              <w:rPr>
+                <w:rFonts w:ascii="Arial" w:hAnsi="Arial" w:eastAsia="Arial" w:cs="Arial"/>
+                <w:i w:val="false"/>
+                <w:b w:val="false"/>
+                <w:u w:val="none"/>
+                <w:sz w:val="22"/>
+                <w:szCs w:val="22"/>
+                <w:color w:val="000000"/>
+              </w:rPr>
+              <w:t xml:space="preserve">1274957.98    </w:t>
             </w:r>
           </w:p>
         </w:tc>
@@ -5710,11 +5439,11 @@
         <w:trPr>
           <w:trHeight w:val="627" w:hRule="auto"/>
         </w:trPr>
-        body22
-        <w:tc>
-          <w:tcPr>
-            <w:tcBorders>
-              <w:bottom w:val="none" w:sz="0" w:space="0" w:color="000000"/>
+        body21
+        <w:tc>
+          <w:tcPr>
+            <w:tcBorders>
+              <w:bottom w:val="single" w:sz="6" w:space="0" w:color="000000"/>
               <w:top w:val="none" w:sz="0" w:space="0" w:color="000000"/>
               <w:left w:val="none" w:sz="0" w:space="0" w:color="000000"/>
               <w:right w:val="none" w:sz="0" w:space="0" w:color="000000"/>
@@ -5760,228 +5489,10 @@
                 <w:szCs w:val="22"/>
                 <w:color w:val="000000"/>
               </w:rPr>
-              <w:t xml:space="preserve">AIC</w:t>
-            </w:r>
-          </w:p>
-        </w:tc>
-        <w:tc>
-          <w:tcPr>
-            <w:tcBorders>
-              <w:bottom w:val="none" w:sz="0" w:space="0" w:color="000000"/>
-              <w:top w:val="none" w:sz="0" w:space="0" w:color="000000"/>
-              <w:left w:val="none" w:sz="0" w:space="0" w:color="000000"/>
-              <w:right w:val="none" w:sz="0" w:space="0" w:color="000000"/>
-            </w:tcBorders>
-            <w:shd w:val="clear" w:color="auto" w:fill="FFFFFF"/>
-            <w:tcMar>
-              <w:top w:w="0" w:type="dxa"/>
-              <w:bottom w:w="0" w:type="dxa"/>
-              <w:left w:w="0" w:type="dxa"/>
-              <w:right w:w="0" w:type="dxa"/>
-            </w:tcMar>
-            <w:vAlign w:val="top"/>
-          </w:tcPr>
-          <w:p>
-            <w:pPr>
-              <w:pStyle w:val="Normal"/>
-              <w:jc w:val="right"/>
-              <w:pBdr>
-                <w:bottom w:val="none" w:sz="0" w:space="0" w:color="000000"/>
-                <w:top w:val="none" w:sz="0" w:space="0" w:color="000000"/>
-                <w:left w:val="none" w:sz="0" w:space="0" w:color="000000"/>
-                <w:right w:val="none" w:sz="0" w:space="0" w:color="000000"/>
-              </w:pBdr>
-              <w:spacing w:after="120" w:before="120" w:line="240"/>
-              <w:ind w:left="120" w:right="120" w:firstLine="0" w:firstLineChars="0"/>
-              <w:rPr>
-                <w:rFonts w:ascii="Arial" w:hAnsi="Arial" w:eastAsia="Arial" w:cs="Arial"/>
-                <w:i w:val="false"/>
-                <w:b w:val="false"/>
-                <w:u w:val="none"/>
-                <w:sz w:val="22"/>
-                <w:szCs w:val="22"/>
-                <w:color w:val="000000"/>
-              </w:rPr>
-            </w:pPr>
-            <w:r>
-              <w:rPr>
-                <w:rFonts w:ascii="Arial" w:hAnsi="Arial" w:eastAsia="Arial" w:cs="Arial"/>
-                <w:i w:val="false"/>
-                <w:b w:val="false"/>
-                <w:u w:val="none"/>
-                <w:sz w:val="22"/>
-                <w:szCs w:val="22"/>
-                <w:color w:val="000000"/>
-              </w:rPr>
-              <w:t xml:space="preserve">168732.95    </w:t>
-            </w:r>
-          </w:p>
-        </w:tc>
-        <w:tc>
-          <w:tcPr>
-            <w:tcBorders>
-              <w:bottom w:val="none" w:sz="0" w:space="0" w:color="000000"/>
-              <w:top w:val="none" w:sz="0" w:space="0" w:color="000000"/>
-              <w:left w:val="none" w:sz="0" w:space="0" w:color="000000"/>
-              <w:right w:val="none" w:sz="0" w:space="0" w:color="000000"/>
-            </w:tcBorders>
-            <w:shd w:val="clear" w:color="auto" w:fill="FFFFFF"/>
-            <w:tcMar>
-              <w:top w:w="0" w:type="dxa"/>
-              <w:bottom w:w="0" w:type="dxa"/>
-              <w:left w:w="0" w:type="dxa"/>
-              <w:right w:w="0" w:type="dxa"/>
-            </w:tcMar>
-            <w:vAlign w:val="top"/>
-          </w:tcPr>
-          <w:p>
-            <w:pPr>
-              <w:pStyle w:val="Normal"/>
-              <w:jc w:val="right"/>
-              <w:pBdr>
-                <w:bottom w:val="none" w:sz="0" w:space="0" w:color="000000"/>
-                <w:top w:val="none" w:sz="0" w:space="0" w:color="000000"/>
-                <w:left w:val="none" w:sz="0" w:space="0" w:color="000000"/>
-                <w:right w:val="none" w:sz="0" w:space="0" w:color="000000"/>
-              </w:pBdr>
-              <w:spacing w:after="120" w:before="120" w:line="240"/>
-              <w:ind w:left="120" w:right="120" w:firstLine="0" w:firstLineChars="0"/>
-              <w:rPr>
-                <w:rFonts w:ascii="Arial" w:hAnsi="Arial" w:eastAsia="Arial" w:cs="Arial"/>
-                <w:i w:val="false"/>
-                <w:b w:val="false"/>
-                <w:u w:val="none"/>
-                <w:sz w:val="22"/>
-                <w:szCs w:val="22"/>
-                <w:color w:val="000000"/>
-              </w:rPr>
-            </w:pPr>
-            <w:r>
-              <w:rPr>
-                <w:rFonts w:ascii="Arial" w:hAnsi="Arial" w:eastAsia="Arial" w:cs="Arial"/>
-                <w:i w:val="false"/>
-                <w:b w:val="false"/>
-                <w:u w:val="none"/>
-                <w:sz w:val="22"/>
-                <w:szCs w:val="22"/>
-                <w:color w:val="000000"/>
-              </w:rPr>
-              <w:t xml:space="preserve">1099077.30    </w:t>
-            </w:r>
-          </w:p>
-        </w:tc>
-        <w:tc>
-          <w:tcPr>
-            <w:tcBorders>
-              <w:bottom w:val="none" w:sz="0" w:space="0" w:color="000000"/>
-              <w:top w:val="none" w:sz="0" w:space="0" w:color="000000"/>
-              <w:left w:val="none" w:sz="0" w:space="0" w:color="000000"/>
-              <w:right w:val="none" w:sz="0" w:space="0" w:color="000000"/>
-            </w:tcBorders>
-            <w:shd w:val="clear" w:color="auto" w:fill="FFFFFF"/>
-            <w:tcMar>
-              <w:top w:w="0" w:type="dxa"/>
-              <w:bottom w:w="0" w:type="dxa"/>
-              <w:left w:w="0" w:type="dxa"/>
-              <w:right w:w="0" w:type="dxa"/>
-            </w:tcMar>
-            <w:vAlign w:val="top"/>
-          </w:tcPr>
-          <w:p>
-            <w:pPr>
-              <w:pStyle w:val="Normal"/>
-              <w:jc w:val="right"/>
-              <w:pBdr>
-                <w:bottom w:val="none" w:sz="0" w:space="0" w:color="000000"/>
-                <w:top w:val="none" w:sz="0" w:space="0" w:color="000000"/>
-                <w:left w:val="none" w:sz="0" w:space="0" w:color="000000"/>
-                <w:right w:val="none" w:sz="0" w:space="0" w:color="000000"/>
-              </w:pBdr>
-              <w:spacing w:after="120" w:before="120" w:line="240"/>
-              <w:ind w:left="120" w:right="120" w:firstLine="0" w:firstLineChars="0"/>
-              <w:rPr>
-                <w:rFonts w:ascii="Arial" w:hAnsi="Arial" w:eastAsia="Arial" w:cs="Arial"/>
-                <w:i w:val="false"/>
-                <w:b w:val="false"/>
-                <w:u w:val="none"/>
-                <w:sz w:val="22"/>
-                <w:szCs w:val="22"/>
-                <w:color w:val="000000"/>
-              </w:rPr>
-            </w:pPr>
-            <w:r>
-              <w:rPr>
-                <w:rFonts w:ascii="Arial" w:hAnsi="Arial" w:eastAsia="Arial" w:cs="Arial"/>
-                <w:i w:val="false"/>
-                <w:b w:val="false"/>
-                <w:u w:val="none"/>
-                <w:sz w:val="22"/>
-                <w:szCs w:val="22"/>
-                <w:color w:val="000000"/>
-              </w:rPr>
-              <w:t xml:space="preserve">1269391.94    </w:t>
-            </w:r>
-          </w:p>
-        </w:tc>
-        <w:tc>
-          <w:tcPr>
-            <w:tcBorders>
-              <w:bottom w:val="none" w:sz="0" w:space="0" w:color="000000"/>
-              <w:top w:val="none" w:sz="0" w:space="0" w:color="000000"/>
-              <w:left w:val="none" w:sz="0" w:space="0" w:color="000000"/>
-              <w:right w:val="none" w:sz="0" w:space="0" w:color="000000"/>
-            </w:tcBorders>
-            <w:shd w:val="clear" w:color="auto" w:fill="FFFFFF"/>
-            <w:tcMar>
-              <w:top w:w="0" w:type="dxa"/>
-              <w:bottom w:w="0" w:type="dxa"/>
-              <w:left w:w="0" w:type="dxa"/>
-              <w:right w:w="0" w:type="dxa"/>
-            </w:tcMar>
-            <w:vAlign w:val="top"/>
-          </w:tcPr>
-          <w:p>
-            <w:pPr>
-              <w:pStyle w:val="Normal"/>
-              <w:jc w:val="right"/>
-              <w:pBdr>
-                <w:bottom w:val="none" w:sz="0" w:space="0" w:color="000000"/>
-                <w:top w:val="none" w:sz="0" w:space="0" w:color="000000"/>
-                <w:left w:val="none" w:sz="0" w:space="0" w:color="000000"/>
-                <w:right w:val="none" w:sz="0" w:space="0" w:color="000000"/>
-              </w:pBdr>
-              <w:spacing w:after="120" w:before="120" w:line="240"/>
-              <w:ind w:left="120" w:right="120" w:firstLine="0" w:firstLineChars="0"/>
-              <w:rPr>
-                <w:rFonts w:ascii="Arial" w:hAnsi="Arial" w:eastAsia="Arial" w:cs="Arial"/>
-                <w:i w:val="false"/>
-                <w:b w:val="false"/>
-                <w:u w:val="none"/>
-                <w:sz w:val="22"/>
-                <w:szCs w:val="22"/>
-                <w:color w:val="000000"/>
-              </w:rPr>
-            </w:pPr>
-            <w:r>
-              <w:rPr>
-                <w:rFonts w:ascii="Arial" w:hAnsi="Arial" w:eastAsia="Arial" w:cs="Arial"/>
-                <w:i w:val="false"/>
-                <w:b w:val="false"/>
-                <w:u w:val="none"/>
-                <w:sz w:val="22"/>
-                <w:szCs w:val="22"/>
-                <w:color w:val="000000"/>
-              </w:rPr>
-              <w:t xml:space="preserve">1269370.44    </w:t>
-            </w:r>
-          </w:p>
-        </w:tc>
-      </w:tr>
-      <w:tr>
-        <w:trPr>
-          <w:trHeight w:val="627" w:hRule="auto"/>
-        </w:trPr>
-        body23
+              <w:t xml:space="preserve">BIC</w:t>
+            </w:r>
+          </w:p>
+        </w:tc>
         <w:tc>
           <w:tcPr>
             <w:tcBorders>
@@ -6002,36 +5513,36 @@
           <w:p>
             <w:pPr>
               <w:pStyle w:val="Normal"/>
-              <w:jc w:val="left"/>
-              <w:pBdr>
-                <w:bottom w:val="none" w:sz="0" w:space="0" w:color="000000"/>
-                <w:top w:val="none" w:sz="0" w:space="0" w:color="000000"/>
-                <w:left w:val="none" w:sz="0" w:space="0" w:color="000000"/>
-                <w:right w:val="none" w:sz="0" w:space="0" w:color="000000"/>
-              </w:pBdr>
-              <w:spacing w:after="120" w:before="120" w:line="240"/>
-              <w:ind w:left="120" w:right="120" w:firstLine="0" w:firstLineChars="0"/>
-              <w:rPr>
-                <w:rFonts w:ascii="Arial" w:hAnsi="Arial" w:eastAsia="Arial" w:cs="Arial"/>
-                <w:i w:val="false"/>
-                <w:b w:val="false"/>
-                <w:u w:val="none"/>
-                <w:sz w:val="22"/>
-                <w:szCs w:val="22"/>
-                <w:color w:val="000000"/>
-              </w:rPr>
-            </w:pPr>
-            <w:r>
-              <w:rPr>
-                <w:rFonts w:ascii="Arial" w:hAnsi="Arial" w:eastAsia="Arial" w:cs="Arial"/>
-                <w:i w:val="false"/>
-                <w:b w:val="false"/>
-                <w:u w:val="none"/>
-                <w:sz w:val="22"/>
-                <w:szCs w:val="22"/>
-                <w:color w:val="000000"/>
-              </w:rPr>
-              <w:t xml:space="preserve">BIC</w:t>
+              <w:jc w:val="right"/>
+              <w:pBdr>
+                <w:bottom w:val="none" w:sz="0" w:space="0" w:color="000000"/>
+                <w:top w:val="none" w:sz="0" w:space="0" w:color="000000"/>
+                <w:left w:val="none" w:sz="0" w:space="0" w:color="000000"/>
+                <w:right w:val="none" w:sz="0" w:space="0" w:color="000000"/>
+              </w:pBdr>
+              <w:spacing w:after="120" w:before="120" w:line="240"/>
+              <w:ind w:left="120" w:right="120" w:firstLine="0" w:firstLineChars="0"/>
+              <w:rPr>
+                <w:rFonts w:ascii="Arial" w:hAnsi="Arial" w:eastAsia="Arial" w:cs="Arial"/>
+                <w:i w:val="false"/>
+                <w:b w:val="false"/>
+                <w:u w:val="none"/>
+                <w:sz w:val="22"/>
+                <w:szCs w:val="22"/>
+                <w:color w:val="000000"/>
+              </w:rPr>
+            </w:pPr>
+            <w:r>
+              <w:rPr>
+                <w:rFonts w:ascii="Arial" w:hAnsi="Arial" w:eastAsia="Arial" w:cs="Arial"/>
+                <w:i w:val="false"/>
+                <w:b w:val="false"/>
+                <w:u w:val="none"/>
+                <w:sz w:val="22"/>
+                <w:szCs w:val="22"/>
+                <w:color w:val="000000"/>
+              </w:rPr>
+              <w:t xml:space="preserve">169629.61    </w:t>
             </w:r>
           </w:p>
         </w:tc>
@@ -6084,7 +5595,7 @@
                 <w:szCs w:val="22"/>
                 <w:color w:val="000000"/>
               </w:rPr>
-              <w:t xml:space="preserve">169001.58    </w:t>
+              <w:t xml:space="preserve">1104283.26    </w:t>
             </w:r>
           </w:p>
         </w:tc>
@@ -6137,7 +5648,7 @@
                 <w:szCs w:val="22"/>
                 <w:color w:val="000000"/>
               </w:rPr>
-              <w:t xml:space="preserve">1099412.53    </w:t>
+              <w:t xml:space="preserve">1275331.33    </w:t>
             </w:r>
           </w:p>
         </w:tc>
@@ -6190,60 +5701,7 @@
                 <w:szCs w:val="22"/>
                 <w:color w:val="000000"/>
               </w:rPr>
-              <w:t xml:space="preserve">1269741.76    </w:t>
-            </w:r>
-          </w:p>
-        </w:tc>
-        <w:tc>
-          <w:tcPr>
-            <w:tcBorders>
-              <w:bottom w:val="single" w:sz="6" w:space="0" w:color="000000"/>
-              <w:top w:val="none" w:sz="0" w:space="0" w:color="000000"/>
-              <w:left w:val="none" w:sz="0" w:space="0" w:color="000000"/>
-              <w:right w:val="none" w:sz="0" w:space="0" w:color="000000"/>
-            </w:tcBorders>
-            <w:shd w:val="clear" w:color="auto" w:fill="FFFFFF"/>
-            <w:tcMar>
-              <w:top w:w="0" w:type="dxa"/>
-              <w:bottom w:w="0" w:type="dxa"/>
-              <w:left w:w="0" w:type="dxa"/>
-              <w:right w:w="0" w:type="dxa"/>
-            </w:tcMar>
-            <w:vAlign w:val="top"/>
-          </w:tcPr>
-          <w:p>
-            <w:pPr>
-              <w:pStyle w:val="Normal"/>
-              <w:jc w:val="right"/>
-              <w:pBdr>
-                <w:bottom w:val="none" w:sz="0" w:space="0" w:color="000000"/>
-                <w:top w:val="none" w:sz="0" w:space="0" w:color="000000"/>
-                <w:left w:val="none" w:sz="0" w:space="0" w:color="000000"/>
-                <w:right w:val="none" w:sz="0" w:space="0" w:color="000000"/>
-              </w:pBdr>
-              <w:spacing w:after="120" w:before="120" w:line="240"/>
-              <w:ind w:left="120" w:right="120" w:firstLine="0" w:firstLineChars="0"/>
-              <w:rPr>
-                <w:rFonts w:ascii="Arial" w:hAnsi="Arial" w:eastAsia="Arial" w:cs="Arial"/>
-                <w:i w:val="false"/>
-                <w:b w:val="false"/>
-                <w:u w:val="none"/>
-                <w:sz w:val="22"/>
-                <w:szCs w:val="22"/>
-                <w:color w:val="000000"/>
-              </w:rPr>
-            </w:pPr>
-            <w:r>
-              <w:rPr>
-                <w:rFonts w:ascii="Arial" w:hAnsi="Arial" w:eastAsia="Arial" w:cs="Arial"/>
-                <w:i w:val="false"/>
-                <w:b w:val="false"/>
-                <w:u w:val="none"/>
-                <w:sz w:val="22"/>
-                <w:szCs w:val="22"/>
-                <w:color w:val="000000"/>
-              </w:rPr>
-              <w:t xml:space="preserve">1269729.97    </w:t>
+              <w:t xml:space="preserve">1275307.79    </w:t>
             </w:r>
           </w:p>
         </w:tc>
@@ -6252,7 +5710,7 @@
         <w:trPr>
           <w:trHeight w:val="668" w:hRule="auto"/>
         </w:trPr>
-        body24
+        body22
         <w:tc>
           <w:tcPr>
             <w:gridSpan w:val="5"/>
